--- a/server/templates/process_template.docx
+++ b/server/templates/process_template.docx
@@ -183,7 +183,7 @@
               <w:rPr>
                 <w:rFonts w:asciiTheme="minorEastAsia" w:hAnsiTheme="minorEastAsia" w:cs="Times New Roman" w:hint="eastAsia"/>
                 <w:sz w:val="18"/>
-                <w:szCs w:val="18"/>
+                <w:szCs w:val="20"/>
               </w:rPr>
             </w:pPr>
             <w:r>
@@ -192,7 +192,43 @@
                 <w:sz w:val="18"/>
                 <w:szCs w:val="20"/>
               </w:rPr>
-              <w:t>{#machiningCenterSymbol}{machiningCenterSymbol}{/machiningCenterSymbol}机加工中心       {#mechanicsSymbol}{mechanicsSymbol}{/mechanicsSymbol}力学性能测试室        {#microSymbol}{microSymbol}{/microSymbol}显微结构表征室        {#physchemSymbol}{physchemSymbol}{/physchemSymbol}物化性能分析室</w:t>
+              <w:t>{#machiningCenterSymbol}{machiningCenterSymbol}{/machiningCenterSymbol}机加工中心       {#mechanicsSymbol}{mechanicsSymbol}{/mechanicsSymbol}力学性能测试室        {#microSymbol}{microSymbol}{/microSymbol}显微结构</w:t>
+            </w:r>
+            <w:proofErr w:type="gramStart"/>
+            <w:r>
+              <w:rPr>
+                <w:rFonts w:asciiTheme="minorEastAsia" w:hAnsiTheme="minorEastAsia" w:cs="Times New Roman" w:hint="eastAsia"/>
+                <w:sz w:val="18"/>
+                <w:szCs w:val="20"/>
+              </w:rPr>
+              <w:t>表征室</w:t>
+            </w:r>
+            <w:proofErr w:type="gramEnd"/>
+            <w:r>
+              <w:rPr>
+                <w:rFonts w:asciiTheme="minorEastAsia" w:hAnsiTheme="minorEastAsia" w:cs="Times New Roman" w:hint="eastAsia"/>
+                <w:sz w:val="18"/>
+                <w:szCs w:val="20"/>
+              </w:rPr>
+              <w:t xml:space="preserve">        {#physchemSymbol}{physchemSymbol}{/physchemSymbol}物化性能分析室</w:t>
+            </w:r>
+          </w:p>
+          <w:p>
+            <w:pPr>
+              <w:jc w:val="left"/>
+              <w:rPr>
+                <w:rFonts w:asciiTheme="minorEastAsia" w:hAnsiTheme="minorEastAsia" w:cs="Times New Roman" w:hint="eastAsia"/>
+                <w:sz w:val="18"/>
+                <w:szCs w:val="18"/>
+              </w:rPr>
+            </w:pPr>
+            <w:r>
+              <w:rPr>
+                <w:rFonts w:asciiTheme="minorEastAsia" w:hAnsiTheme="minorEastAsia" w:cs="Times New Roman" w:hint="eastAsia"/>
+                <w:sz w:val="18"/>
+                <w:szCs w:val="18"/>
+              </w:rPr>
+              <w:t>{#chemistrySymbol}{chemistrySymbol}{/chemistrySymbol}化学分析实验室</w:t>
             </w:r>
           </w:p>
         </w:tc>
@@ -289,7 +325,27 @@
                 <w:sz w:val="18"/>
                 <w:szCs w:val="18"/>
               </w:rPr>
-              <w:t>{sampleReceivedDate}</w:t>
+              <w:t>{</w:t>
+            </w:r>
+            <w:proofErr w:type="spellStart"/>
+            <w:r>
+              <w:rPr>
+                <w:rFonts w:asciiTheme="minorEastAsia" w:hAnsiTheme="minorEastAsia" w:cs="Times New Roman"/>
+                <w:bCs/>
+                <w:sz w:val="18"/>
+                <w:szCs w:val="18"/>
+              </w:rPr>
+              <w:t>sampleReceivedDate</w:t>
+            </w:r>
+            <w:proofErr w:type="spellEnd"/>
+            <w:r>
+              <w:rPr>
+                <w:rFonts w:asciiTheme="minorEastAsia" w:hAnsiTheme="minorEastAsia" w:cs="Times New Roman"/>
+                <w:bCs/>
+                <w:sz w:val="18"/>
+                <w:szCs w:val="18"/>
+              </w:rPr>
+              <w:t>}</w:t>
             </w:r>
           </w:p>
         </w:tc>
@@ -422,218 +478,50 @@
               <w:widowControl/>
               <w:textAlignment w:val="center"/>
               <w:rPr>
-                <w:rFonts w:ascii="Times New Roman" w:eastAsia="宋体" w:hAnsi="Times New Roman" w:cs="Times New Roman" w:hint="eastAsia"/>
-                <w:color w:val="000000"/>
-                <w:sz w:val="18"/>
-                <w:szCs w:val="18"/>
-              </w:rPr>
-            </w:pPr>
-            <w:sdt>
-              <w:sdtPr>
-                <w:rPr>
-                  <w:rFonts w:ascii="Times New Roman" w:eastAsia="宋体" w:hAnsi="Times New Roman" w:cs="Times New Roman" w:hint="eastAsia"/>
-                  <w:color w:val="000000"/>
-                  <w:sz w:val="20"/>
-                  <w:szCs w:val="20"/>
-                </w:rPr>
-                <w:id w:val="-1271400940"/>
-                <w15:appearance w15:val="hidden"/>
-                <w14:checkbox>
-                  <w14:checked w14:val="1"/>
-                  <w14:checkedState w14:val="0052" w14:font="Wingdings 2"/>
-                  <w14:uncheckedState w14:val="2610" w14:font="MS Gothic"/>
-                </w14:checkbox>
-              </w:sdtPr>
-              <w:sdtContent>
-                <w:r>
-                  <w:rPr>
-                    <w:rFonts w:ascii="Times New Roman" w:eastAsia="宋体" w:hAnsi="Times New Roman" w:cs="Times New Roman" w:hint="eastAsia"/>
-                    <w:color w:val="000000"/>
-                    <w:sz w:val="20"/>
-                    <w:szCs w:val="20"/>
-                  </w:rPr>
-                  <w:sym w:font="Wingdings 2" w:char="F052"/>
-                </w:r>
-              </w:sdtContent>
-            </w:sdt>
-            <w:r>
-              <w:rPr>
-                <w:rFonts w:ascii="Times New Roman" w:eastAsia="宋体" w:hAnsi="Times New Roman" w:cs="Times New Roman"/>
-                <w:color w:val="000000"/>
-                <w:sz w:val="18"/>
-                <w:szCs w:val="18"/>
-              </w:rPr>
-              <w:t>正常（收样后</w:t>
-            </w:r>
-            <w:r>
-              <w:rPr>
-                <w:rFonts w:ascii="Times New Roman" w:eastAsia="宋体" w:hAnsi="Times New Roman" w:cs="Times New Roman"/>
-                <w:color w:val="000000"/>
-                <w:sz w:val="18"/>
-                <w:szCs w:val="18"/>
-              </w:rPr>
-              <w:t>5</w:t>
-            </w:r>
-            <w:r>
-              <w:rPr>
-                <w:rFonts w:ascii="Times New Roman" w:eastAsia="宋体" w:hAnsi="Times New Roman" w:cs="Times New Roman"/>
-                <w:color w:val="000000"/>
-                <w:sz w:val="18"/>
-                <w:szCs w:val="18"/>
-              </w:rPr>
-              <w:t>个工作日开始检测）</w:t>
-            </w:r>
-            <w:sdt>
-              <w:sdtPr>
-                <w:rPr>
-                  <w:rFonts w:ascii="Times New Roman" w:eastAsia="宋体" w:hAnsi="Times New Roman" w:cs="Times New Roman" w:hint="eastAsia"/>
-                  <w:color w:val="000000"/>
-                  <w:sz w:val="20"/>
-                  <w:szCs w:val="20"/>
-                </w:rPr>
-                <w:id w:val="-2038883684"/>
-                <w15:appearance w15:val="hidden"/>
-                <w14:checkbox>
-                  <w14:checked w14:val="0"/>
-                  <w14:checkedState w14:val="0052" w14:font="Wingdings 2"/>
-                  <w14:uncheckedState w14:val="2610" w14:font="MS Gothic"/>
-                </w14:checkbox>
-              </w:sdtPr>
-              <w:sdtContent>
-                <w:r>
-                  <w:rPr>
-                    <w:rFonts w:ascii="MS Gothic" w:eastAsia="MS Gothic" w:hAnsi="MS Gothic" w:cs="Times New Roman" w:hint="eastAsia"/>
-                    <w:color w:val="000000"/>
-                    <w:sz w:val="20"/>
-                    <w:szCs w:val="20"/>
-                  </w:rPr>
-                  <w:t>☐</w:t>
-                </w:r>
-              </w:sdtContent>
-            </w:sdt>
-            <w:r>
-              <w:rPr>
-                <w:rFonts w:ascii="Times New Roman" w:eastAsia="宋体" w:hAnsi="Times New Roman" w:cs="Times New Roman"/>
-                <w:color w:val="000000"/>
-                <w:sz w:val="18"/>
-                <w:szCs w:val="18"/>
-              </w:rPr>
-              <w:t>加急</w:t>
-            </w:r>
-            <w:r>
-              <w:rPr>
-                <w:rFonts w:ascii="Times New Roman" w:eastAsia="宋体" w:hAnsi="Times New Roman" w:cs="Times New Roman" w:hint="eastAsia"/>
-                <w:color w:val="000000"/>
-                <w:sz w:val="18"/>
-                <w:szCs w:val="18"/>
-              </w:rPr>
-              <w:t>（加收</w:t>
-            </w:r>
-            <w:r>
-              <w:rPr>
-                <w:rFonts w:ascii="Times New Roman" w:eastAsia="宋体" w:hAnsi="Times New Roman" w:cs="Times New Roman" w:hint="eastAsia"/>
-                <w:color w:val="000000"/>
-                <w:sz w:val="18"/>
-                <w:szCs w:val="18"/>
-              </w:rPr>
-              <w:t>50%</w:t>
-            </w:r>
-            <w:r>
-              <w:rPr>
-                <w:rFonts w:ascii="Times New Roman" w:eastAsia="宋体" w:hAnsi="Times New Roman" w:cs="Times New Roman" w:hint="eastAsia"/>
-                <w:color w:val="000000"/>
-                <w:sz w:val="18"/>
-                <w:szCs w:val="18"/>
-              </w:rPr>
-              <w:t>检测费用）</w:t>
-            </w:r>
-            <w:r>
-              <w:rPr>
-                <w:rFonts w:ascii="Times New Roman" w:eastAsia="宋体" w:hAnsi="Times New Roman" w:cs="Times New Roman"/>
-                <w:color w:val="000000"/>
-                <w:sz w:val="18"/>
-                <w:szCs w:val="18"/>
-              </w:rPr>
-              <w:t xml:space="preserve">  </w:t>
-            </w:r>
-            <w:r>
-              <w:rPr>
-                <w:rFonts w:ascii="Times New Roman" w:eastAsia="宋体" w:hAnsi="Times New Roman" w:cs="Times New Roman" w:hint="eastAsia"/>
-                <w:color w:val="000000"/>
+                <w:rFonts w:asciiTheme="minorEastAsia" w:hAnsiTheme="minorEastAsia" w:cs="Times New Roman" w:hint="eastAsia"/>
+                <w:sz w:val="18"/>
+                <w:szCs w:val="18"/>
+              </w:rPr>
+            </w:pPr>
+            <w:r>
+              <w:rPr>
+                <w:rFonts w:asciiTheme="minorEastAsia" w:hAnsiTheme="minorEastAsia" w:cs="Times New Roman" w:hint="eastAsia"/>
                 <w:sz w:val="20"/>
                 <w:szCs w:val="20"/>
               </w:rPr>
-              <w:t xml:space="preserve"> </w:t>
-            </w:r>
-            <w:sdt>
-              <w:sdtPr>
-                <w:rPr>
-                  <w:rFonts w:ascii="Times New Roman" w:eastAsia="宋体" w:hAnsi="Times New Roman" w:cs="Times New Roman" w:hint="eastAsia"/>
-                  <w:color w:val="000000"/>
-                  <w:sz w:val="20"/>
-                  <w:szCs w:val="20"/>
-                </w:rPr>
-                <w:id w:val="359093516"/>
-                <w15:appearance w15:val="hidden"/>
-                <w14:checkbox>
-                  <w14:checked w14:val="0"/>
-                  <w14:checkedState w14:val="0052" w14:font="Wingdings 2"/>
-                  <w14:uncheckedState w14:val="2610" w14:font="MS Gothic"/>
-                </w14:checkbox>
-              </w:sdtPr>
-              <w:sdtContent>
-                <w:r>
-                  <w:rPr>
-                    <w:rFonts w:ascii="MS Gothic" w:eastAsia="MS Gothic" w:hAnsi="MS Gothic" w:cs="Times New Roman" w:hint="eastAsia"/>
-                    <w:color w:val="000000"/>
-                    <w:sz w:val="20"/>
-                    <w:szCs w:val="20"/>
-                  </w:rPr>
-                  <w:t>☐</w:t>
-                </w:r>
-              </w:sdtContent>
-            </w:sdt>
-            <w:r>
-              <w:rPr>
-                <w:rFonts w:ascii="Times New Roman" w:eastAsia="宋体" w:hAnsi="Times New Roman" w:cs="Times New Roman"/>
-                <w:color w:val="000000"/>
-                <w:sz w:val="18"/>
-                <w:szCs w:val="18"/>
-              </w:rPr>
-              <w:t>特急（</w:t>
-            </w:r>
-            <w:r>
-              <w:rPr>
-                <w:rStyle w:val="font61"/>
-                <w:rFonts w:eastAsia="宋体" w:hint="eastAsia"/>
-                <w:lang w:bidi="ar"/>
-              </w:rPr>
-              <w:t>加收</w:t>
-            </w:r>
-            <w:r>
-              <w:rPr>
-                <w:rStyle w:val="font61"/>
-                <w:rFonts w:eastAsia="宋体" w:hint="eastAsia"/>
-                <w:lang w:bidi="ar"/>
-              </w:rPr>
-              <w:t>100%</w:t>
-            </w:r>
-            <w:r>
-              <w:rPr>
-                <w:rStyle w:val="font61"/>
-                <w:rFonts w:eastAsia="宋体" w:hint="eastAsia"/>
-                <w:lang w:bidi="ar"/>
-              </w:rPr>
-              <w:t>检测费用</w:t>
-            </w:r>
-            <w:r>
-              <w:rPr>
-                <w:rFonts w:ascii="Times New Roman" w:eastAsia="宋体" w:hAnsi="Times New Roman" w:cs="Times New Roman"/>
-                <w:color w:val="000000"/>
-                <w:sz w:val="18"/>
-                <w:szCs w:val="18"/>
-              </w:rPr>
-              <w:t>）</w:t>
+              <w:t xml:space="preserve">{serviceType1Symbol}正常 </w:t>
+            </w:r>
+            <w:r>
+              <w:rPr>
+                <w:rFonts w:asciiTheme="minorEastAsia" w:hAnsiTheme="minorEastAsia" w:cs="Times New Roman"/>
+                <w:sz w:val="20"/>
+                <w:szCs w:val="20"/>
+              </w:rPr>
+              <w:t xml:space="preserve">  </w:t>
+            </w:r>
+            <w:r>
+              <w:rPr>
+                <w:rFonts w:asciiTheme="minorEastAsia" w:hAnsiTheme="minorEastAsia" w:cs="Times New Roman" w:hint="eastAsia"/>
+                <w:sz w:val="20"/>
+                <w:szCs w:val="20"/>
+              </w:rPr>
+              <w:t xml:space="preserve">{serviceType2Symbol}加急（加收50%检测费用） </w:t>
+            </w:r>
+            <w:r>
+              <w:rPr>
+                <w:rFonts w:asciiTheme="minorEastAsia" w:hAnsiTheme="minorEastAsia" w:cs="Times New Roman"/>
+                <w:sz w:val="20"/>
+                <w:szCs w:val="20"/>
+              </w:rPr>
+              <w:t xml:space="preserve">  </w:t>
+            </w:r>
+            <w:r>
+              <w:rPr>
+                <w:rFonts w:asciiTheme="minorEastAsia" w:hAnsiTheme="minorEastAsia" w:cs="Times New Roman" w:hint="eastAsia"/>
+                <w:sz w:val="20"/>
+                <w:szCs w:val="20"/>
+              </w:rPr>
+              <w:t>{serviceType3Symbol}特急（加收100%检测费用）</w:t>
             </w:r>
           </w:p>
         </w:tc>
@@ -976,7 +864,40 @@
                 <w:u w:val="single"/>
                 <w:lang w:bidi="ar"/>
               </w:rPr>
-              <w:t>{header_additional_info}</w:t>
+              <w:t>{</w:t>
+            </w:r>
+            <w:proofErr w:type="spellStart"/>
+            <w:r>
+              <w:rPr>
+                <w:rStyle w:val="font112"/>
+                <w:rFonts w:asciiTheme="minorEastAsia" w:hAnsiTheme="minorEastAsia" w:hint="default"/>
+                <w:sz w:val="18"/>
+                <w:u w:val="single"/>
+                <w:lang w:bidi="ar"/>
+              </w:rPr>
+              <w:t>header_additional_</w:t>
+            </w:r>
+            <w:proofErr w:type="gramStart"/>
+            <w:r>
+              <w:rPr>
+                <w:rStyle w:val="font112"/>
+                <w:rFonts w:asciiTheme="minorEastAsia" w:hAnsiTheme="minorEastAsia" w:hint="default"/>
+                <w:sz w:val="18"/>
+                <w:u w:val="single"/>
+                <w:lang w:bidi="ar"/>
+              </w:rPr>
+              <w:t>info</w:t>
+            </w:r>
+            <w:proofErr w:type="spellEnd"/>
+            <w:r>
+              <w:rPr>
+                <w:rStyle w:val="font112"/>
+                <w:rFonts w:asciiTheme="minorEastAsia" w:hAnsiTheme="minorEastAsia" w:hint="default"/>
+                <w:sz w:val="18"/>
+                <w:u w:val="single"/>
+                <w:lang w:bidi="ar"/>
+              </w:rPr>
+              <w:t>}</w:t>
             </w:r>
             <w:r>
               <w:rPr>
@@ -985,7 +906,17 @@
                 <w:szCs w:val="18"/>
                 <w:u w:val="single"/>
               </w:rPr>
-              <w:t xml:space="preserve">                    </w:t>
+              <w:t xml:space="preserve">   </w:t>
+            </w:r>
+            <w:proofErr w:type="gramEnd"/>
+            <w:r>
+              <w:rPr>
+                <w:rFonts w:ascii="宋体" w:eastAsia="宋体" w:hAnsi="宋体" w:cs="宋体" w:hint="eastAsia"/>
+                <w:sz w:val="18"/>
+                <w:szCs w:val="18"/>
+                <w:u w:val="single"/>
+              </w:rPr>
+              <w:t xml:space="preserve">                 </w:t>
             </w:r>
           </w:p>
         </w:tc>
@@ -1274,7 +1205,29 @@
                 <w:szCs w:val="18"/>
                 <w:lang w:bidi="ar"/>
               </w:rPr>
-              <w:t>{/breakableYesSymbol}</w:t>
+              <w:t>{/</w:t>
+            </w:r>
+            <w:proofErr w:type="spellStart"/>
+            <w:r>
+              <w:rPr>
+                <w:rFonts w:asciiTheme="minorEastAsia" w:hAnsiTheme="minorEastAsia" w:cs="Times New Roman"/>
+                <w:kern w:val="0"/>
+                <w:sz w:val="18"/>
+                <w:szCs w:val="18"/>
+                <w:lang w:bidi="ar"/>
+              </w:rPr>
+              <w:t>breakableYesSymbol</w:t>
+            </w:r>
+            <w:proofErr w:type="spellEnd"/>
+            <w:r>
+              <w:rPr>
+                <w:rFonts w:asciiTheme="minorEastAsia" w:hAnsiTheme="minorEastAsia" w:cs="Times New Roman"/>
+                <w:kern w:val="0"/>
+                <w:sz w:val="18"/>
+                <w:szCs w:val="18"/>
+                <w:lang w:bidi="ar"/>
+              </w:rPr>
+              <w:t>}</w:t>
             </w:r>
             <w:r>
               <w:rPr>
@@ -1322,7 +1275,25 @@
                 <w:sz w:val="18"/>
                 <w:szCs w:val="18"/>
               </w:rPr>
-              <w:t xml:space="preserve"> {#brittleYesSymbol}{brittleYesSymbol}{/brittleYesSymbol}{#brittleNoSymbol}{brittleNoSymbol}{/brittleNoSymbol}</w:t>
+              <w:t xml:space="preserve"> {#</w:t>
+            </w:r>
+            <w:proofErr w:type="gramStart"/>
+            <w:r>
+              <w:rPr>
+                <w:rFonts w:asciiTheme="minorEastAsia" w:hAnsiTheme="minorEastAsia" w:cs="Times New Roman"/>
+                <w:sz w:val="18"/>
+                <w:szCs w:val="18"/>
+              </w:rPr>
+              <w:t>brittleYesSymbol}{</w:t>
+            </w:r>
+            <w:proofErr w:type="gramEnd"/>
+            <w:r>
+              <w:rPr>
+                <w:rFonts w:asciiTheme="minorEastAsia" w:hAnsiTheme="minorEastAsia" w:cs="Times New Roman"/>
+                <w:sz w:val="18"/>
+                <w:szCs w:val="18"/>
+              </w:rPr>
+              <w:t>brittleYesSymbol}{/brittleYesSymbol}{#brittleNoSymbol}{brittleNoSymbol}{/brittleNoSymbol}</w:t>
             </w:r>
           </w:p>
         </w:tc>
@@ -1369,6 +1340,7 @@
                 <w:szCs w:val="18"/>
               </w:rPr>
             </w:pPr>
+            <w:proofErr w:type="gramStart"/>
             <w:r>
               <w:rPr>
                 <w:rFonts w:ascii="Times New Roman" w:eastAsia="宋体" w:hAnsi="Times New Roman" w:cs="Times New Roman" w:hint="eastAsia"/>
@@ -1377,6 +1349,7 @@
               </w:rPr>
               <w:t>余样处置</w:t>
             </w:r>
+            <w:proofErr w:type="gramEnd"/>
           </w:p>
         </w:tc>
         <w:tc>
@@ -1407,6 +1380,7 @@
               </w:rPr>
               <w:t>{</w:t>
             </w:r>
+            <w:proofErr w:type="spellStart"/>
             <w:r>
               <w:rPr>
                 <w:rFonts w:asciiTheme="minorEastAsia" w:hAnsiTheme="minorEastAsia" w:cs="Times New Roman"/>
@@ -1416,6 +1390,7 @@
               </w:rPr>
               <w:t>returnNoSymbol</w:t>
             </w:r>
+            <w:proofErr w:type="spellEnd"/>
             <w:r>
               <w:rPr>
                 <w:rFonts w:asciiTheme="minorEastAsia" w:hAnsiTheme="minorEastAsia" w:cs="Times New Roman" w:hint="eastAsia"/>
@@ -1445,6 +1420,7 @@
               </w:rPr>
               <w:t xml:space="preserve"> {</w:t>
             </w:r>
+            <w:proofErr w:type="spellStart"/>
             <w:r>
               <w:rPr>
                 <w:rFonts w:asciiTheme="minorEastAsia" w:hAnsiTheme="minorEastAsia" w:cs="Times New Roman"/>
@@ -1454,6 +1430,7 @@
               </w:rPr>
               <w:t>returnPickupSymbol</w:t>
             </w:r>
+            <w:proofErr w:type="spellEnd"/>
             <w:r>
               <w:rPr>
                 <w:rFonts w:asciiTheme="minorEastAsia" w:hAnsiTheme="minorEastAsia" w:cs="Times New Roman" w:hint="eastAsia"/>
@@ -1481,6 +1458,7 @@
               </w:rPr>
               <w:t>{</w:t>
             </w:r>
+            <w:proofErr w:type="spellStart"/>
             <w:r>
               <w:rPr>
                 <w:rFonts w:asciiTheme="minorEastAsia" w:hAnsiTheme="minorEastAsia" w:cs="Times New Roman"/>
@@ -1490,6 +1468,7 @@
               </w:rPr>
               <w:t>returnMailSymbol</w:t>
             </w:r>
+            <w:proofErr w:type="spellEnd"/>
             <w:r>
               <w:rPr>
                 <w:rFonts w:asciiTheme="minorEastAsia" w:hAnsiTheme="minorEastAsia" w:cs="Times New Roman" w:hint="eastAsia"/>
@@ -2311,7 +2290,31 @@
                 <w:szCs w:val="18"/>
                 <w:lang w:bidi="ar"/>
               </w:rPr>
-              <w:t>{#machiningItems}{sample_name}</w:t>
+              <w:t>{#</w:t>
+            </w:r>
+            <w:proofErr w:type="gramStart"/>
+            <w:r>
+              <w:rPr>
+                <w:rFonts w:ascii="Times New Roman" w:eastAsia="宋体" w:hAnsi="Times New Roman" w:cs="Times New Roman"/>
+                <w:color w:val="000000"/>
+                <w:kern w:val="0"/>
+                <w:sz w:val="18"/>
+                <w:szCs w:val="18"/>
+                <w:lang w:bidi="ar"/>
+              </w:rPr>
+              <w:t>machiningItems}{</w:t>
+            </w:r>
+            <w:proofErr w:type="gramEnd"/>
+            <w:r>
+              <w:rPr>
+                <w:rFonts w:ascii="Times New Roman" w:eastAsia="宋体" w:hAnsi="Times New Roman" w:cs="Times New Roman"/>
+                <w:color w:val="000000"/>
+                <w:kern w:val="0"/>
+                <w:sz w:val="18"/>
+                <w:szCs w:val="18"/>
+                <w:lang w:bidi="ar"/>
+              </w:rPr>
+              <w:t>sample_name}</w:t>
             </w:r>
           </w:p>
         </w:tc>
@@ -2345,6 +2348,7 @@
               </w:rPr>
               <w:t>{</w:t>
             </w:r>
+            <w:proofErr w:type="spellStart"/>
             <w:r>
               <w:rPr>
                 <w:rFonts w:ascii="Times New Roman" w:eastAsia="宋体" w:hAnsi="Times New Roman" w:cs="Times New Roman"/>
@@ -2352,7 +2356,17 @@
                 <w:sz w:val="18"/>
                 <w:szCs w:val="18"/>
               </w:rPr>
-              <w:t>original_no}</w:t>
+              <w:t>original_no</w:t>
+            </w:r>
+            <w:proofErr w:type="spellEnd"/>
+            <w:r>
+              <w:rPr>
+                <w:rFonts w:ascii="Times New Roman" w:eastAsia="宋体" w:hAnsi="Times New Roman" w:cs="Times New Roman"/>
+                <w:color w:val="000000" w:themeColor="text1"/>
+                <w:sz w:val="18"/>
+                <w:szCs w:val="18"/>
+              </w:rPr>
+              <w:t>}</w:t>
             </w:r>
           </w:p>
         </w:tc>
@@ -2387,7 +2401,31 @@
                 <w:szCs w:val="18"/>
                 <w:lang w:bidi="ar"/>
               </w:rPr>
-              <w:t>{test_item}</w:t>
+              <w:t>{</w:t>
+            </w:r>
+            <w:proofErr w:type="spellStart"/>
+            <w:r>
+              <w:rPr>
+                <w:rFonts w:ascii="Times New Roman" w:eastAsia="宋体" w:hAnsi="Times New Roman" w:cs="Times New Roman"/>
+                <w:color w:val="000000"/>
+                <w:kern w:val="0"/>
+                <w:sz w:val="18"/>
+                <w:szCs w:val="18"/>
+                <w:lang w:bidi="ar"/>
+              </w:rPr>
+              <w:t>test_item</w:t>
+            </w:r>
+            <w:proofErr w:type="spellEnd"/>
+            <w:r>
+              <w:rPr>
+                <w:rFonts w:ascii="Times New Roman" w:eastAsia="宋体" w:hAnsi="Times New Roman" w:cs="Times New Roman"/>
+                <w:color w:val="000000"/>
+                <w:kern w:val="0"/>
+                <w:sz w:val="18"/>
+                <w:szCs w:val="18"/>
+                <w:lang w:bidi="ar"/>
+              </w:rPr>
+              <w:t>}</w:t>
             </w:r>
           </w:p>
         </w:tc>
@@ -2418,7 +2456,25 @@
                 <w:sz w:val="18"/>
                 <w:szCs w:val="18"/>
               </w:rPr>
-              <w:t>{project_code}</w:t>
+              <w:t>{</w:t>
+            </w:r>
+            <w:proofErr w:type="spellStart"/>
+            <w:r>
+              <w:rPr>
+                <w:rFonts w:ascii="Times New Roman" w:eastAsia="宋体" w:hAnsi="Times New Roman" w:cs="Times New Roman"/>
+                <w:sz w:val="18"/>
+                <w:szCs w:val="18"/>
+              </w:rPr>
+              <w:t>project_code</w:t>
+            </w:r>
+            <w:proofErr w:type="spellEnd"/>
+            <w:r>
+              <w:rPr>
+                <w:rFonts w:ascii="Times New Roman" w:eastAsia="宋体" w:hAnsi="Times New Roman" w:cs="Times New Roman"/>
+                <w:sz w:val="18"/>
+                <w:szCs w:val="18"/>
+              </w:rPr>
+              <w:t>}</w:t>
             </w:r>
           </w:p>
         </w:tc>
@@ -2509,7 +2565,25 @@
                 <w:sz w:val="18"/>
                 <w:szCs w:val="18"/>
               </w:rPr>
-              <w:t>{note}{/machiningItems}</w:t>
+              <w:t>{note}{/</w:t>
+            </w:r>
+            <w:proofErr w:type="spellStart"/>
+            <w:r>
+              <w:rPr>
+                <w:rFonts w:ascii="Times New Roman" w:eastAsia="宋体" w:hAnsi="Times New Roman" w:cs="Times New Roman"/>
+                <w:sz w:val="18"/>
+                <w:szCs w:val="18"/>
+              </w:rPr>
+              <w:t>machiningItems</w:t>
+            </w:r>
+            <w:proofErr w:type="spellEnd"/>
+            <w:r>
+              <w:rPr>
+                <w:rFonts w:ascii="Times New Roman" w:eastAsia="宋体" w:hAnsi="Times New Roman" w:cs="Times New Roman"/>
+                <w:sz w:val="18"/>
+                <w:szCs w:val="18"/>
+              </w:rPr>
+              <w:t>}</w:t>
             </w:r>
           </w:p>
         </w:tc>
@@ -3252,7 +3326,7 @@
       </w:tr>
       <w:tr>
         <w:trPr>
-          <w:trHeight w:val="390"/>
+          <w:trHeight w:val="407"/>
         </w:trPr>
         <w:tc>
           <w:tcPr>
@@ -3305,256 +3379,6 @@
         </w:tc>
         <w:tc>
           <w:tcPr>
-            <w:tcW w:w="591" w:type="dxa"/>
-            <w:tcBorders>
-              <w:tl2br w:val="nil"/>
-              <w:tr2bl w:val="nil"/>
-            </w:tcBorders>
-            <w:shd w:val="clear" w:color="auto" w:fill="FFFFFF"/>
-            <w:vAlign w:val="center"/>
-          </w:tcPr>
-          <w:p>
-            <w:pPr>
-              <w:widowControl/>
-              <w:jc w:val="center"/>
-              <w:textAlignment w:val="center"/>
-              <w:rPr>
-                <w:rFonts w:ascii="Times New Roman" w:eastAsia="宋体" w:hAnsi="Times New Roman" w:cs="Times New Roman"/>
-                <w:kern w:val="0"/>
-                <w:sz w:val="18"/>
-                <w:szCs w:val="18"/>
-                <w:lang w:bidi="ar"/>
-              </w:rPr>
-            </w:pPr>
-          </w:p>
-        </w:tc>
-        <w:tc>
-          <w:tcPr>
-            <w:tcW w:w="1413" w:type="dxa"/>
-            <w:tcBorders>
-              <w:tl2br w:val="nil"/>
-              <w:tr2bl w:val="nil"/>
-            </w:tcBorders>
-            <w:shd w:val="clear" w:color="auto" w:fill="FFFFFF"/>
-            <w:vAlign w:val="center"/>
-          </w:tcPr>
-          <w:p>
-            <w:pPr>
-              <w:widowControl/>
-              <w:jc w:val="center"/>
-              <w:textAlignment w:val="center"/>
-              <w:rPr>
-                <w:rFonts w:ascii="Times New Roman" w:eastAsia="宋体" w:hAnsi="Times New Roman" w:cs="Times New Roman"/>
-                <w:kern w:val="0"/>
-                <w:sz w:val="18"/>
-                <w:szCs w:val="18"/>
-                <w:lang w:bidi="ar"/>
-              </w:rPr>
-            </w:pPr>
-          </w:p>
-        </w:tc>
-        <w:tc>
-          <w:tcPr>
-            <w:tcW w:w="1160" w:type="dxa"/>
-            <w:tcBorders>
-              <w:tl2br w:val="nil"/>
-              <w:tr2bl w:val="nil"/>
-            </w:tcBorders>
-            <w:shd w:val="clear" w:color="auto" w:fill="FFFFFF"/>
-            <w:vAlign w:val="center"/>
-          </w:tcPr>
-          <w:p>
-            <w:pPr>
-              <w:widowControl/>
-              <w:jc w:val="center"/>
-              <w:textAlignment w:val="center"/>
-              <w:rPr>
-                <w:rFonts w:ascii="Times New Roman" w:eastAsia="宋体" w:hAnsi="Times New Roman" w:cs="Times New Roman"/>
-                <w:kern w:val="0"/>
-                <w:sz w:val="18"/>
-                <w:szCs w:val="18"/>
-                <w:lang w:bidi="ar"/>
-              </w:rPr>
-            </w:pPr>
-          </w:p>
-        </w:tc>
-        <w:tc>
-          <w:tcPr>
-            <w:tcW w:w="1408" w:type="dxa"/>
-            <w:tcBorders>
-              <w:tl2br w:val="nil"/>
-              <w:tr2bl w:val="nil"/>
-            </w:tcBorders>
-            <w:shd w:val="clear" w:color="auto" w:fill="FFFFFF"/>
-            <w:vAlign w:val="center"/>
-          </w:tcPr>
-          <w:p>
-            <w:pPr>
-              <w:widowControl/>
-              <w:jc w:val="left"/>
-              <w:textAlignment w:val="center"/>
-              <w:rPr>
-                <w:rFonts w:ascii="Times New Roman" w:eastAsia="宋体" w:hAnsi="Times New Roman" w:cs="Times New Roman"/>
-                <w:kern w:val="0"/>
-                <w:sz w:val="18"/>
-                <w:szCs w:val="18"/>
-                <w:lang w:bidi="ar"/>
-              </w:rPr>
-            </w:pPr>
-          </w:p>
-        </w:tc>
-        <w:tc>
-          <w:tcPr>
-            <w:tcW w:w="1235" w:type="dxa"/>
-            <w:gridSpan w:val="2"/>
-            <w:tcBorders>
-              <w:tl2br w:val="nil"/>
-              <w:tr2bl w:val="nil"/>
-            </w:tcBorders>
-            <w:shd w:val="clear" w:color="auto" w:fill="FFFFFF"/>
-            <w:vAlign w:val="center"/>
-          </w:tcPr>
-          <w:p>
-            <w:pPr>
-              <w:widowControl/>
-              <w:textAlignment w:val="center"/>
-              <w:rPr>
-                <w:rFonts w:ascii="Times New Roman" w:eastAsia="宋体" w:hAnsi="Times New Roman" w:cs="Times New Roman"/>
-                <w:kern w:val="0"/>
-                <w:sz w:val="18"/>
-                <w:szCs w:val="18"/>
-                <w:lang w:bidi="ar"/>
-              </w:rPr>
-            </w:pPr>
-          </w:p>
-        </w:tc>
-        <w:tc>
-          <w:tcPr>
-            <w:tcW w:w="1522" w:type="dxa"/>
-            <w:tcBorders>
-              <w:tl2br w:val="nil"/>
-              <w:tr2bl w:val="nil"/>
-            </w:tcBorders>
-            <w:shd w:val="clear" w:color="auto" w:fill="FFFFFF"/>
-            <w:vAlign w:val="center"/>
-          </w:tcPr>
-          <w:p>
-            <w:pPr>
-              <w:widowControl/>
-              <w:jc w:val="center"/>
-              <w:textAlignment w:val="center"/>
-              <w:rPr>
-                <w:rFonts w:ascii="Times New Roman" w:eastAsia="宋体" w:hAnsi="Times New Roman" w:cs="Times New Roman"/>
-                <w:kern w:val="0"/>
-                <w:sz w:val="18"/>
-                <w:szCs w:val="18"/>
-                <w:lang w:bidi="ar"/>
-              </w:rPr>
-            </w:pPr>
-          </w:p>
-        </w:tc>
-        <w:tc>
-          <w:tcPr>
-            <w:tcW w:w="688" w:type="dxa"/>
-            <w:tcBorders>
-              <w:tl2br w:val="nil"/>
-              <w:tr2bl w:val="nil"/>
-            </w:tcBorders>
-            <w:shd w:val="clear" w:color="auto" w:fill="FFFFFF"/>
-            <w:vAlign w:val="center"/>
-          </w:tcPr>
-          <w:p>
-            <w:pPr>
-              <w:widowControl/>
-              <w:jc w:val="center"/>
-              <w:textAlignment w:val="center"/>
-              <w:rPr>
-                <w:rFonts w:ascii="Times New Roman" w:eastAsia="宋体" w:hAnsi="Times New Roman" w:cs="Times New Roman"/>
-                <w:kern w:val="0"/>
-                <w:sz w:val="18"/>
-                <w:szCs w:val="18"/>
-                <w:lang w:bidi="ar"/>
-              </w:rPr>
-            </w:pPr>
-          </w:p>
-        </w:tc>
-        <w:tc>
-          <w:tcPr>
-            <w:tcW w:w="1471" w:type="dxa"/>
-            <w:tcBorders>
-              <w:tl2br w:val="nil"/>
-              <w:tr2bl w:val="nil"/>
-            </w:tcBorders>
-            <w:shd w:val="clear" w:color="auto" w:fill="auto"/>
-            <w:vAlign w:val="center"/>
-          </w:tcPr>
-          <w:p>
-            <w:pPr>
-              <w:jc w:val="center"/>
-              <w:rPr>
-                <w:rFonts w:ascii="Times New Roman" w:eastAsia="宋体" w:hAnsi="Times New Roman" w:cs="Times New Roman"/>
-                <w:sz w:val="18"/>
-                <w:szCs w:val="18"/>
-              </w:rPr>
-            </w:pPr>
-          </w:p>
-        </w:tc>
-      </w:tr>
-      <w:tr>
-        <w:trPr>
-          <w:trHeight w:val="407"/>
-        </w:trPr>
-        <w:tc>
-          <w:tcPr>
-            <w:tcW w:w="951" w:type="dxa"/>
-            <w:vMerge/>
-            <w:tcBorders>
-              <w:tl2br w:val="nil"/>
-              <w:tr2bl w:val="nil"/>
-            </w:tcBorders>
-            <w:shd w:val="clear" w:color="auto" w:fill="auto"/>
-            <w:vAlign w:val="center"/>
-          </w:tcPr>
-          <w:p>
-            <w:pPr>
-              <w:jc w:val="center"/>
-              <w:rPr>
-                <w:rFonts w:ascii="Times New Roman" w:eastAsia="宋体" w:hAnsi="Times New Roman" w:cs="Times New Roman"/>
-                <w:b/>
-                <w:bCs/>
-                <w:color w:val="000000"/>
-                <w:sz w:val="18"/>
-                <w:szCs w:val="18"/>
-              </w:rPr>
-            </w:pPr>
-          </w:p>
-        </w:tc>
-        <w:tc>
-          <w:tcPr>
-            <w:tcW w:w="600" w:type="dxa"/>
-            <w:vMerge/>
-            <w:tcBorders>
-              <w:tl2br w:val="nil"/>
-              <w:tr2bl w:val="nil"/>
-            </w:tcBorders>
-            <w:shd w:val="clear" w:color="auto" w:fill="auto"/>
-            <w:noWrap/>
-            <w:vAlign w:val="center"/>
-          </w:tcPr>
-          <w:p>
-            <w:pPr>
-              <w:jc w:val="center"/>
-              <w:rPr>
-                <w:rFonts w:ascii="Times New Roman" w:eastAsia="宋体" w:hAnsi="Times New Roman" w:cs="Times New Roman"/>
-                <w:color w:val="000000"/>
-                <w:sz w:val="18"/>
-                <w:szCs w:val="18"/>
-              </w:rPr>
-            </w:pPr>
-          </w:p>
-        </w:tc>
-        <w:tc>
-          <w:tcPr>
             <w:tcW w:w="9488" w:type="dxa"/>
             <w:gridSpan w:val="9"/>
             <w:tcBorders>
@@ -3604,7 +3428,29 @@
                 <w:szCs w:val="18"/>
                 <w:lang w:bidi="ar"/>
               </w:rPr>
-              <w:t>{other_requirements}</w:t>
+              <w:t>{</w:t>
+            </w:r>
+            <w:proofErr w:type="spellStart"/>
+            <w:r>
+              <w:rPr>
+                <w:rFonts w:ascii="Times New Roman" w:eastAsia="宋体" w:hAnsi="Times New Roman" w:cs="Times New Roman"/>
+                <w:kern w:val="0"/>
+                <w:sz w:val="18"/>
+                <w:szCs w:val="18"/>
+                <w:lang w:bidi="ar"/>
+              </w:rPr>
+              <w:t>other_requirements</w:t>
+            </w:r>
+            <w:proofErr w:type="spellEnd"/>
+            <w:r>
+              <w:rPr>
+                <w:rFonts w:ascii="Times New Roman" w:eastAsia="宋体" w:hAnsi="Times New Roman" w:cs="Times New Roman"/>
+                <w:kern w:val="0"/>
+                <w:sz w:val="18"/>
+                <w:szCs w:val="18"/>
+                <w:lang w:bidi="ar"/>
+              </w:rPr>
+              <w:t>}</w:t>
             </w:r>
           </w:p>
         </w:tc>
@@ -4979,7 +4825,31 @@
                 <w:szCs w:val="18"/>
                 <w:lang w:bidi="ar"/>
               </w:rPr>
-              <w:t>{#mechanicsItems}{sample_name}</w:t>
+              <w:t>{#</w:t>
+            </w:r>
+            <w:proofErr w:type="gramStart"/>
+            <w:r>
+              <w:rPr>
+                <w:rFonts w:ascii="Times New Roman" w:eastAsia="宋体" w:hAnsi="Times New Roman" w:cs="Times New Roman"/>
+                <w:color w:val="000000"/>
+                <w:kern w:val="0"/>
+                <w:sz w:val="18"/>
+                <w:szCs w:val="18"/>
+                <w:lang w:bidi="ar"/>
+              </w:rPr>
+              <w:t>mechanicsItems}{</w:t>
+            </w:r>
+            <w:proofErr w:type="gramEnd"/>
+            <w:r>
+              <w:rPr>
+                <w:rFonts w:ascii="Times New Roman" w:eastAsia="宋体" w:hAnsi="Times New Roman" w:cs="Times New Roman"/>
+                <w:color w:val="000000"/>
+                <w:kern w:val="0"/>
+                <w:sz w:val="18"/>
+                <w:szCs w:val="18"/>
+                <w:lang w:bidi="ar"/>
+              </w:rPr>
+              <w:t>sample_name}</w:t>
             </w:r>
           </w:p>
         </w:tc>
@@ -5014,6 +4884,7 @@
               </w:rPr>
               <w:t>{</w:t>
             </w:r>
+            <w:proofErr w:type="spellStart"/>
             <w:r>
               <w:rPr>
                 <w:rFonts w:ascii="Times New Roman" w:eastAsia="宋体" w:hAnsi="Times New Roman" w:cs="Times New Roman"/>
@@ -5021,7 +4892,17 @@
                 <w:sz w:val="18"/>
                 <w:szCs w:val="18"/>
               </w:rPr>
-              <w:t>original_no}</w:t>
+              <w:t>original_no</w:t>
+            </w:r>
+            <w:proofErr w:type="spellEnd"/>
+            <w:r>
+              <w:rPr>
+                <w:rFonts w:ascii="Times New Roman" w:eastAsia="宋体" w:hAnsi="Times New Roman" w:cs="Times New Roman"/>
+                <w:color w:val="000000" w:themeColor="text1"/>
+                <w:sz w:val="18"/>
+                <w:szCs w:val="18"/>
+              </w:rPr>
+              <w:t>}</w:t>
             </w:r>
           </w:p>
         </w:tc>
@@ -5056,7 +4937,31 @@
                 <w:szCs w:val="18"/>
                 <w:lang w:bidi="ar"/>
               </w:rPr>
-              <w:t>{test_item}</w:t>
+              <w:t>{</w:t>
+            </w:r>
+            <w:proofErr w:type="spellStart"/>
+            <w:r>
+              <w:rPr>
+                <w:rFonts w:ascii="Times New Roman" w:eastAsia="宋体" w:hAnsi="Times New Roman" w:cs="Times New Roman"/>
+                <w:color w:val="000000"/>
+                <w:kern w:val="0"/>
+                <w:sz w:val="18"/>
+                <w:szCs w:val="18"/>
+                <w:lang w:bidi="ar"/>
+              </w:rPr>
+              <w:t>test_item</w:t>
+            </w:r>
+            <w:proofErr w:type="spellEnd"/>
+            <w:r>
+              <w:rPr>
+                <w:rFonts w:ascii="Times New Roman" w:eastAsia="宋体" w:hAnsi="Times New Roman" w:cs="Times New Roman"/>
+                <w:color w:val="000000"/>
+                <w:kern w:val="0"/>
+                <w:sz w:val="18"/>
+                <w:szCs w:val="18"/>
+                <w:lang w:bidi="ar"/>
+              </w:rPr>
+              <w:t>}</w:t>
             </w:r>
           </w:p>
         </w:tc>
@@ -5091,7 +4996,31 @@
                 <w:szCs w:val="18"/>
                 <w:lang w:bidi="ar"/>
               </w:rPr>
-              <w:t>{project_code}</w:t>
+              <w:t>{</w:t>
+            </w:r>
+            <w:proofErr w:type="spellStart"/>
+            <w:r>
+              <w:rPr>
+                <w:rFonts w:ascii="Times New Roman" w:eastAsia="宋体" w:hAnsi="Times New Roman" w:cs="Times New Roman"/>
+                <w:color w:val="000000"/>
+                <w:kern w:val="0"/>
+                <w:sz w:val="18"/>
+                <w:szCs w:val="18"/>
+                <w:lang w:bidi="ar"/>
+              </w:rPr>
+              <w:t>project_code</w:t>
+            </w:r>
+            <w:proofErr w:type="spellEnd"/>
+            <w:r>
+              <w:rPr>
+                <w:rFonts w:ascii="Times New Roman" w:eastAsia="宋体" w:hAnsi="Times New Roman" w:cs="Times New Roman"/>
+                <w:color w:val="000000"/>
+                <w:kern w:val="0"/>
+                <w:sz w:val="18"/>
+                <w:szCs w:val="18"/>
+                <w:lang w:bidi="ar"/>
+              </w:rPr>
+              <w:t>}</w:t>
             </w:r>
           </w:p>
         </w:tc>
@@ -5189,7 +5118,27 @@
                 <w:sz w:val="18"/>
                 <w:szCs w:val="18"/>
               </w:rPr>
-              <w:t>{note}{/mechanicsItems}</w:t>
+              <w:t>{note}{/</w:t>
+            </w:r>
+            <w:proofErr w:type="spellStart"/>
+            <w:r>
+              <w:rPr>
+                <w:rFonts w:ascii="Times New Roman" w:eastAsia="宋体" w:hAnsi="Times New Roman" w:cs="Times New Roman"/>
+                <w:color w:val="000000" w:themeColor="text1"/>
+                <w:sz w:val="18"/>
+                <w:szCs w:val="18"/>
+              </w:rPr>
+              <w:t>mechanicsItems</w:t>
+            </w:r>
+            <w:proofErr w:type="spellEnd"/>
+            <w:r>
+              <w:rPr>
+                <w:rFonts w:ascii="Times New Roman" w:eastAsia="宋体" w:hAnsi="Times New Roman" w:cs="Times New Roman"/>
+                <w:color w:val="000000" w:themeColor="text1"/>
+                <w:sz w:val="18"/>
+                <w:szCs w:val="18"/>
+              </w:rPr>
+              <w:t>}</w:t>
             </w:r>
           </w:p>
         </w:tc>
@@ -5959,7 +5908,7 @@
       </w:tr>
       <w:tr>
         <w:trPr>
-          <w:trHeight w:val="390"/>
+          <w:trHeight w:val="407"/>
         </w:trPr>
         <w:tc>
           <w:tcPr>
@@ -6012,265 +5961,6 @@
         </w:tc>
         <w:tc>
           <w:tcPr>
-            <w:tcW w:w="732" w:type="dxa"/>
-            <w:tcBorders>
-              <w:tl2br w:val="nil"/>
-              <w:tr2bl w:val="nil"/>
-            </w:tcBorders>
-            <w:shd w:val="clear" w:color="auto" w:fill="FFFFFF"/>
-            <w:vAlign w:val="center"/>
-          </w:tcPr>
-          <w:p>
-            <w:pPr>
-              <w:widowControl/>
-              <w:jc w:val="center"/>
-              <w:textAlignment w:val="center"/>
-              <w:rPr>
-                <w:rFonts w:ascii="Times New Roman" w:eastAsia="宋体" w:hAnsi="Times New Roman" w:cs="Times New Roman"/>
-                <w:color w:val="000000"/>
-                <w:kern w:val="0"/>
-                <w:sz w:val="18"/>
-                <w:szCs w:val="18"/>
-                <w:lang w:bidi="ar"/>
-              </w:rPr>
-            </w:pPr>
-          </w:p>
-        </w:tc>
-        <w:tc>
-          <w:tcPr>
-            <w:tcW w:w="1422" w:type="dxa"/>
-            <w:tcBorders>
-              <w:tl2br w:val="nil"/>
-              <w:tr2bl w:val="nil"/>
-            </w:tcBorders>
-            <w:shd w:val="clear" w:color="auto" w:fill="FFFFFF"/>
-            <w:vAlign w:val="center"/>
-          </w:tcPr>
-          <w:p>
-            <w:pPr>
-              <w:widowControl/>
-              <w:jc w:val="center"/>
-              <w:textAlignment w:val="center"/>
-              <w:rPr>
-                <w:rFonts w:ascii="Times New Roman" w:eastAsia="宋体" w:hAnsi="Times New Roman" w:cs="Times New Roman"/>
-                <w:color w:val="000000"/>
-                <w:kern w:val="0"/>
-                <w:sz w:val="18"/>
-                <w:szCs w:val="18"/>
-                <w:lang w:bidi="ar"/>
-              </w:rPr>
-            </w:pPr>
-          </w:p>
-        </w:tc>
-        <w:tc>
-          <w:tcPr>
-            <w:tcW w:w="1000" w:type="dxa"/>
-            <w:tcBorders>
-              <w:tl2br w:val="nil"/>
-              <w:tr2bl w:val="nil"/>
-            </w:tcBorders>
-            <w:shd w:val="clear" w:color="auto" w:fill="FFFFFF"/>
-            <w:vAlign w:val="center"/>
-          </w:tcPr>
-          <w:p>
-            <w:pPr>
-              <w:widowControl/>
-              <w:jc w:val="center"/>
-              <w:textAlignment w:val="center"/>
-              <w:rPr>
-                <w:rFonts w:ascii="Times New Roman" w:eastAsia="宋体" w:hAnsi="Times New Roman" w:cs="Times New Roman"/>
-                <w:color w:val="000000"/>
-                <w:kern w:val="0"/>
-                <w:sz w:val="18"/>
-                <w:szCs w:val="18"/>
-                <w:lang w:bidi="ar"/>
-              </w:rPr>
-            </w:pPr>
-          </w:p>
-        </w:tc>
-        <w:tc>
-          <w:tcPr>
-            <w:tcW w:w="1388" w:type="dxa"/>
-            <w:tcBorders>
-              <w:tl2br w:val="nil"/>
-              <w:tr2bl w:val="nil"/>
-            </w:tcBorders>
-            <w:shd w:val="clear" w:color="auto" w:fill="FFFFFF"/>
-            <w:vAlign w:val="center"/>
-          </w:tcPr>
-          <w:p>
-            <w:pPr>
-              <w:widowControl/>
-              <w:jc w:val="left"/>
-              <w:textAlignment w:val="center"/>
-              <w:rPr>
-                <w:rFonts w:ascii="Times New Roman" w:eastAsia="宋体" w:hAnsi="Times New Roman" w:cs="Times New Roman"/>
-                <w:color w:val="000000"/>
-                <w:kern w:val="0"/>
-                <w:sz w:val="18"/>
-                <w:szCs w:val="18"/>
-                <w:lang w:bidi="ar"/>
-              </w:rPr>
-            </w:pPr>
-          </w:p>
-        </w:tc>
-        <w:tc>
-          <w:tcPr>
-            <w:tcW w:w="1425" w:type="dxa"/>
-            <w:gridSpan w:val="2"/>
-            <w:tcBorders>
-              <w:tl2br w:val="nil"/>
-              <w:tr2bl w:val="nil"/>
-            </w:tcBorders>
-            <w:shd w:val="clear" w:color="auto" w:fill="FFFFFF"/>
-            <w:vAlign w:val="center"/>
-          </w:tcPr>
-          <w:p>
-            <w:pPr>
-              <w:widowControl/>
-              <w:textAlignment w:val="center"/>
-              <w:rPr>
-                <w:rFonts w:ascii="Times New Roman" w:eastAsia="宋体" w:hAnsi="Times New Roman" w:cs="Times New Roman"/>
-                <w:color w:val="000000"/>
-                <w:kern w:val="0"/>
-                <w:sz w:val="18"/>
-                <w:szCs w:val="18"/>
-                <w:lang w:bidi="ar"/>
-              </w:rPr>
-            </w:pPr>
-          </w:p>
-        </w:tc>
-        <w:tc>
-          <w:tcPr>
-            <w:tcW w:w="1120" w:type="dxa"/>
-            <w:gridSpan w:val="2"/>
-            <w:tcBorders>
-              <w:tl2br w:val="nil"/>
-              <w:tr2bl w:val="nil"/>
-            </w:tcBorders>
-            <w:shd w:val="clear" w:color="auto" w:fill="FFFFFF"/>
-            <w:vAlign w:val="center"/>
-          </w:tcPr>
-          <w:p>
-            <w:pPr>
-              <w:widowControl/>
-              <w:jc w:val="center"/>
-              <w:textAlignment w:val="center"/>
-              <w:rPr>
-                <w:rFonts w:ascii="Times New Roman" w:eastAsia="宋体" w:hAnsi="Times New Roman" w:cs="Times New Roman"/>
-                <w:color w:val="000000"/>
-                <w:kern w:val="0"/>
-                <w:sz w:val="18"/>
-                <w:szCs w:val="18"/>
-                <w:lang w:bidi="ar"/>
-              </w:rPr>
-            </w:pPr>
-          </w:p>
-        </w:tc>
-        <w:tc>
-          <w:tcPr>
-            <w:tcW w:w="638" w:type="dxa"/>
-            <w:tcBorders>
-              <w:tl2br w:val="nil"/>
-              <w:tr2bl w:val="nil"/>
-            </w:tcBorders>
-            <w:shd w:val="clear" w:color="auto" w:fill="FFFFFF"/>
-            <w:vAlign w:val="center"/>
-          </w:tcPr>
-          <w:p>
-            <w:pPr>
-              <w:widowControl/>
-              <w:jc w:val="center"/>
-              <w:textAlignment w:val="center"/>
-              <w:rPr>
-                <w:rFonts w:ascii="Times New Roman" w:eastAsia="宋体" w:hAnsi="Times New Roman" w:cs="Times New Roman"/>
-                <w:color w:val="000000"/>
-                <w:kern w:val="0"/>
-                <w:sz w:val="18"/>
-                <w:szCs w:val="18"/>
-                <w:lang w:bidi="ar"/>
-              </w:rPr>
-            </w:pPr>
-          </w:p>
-        </w:tc>
-        <w:tc>
-          <w:tcPr>
-            <w:tcW w:w="1763" w:type="dxa"/>
-            <w:tcBorders>
-              <w:tl2br w:val="nil"/>
-              <w:tr2bl w:val="nil"/>
-            </w:tcBorders>
-            <w:shd w:val="clear" w:color="auto" w:fill="auto"/>
-            <w:vAlign w:val="center"/>
-          </w:tcPr>
-          <w:p>
-            <w:pPr>
-              <w:jc w:val="center"/>
-              <w:rPr>
-                <w:rFonts w:ascii="Times New Roman" w:eastAsia="宋体" w:hAnsi="Times New Roman" w:cs="Times New Roman"/>
-                <w:color w:val="000000"/>
-                <w:sz w:val="18"/>
-                <w:szCs w:val="18"/>
-              </w:rPr>
-            </w:pPr>
-          </w:p>
-        </w:tc>
-      </w:tr>
-      <w:tr>
-        <w:trPr>
-          <w:trHeight w:val="407"/>
-        </w:trPr>
-        <w:tc>
-          <w:tcPr>
-            <w:tcW w:w="951" w:type="dxa"/>
-            <w:vMerge/>
-            <w:tcBorders>
-              <w:tl2br w:val="nil"/>
-              <w:tr2bl w:val="nil"/>
-            </w:tcBorders>
-            <w:shd w:val="clear" w:color="auto" w:fill="auto"/>
-            <w:vAlign w:val="center"/>
-          </w:tcPr>
-          <w:p>
-            <w:pPr>
-              <w:jc w:val="center"/>
-              <w:rPr>
-                <w:rFonts w:ascii="Times New Roman" w:eastAsia="宋体" w:hAnsi="Times New Roman" w:cs="Times New Roman"/>
-                <w:b/>
-                <w:bCs/>
-                <w:color w:val="000000"/>
-                <w:sz w:val="18"/>
-                <w:szCs w:val="18"/>
-              </w:rPr>
-            </w:pPr>
-          </w:p>
-        </w:tc>
-        <w:tc>
-          <w:tcPr>
-            <w:tcW w:w="600" w:type="dxa"/>
-            <w:vMerge/>
-            <w:tcBorders>
-              <w:tl2br w:val="nil"/>
-              <w:tr2bl w:val="nil"/>
-            </w:tcBorders>
-            <w:shd w:val="clear" w:color="auto" w:fill="auto"/>
-            <w:noWrap/>
-            <w:vAlign w:val="center"/>
-          </w:tcPr>
-          <w:p>
-            <w:pPr>
-              <w:jc w:val="center"/>
-              <w:rPr>
-                <w:rFonts w:ascii="Times New Roman" w:eastAsia="宋体" w:hAnsi="Times New Roman" w:cs="Times New Roman"/>
-                <w:color w:val="000000"/>
-                <w:sz w:val="18"/>
-                <w:szCs w:val="18"/>
-              </w:rPr>
-            </w:pPr>
-          </w:p>
-        </w:tc>
-        <w:tc>
-          <w:tcPr>
             <w:tcW w:w="9488" w:type="dxa"/>
             <w:gridSpan w:val="10"/>
             <w:tcBorders>
@@ -6324,7 +6014,31 @@
                 <w:szCs w:val="18"/>
                 <w:lang w:bidi="ar"/>
               </w:rPr>
-              <w:t>{other_requirements}</w:t>
+              <w:t>{</w:t>
+            </w:r>
+            <w:proofErr w:type="spellStart"/>
+            <w:r>
+              <w:rPr>
+                <w:rFonts w:ascii="Times New Roman" w:eastAsia="宋体" w:hAnsi="Times New Roman" w:cs="Times New Roman"/>
+                <w:color w:val="000000"/>
+                <w:kern w:val="0"/>
+                <w:sz w:val="18"/>
+                <w:szCs w:val="18"/>
+                <w:lang w:bidi="ar"/>
+              </w:rPr>
+              <w:t>other_requirements</w:t>
+            </w:r>
+            <w:proofErr w:type="spellEnd"/>
+            <w:r>
+              <w:rPr>
+                <w:rFonts w:ascii="Times New Roman" w:eastAsia="宋体" w:hAnsi="Times New Roman" w:cs="Times New Roman"/>
+                <w:color w:val="000000"/>
+                <w:kern w:val="0"/>
+                <w:sz w:val="18"/>
+                <w:szCs w:val="18"/>
+                <w:lang w:bidi="ar"/>
+              </w:rPr>
+              <w:t>}</w:t>
             </w:r>
           </w:p>
         </w:tc>
@@ -7283,8 +6997,23 @@
                 <w:szCs w:val="18"/>
                 <w:lang w:bidi="ar"/>
               </w:rPr>
-              <w:t>显微结构表征室</w:t>
-            </w:r>
+              <w:t>显微结构</w:t>
+            </w:r>
+            <w:proofErr w:type="gramStart"/>
+            <w:r>
+              <w:rPr>
+                <w:rFonts w:ascii="Times New Roman" w:eastAsia="宋体" w:hAnsi="Times New Roman" w:cs="Times New Roman"/>
+                <w:b/>
+                <w:bCs/>
+                <w:color w:val="000000"/>
+                <w:kern w:val="0"/>
+                <w:sz w:val="18"/>
+                <w:szCs w:val="18"/>
+                <w:lang w:bidi="ar"/>
+              </w:rPr>
+              <w:t>表征室</w:t>
+            </w:r>
+            <w:proofErr w:type="gramEnd"/>
             <w:r>
               <w:rPr>
                 <w:rFonts w:ascii="Times New Roman" w:eastAsia="宋体" w:hAnsi="Times New Roman" w:cs="Times New Roman"/>
@@ -7750,18 +7479,40 @@
                 <w:sz w:val="18"/>
                 <w:szCs w:val="18"/>
               </w:rPr>
-              <w:t>{#microItems}</w:t>
-            </w:r>
-            <w:r>
-              <w:rPr>
-                <w:rFonts w:ascii="Times New Roman" w:eastAsia="宋体" w:hAnsi="Times New Roman" w:cs="Times New Roman"/>
-                <w:color w:val="000000"/>
-                <w:kern w:val="0"/>
-                <w:sz w:val="18"/>
-                <w:szCs w:val="18"/>
-                <w:lang w:bidi="ar"/>
-              </w:rPr>
-              <w:t>{sample_name}</w:t>
+              <w:t>{#</w:t>
+            </w:r>
+            <w:proofErr w:type="gramStart"/>
+            <w:r>
+              <w:rPr>
+                <w:rFonts w:ascii="Times New Roman" w:eastAsia="宋体" w:hAnsi="Times New Roman" w:cs="Times New Roman"/>
+                <w:color w:val="000000" w:themeColor="text1"/>
+                <w:sz w:val="18"/>
+                <w:szCs w:val="18"/>
+              </w:rPr>
+              <w:t>microItems}</w:t>
+            </w:r>
+            <w:r>
+              <w:rPr>
+                <w:rFonts w:ascii="Times New Roman" w:eastAsia="宋体" w:hAnsi="Times New Roman" w:cs="Times New Roman"/>
+                <w:color w:val="000000"/>
+                <w:kern w:val="0"/>
+                <w:sz w:val="18"/>
+                <w:szCs w:val="18"/>
+                <w:lang w:bidi="ar"/>
+              </w:rPr>
+              <w:t>{</w:t>
+            </w:r>
+            <w:proofErr w:type="gramEnd"/>
+            <w:r>
+              <w:rPr>
+                <w:rFonts w:ascii="Times New Roman" w:eastAsia="宋体" w:hAnsi="Times New Roman" w:cs="Times New Roman"/>
+                <w:color w:val="000000"/>
+                <w:kern w:val="0"/>
+                <w:sz w:val="18"/>
+                <w:szCs w:val="18"/>
+                <w:lang w:bidi="ar"/>
+              </w:rPr>
+              <w:t>sample_name}</w:t>
             </w:r>
           </w:p>
         </w:tc>
@@ -7796,6 +7547,7 @@
               </w:rPr>
               <w:t>{</w:t>
             </w:r>
+            <w:proofErr w:type="spellStart"/>
             <w:r>
               <w:rPr>
                 <w:rFonts w:ascii="Times New Roman" w:eastAsia="宋体" w:hAnsi="Times New Roman" w:cs="Times New Roman"/>
@@ -7803,7 +7555,17 @@
                 <w:sz w:val="18"/>
                 <w:szCs w:val="18"/>
               </w:rPr>
-              <w:t>original_no}</w:t>
+              <w:t>original_no</w:t>
+            </w:r>
+            <w:proofErr w:type="spellEnd"/>
+            <w:r>
+              <w:rPr>
+                <w:rFonts w:ascii="Times New Roman" w:eastAsia="宋体" w:hAnsi="Times New Roman" w:cs="Times New Roman"/>
+                <w:color w:val="000000" w:themeColor="text1"/>
+                <w:sz w:val="18"/>
+                <w:szCs w:val="18"/>
+              </w:rPr>
+              <w:t>}</w:t>
             </w:r>
           </w:p>
         </w:tc>
@@ -7836,7 +7598,27 @@
                 <w:sz w:val="18"/>
                 <w:szCs w:val="18"/>
               </w:rPr>
-              <w:t>{test_item}</w:t>
+              <w:t>{</w:t>
+            </w:r>
+            <w:proofErr w:type="spellStart"/>
+            <w:r>
+              <w:rPr>
+                <w:rFonts w:ascii="Times New Roman" w:eastAsia="宋体" w:hAnsi="Times New Roman" w:cs="Times New Roman"/>
+                <w:color w:val="000000" w:themeColor="text1"/>
+                <w:sz w:val="18"/>
+                <w:szCs w:val="18"/>
+              </w:rPr>
+              <w:t>test_item</w:t>
+            </w:r>
+            <w:proofErr w:type="spellEnd"/>
+            <w:r>
+              <w:rPr>
+                <w:rFonts w:ascii="Times New Roman" w:eastAsia="宋体" w:hAnsi="Times New Roman" w:cs="Times New Roman"/>
+                <w:color w:val="000000" w:themeColor="text1"/>
+                <w:sz w:val="18"/>
+                <w:szCs w:val="18"/>
+              </w:rPr>
+              <w:t>}</w:t>
             </w:r>
           </w:p>
         </w:tc>
@@ -7869,7 +7651,27 @@
                 <w:sz w:val="18"/>
                 <w:szCs w:val="18"/>
               </w:rPr>
-              <w:t>{project_code}</w:t>
+              <w:t>{</w:t>
+            </w:r>
+            <w:proofErr w:type="spellStart"/>
+            <w:r>
+              <w:rPr>
+                <w:rFonts w:ascii="Times New Roman" w:eastAsia="宋体" w:hAnsi="Times New Roman" w:cs="Times New Roman"/>
+                <w:color w:val="000000" w:themeColor="text1"/>
+                <w:sz w:val="18"/>
+                <w:szCs w:val="18"/>
+              </w:rPr>
+              <w:t>project_code</w:t>
+            </w:r>
+            <w:proofErr w:type="spellEnd"/>
+            <w:r>
+              <w:rPr>
+                <w:rFonts w:ascii="Times New Roman" w:eastAsia="宋体" w:hAnsi="Times New Roman" w:cs="Times New Roman"/>
+                <w:color w:val="000000" w:themeColor="text1"/>
+                <w:sz w:val="18"/>
+                <w:szCs w:val="18"/>
+              </w:rPr>
+              <w:t>}</w:t>
             </w:r>
           </w:p>
         </w:tc>
@@ -7967,7 +7769,27 @@
                 <w:sz w:val="18"/>
                 <w:szCs w:val="18"/>
               </w:rPr>
-              <w:t>{note}{/microItems}</w:t>
+              <w:t>{note}{/</w:t>
+            </w:r>
+            <w:proofErr w:type="spellStart"/>
+            <w:r>
+              <w:rPr>
+                <w:rFonts w:ascii="Times New Roman" w:eastAsia="宋体" w:hAnsi="Times New Roman" w:cs="Times New Roman"/>
+                <w:color w:val="000000" w:themeColor="text1"/>
+                <w:sz w:val="18"/>
+                <w:szCs w:val="18"/>
+              </w:rPr>
+              <w:t>microItems</w:t>
+            </w:r>
+            <w:proofErr w:type="spellEnd"/>
+            <w:r>
+              <w:rPr>
+                <w:rFonts w:ascii="Times New Roman" w:eastAsia="宋体" w:hAnsi="Times New Roman" w:cs="Times New Roman"/>
+                <w:color w:val="000000" w:themeColor="text1"/>
+                <w:sz w:val="18"/>
+                <w:szCs w:val="18"/>
+              </w:rPr>
+              <w:t>}</w:t>
             </w:r>
           </w:p>
         </w:tc>
@@ -8737,7 +8559,7 @@
       </w:tr>
       <w:tr>
         <w:trPr>
-          <w:trHeight w:val="390"/>
+          <w:trHeight w:val="407"/>
         </w:trPr>
         <w:tc>
           <w:tcPr>
@@ -8790,265 +8612,6 @@
         </w:tc>
         <w:tc>
           <w:tcPr>
-            <w:tcW w:w="732" w:type="dxa"/>
-            <w:tcBorders>
-              <w:tl2br w:val="nil"/>
-              <w:tr2bl w:val="nil"/>
-            </w:tcBorders>
-            <w:shd w:val="clear" w:color="auto" w:fill="FFFFFF"/>
-            <w:vAlign w:val="center"/>
-          </w:tcPr>
-          <w:p>
-            <w:pPr>
-              <w:widowControl/>
-              <w:jc w:val="center"/>
-              <w:textAlignment w:val="center"/>
-              <w:rPr>
-                <w:rFonts w:ascii="Times New Roman" w:eastAsia="宋体" w:hAnsi="Times New Roman" w:cs="Times New Roman"/>
-                <w:color w:val="000000"/>
-                <w:kern w:val="0"/>
-                <w:sz w:val="18"/>
-                <w:szCs w:val="18"/>
-                <w:lang w:bidi="ar"/>
-              </w:rPr>
-            </w:pPr>
-          </w:p>
-        </w:tc>
-        <w:tc>
-          <w:tcPr>
-            <w:tcW w:w="1422" w:type="dxa"/>
-            <w:tcBorders>
-              <w:tl2br w:val="nil"/>
-              <w:tr2bl w:val="nil"/>
-            </w:tcBorders>
-            <w:shd w:val="clear" w:color="auto" w:fill="FFFFFF"/>
-            <w:vAlign w:val="center"/>
-          </w:tcPr>
-          <w:p>
-            <w:pPr>
-              <w:widowControl/>
-              <w:jc w:val="center"/>
-              <w:textAlignment w:val="center"/>
-              <w:rPr>
-                <w:rFonts w:ascii="Times New Roman" w:eastAsia="宋体" w:hAnsi="Times New Roman" w:cs="Times New Roman"/>
-                <w:color w:val="000000"/>
-                <w:kern w:val="0"/>
-                <w:sz w:val="18"/>
-                <w:szCs w:val="18"/>
-                <w:lang w:bidi="ar"/>
-              </w:rPr>
-            </w:pPr>
-          </w:p>
-        </w:tc>
-        <w:tc>
-          <w:tcPr>
-            <w:tcW w:w="1000" w:type="dxa"/>
-            <w:tcBorders>
-              <w:tl2br w:val="nil"/>
-              <w:tr2bl w:val="nil"/>
-            </w:tcBorders>
-            <w:shd w:val="clear" w:color="auto" w:fill="FFFFFF"/>
-            <w:vAlign w:val="center"/>
-          </w:tcPr>
-          <w:p>
-            <w:pPr>
-              <w:widowControl/>
-              <w:jc w:val="center"/>
-              <w:textAlignment w:val="center"/>
-              <w:rPr>
-                <w:rFonts w:ascii="Times New Roman" w:eastAsia="宋体" w:hAnsi="Times New Roman" w:cs="Times New Roman"/>
-                <w:color w:val="000000"/>
-                <w:kern w:val="0"/>
-                <w:sz w:val="18"/>
-                <w:szCs w:val="18"/>
-                <w:lang w:bidi="ar"/>
-              </w:rPr>
-            </w:pPr>
-          </w:p>
-        </w:tc>
-        <w:tc>
-          <w:tcPr>
-            <w:tcW w:w="1400" w:type="dxa"/>
-            <w:tcBorders>
-              <w:tl2br w:val="nil"/>
-              <w:tr2bl w:val="nil"/>
-            </w:tcBorders>
-            <w:shd w:val="clear" w:color="auto" w:fill="FFFFFF"/>
-            <w:vAlign w:val="center"/>
-          </w:tcPr>
-          <w:p>
-            <w:pPr>
-              <w:widowControl/>
-              <w:jc w:val="left"/>
-              <w:textAlignment w:val="center"/>
-              <w:rPr>
-                <w:rFonts w:ascii="Times New Roman" w:eastAsia="宋体" w:hAnsi="Times New Roman" w:cs="Times New Roman"/>
-                <w:color w:val="000000"/>
-                <w:kern w:val="0"/>
-                <w:sz w:val="18"/>
-                <w:szCs w:val="18"/>
-                <w:lang w:bidi="ar"/>
-              </w:rPr>
-            </w:pPr>
-          </w:p>
-        </w:tc>
-        <w:tc>
-          <w:tcPr>
-            <w:tcW w:w="1188" w:type="dxa"/>
-            <w:gridSpan w:val="2"/>
-            <w:tcBorders>
-              <w:tl2br w:val="nil"/>
-              <w:tr2bl w:val="nil"/>
-            </w:tcBorders>
-            <w:shd w:val="clear" w:color="auto" w:fill="FFFFFF"/>
-            <w:vAlign w:val="center"/>
-          </w:tcPr>
-          <w:p>
-            <w:pPr>
-              <w:widowControl/>
-              <w:textAlignment w:val="center"/>
-              <w:rPr>
-                <w:rFonts w:ascii="Times New Roman" w:eastAsia="宋体" w:hAnsi="Times New Roman" w:cs="Times New Roman"/>
-                <w:color w:val="000000"/>
-                <w:kern w:val="0"/>
-                <w:sz w:val="18"/>
-                <w:szCs w:val="18"/>
-                <w:lang w:bidi="ar"/>
-              </w:rPr>
-            </w:pPr>
-          </w:p>
-        </w:tc>
-        <w:tc>
-          <w:tcPr>
-            <w:tcW w:w="1345" w:type="dxa"/>
-            <w:gridSpan w:val="2"/>
-            <w:tcBorders>
-              <w:tl2br w:val="nil"/>
-              <w:tr2bl w:val="nil"/>
-            </w:tcBorders>
-            <w:shd w:val="clear" w:color="auto" w:fill="FFFFFF"/>
-            <w:vAlign w:val="center"/>
-          </w:tcPr>
-          <w:p>
-            <w:pPr>
-              <w:widowControl/>
-              <w:jc w:val="center"/>
-              <w:textAlignment w:val="center"/>
-              <w:rPr>
-                <w:rFonts w:ascii="Times New Roman" w:eastAsia="宋体" w:hAnsi="Times New Roman" w:cs="Times New Roman"/>
-                <w:color w:val="000000"/>
-                <w:kern w:val="0"/>
-                <w:sz w:val="18"/>
-                <w:szCs w:val="18"/>
-                <w:lang w:bidi="ar"/>
-              </w:rPr>
-            </w:pPr>
-          </w:p>
-        </w:tc>
-        <w:tc>
-          <w:tcPr>
-            <w:tcW w:w="638" w:type="dxa"/>
-            <w:tcBorders>
-              <w:tl2br w:val="nil"/>
-              <w:tr2bl w:val="nil"/>
-            </w:tcBorders>
-            <w:shd w:val="clear" w:color="auto" w:fill="FFFFFF"/>
-            <w:vAlign w:val="center"/>
-          </w:tcPr>
-          <w:p>
-            <w:pPr>
-              <w:widowControl/>
-              <w:jc w:val="center"/>
-              <w:textAlignment w:val="center"/>
-              <w:rPr>
-                <w:rFonts w:ascii="Times New Roman" w:eastAsia="宋体" w:hAnsi="Times New Roman" w:cs="Times New Roman"/>
-                <w:color w:val="000000"/>
-                <w:kern w:val="0"/>
-                <w:sz w:val="18"/>
-                <w:szCs w:val="18"/>
-                <w:lang w:bidi="ar"/>
-              </w:rPr>
-            </w:pPr>
-          </w:p>
-        </w:tc>
-        <w:tc>
-          <w:tcPr>
-            <w:tcW w:w="1763" w:type="dxa"/>
-            <w:tcBorders>
-              <w:tl2br w:val="nil"/>
-              <w:tr2bl w:val="nil"/>
-            </w:tcBorders>
-            <w:shd w:val="clear" w:color="auto" w:fill="auto"/>
-            <w:vAlign w:val="center"/>
-          </w:tcPr>
-          <w:p>
-            <w:pPr>
-              <w:jc w:val="center"/>
-              <w:rPr>
-                <w:rFonts w:ascii="Times New Roman" w:eastAsia="宋体" w:hAnsi="Times New Roman" w:cs="Times New Roman"/>
-                <w:color w:val="000000"/>
-                <w:sz w:val="18"/>
-                <w:szCs w:val="18"/>
-              </w:rPr>
-            </w:pPr>
-          </w:p>
-        </w:tc>
-      </w:tr>
-      <w:tr>
-        <w:trPr>
-          <w:trHeight w:val="407"/>
-        </w:trPr>
-        <w:tc>
-          <w:tcPr>
-            <w:tcW w:w="951" w:type="dxa"/>
-            <w:vMerge/>
-            <w:tcBorders>
-              <w:tl2br w:val="nil"/>
-              <w:tr2bl w:val="nil"/>
-            </w:tcBorders>
-            <w:shd w:val="clear" w:color="auto" w:fill="auto"/>
-            <w:vAlign w:val="center"/>
-          </w:tcPr>
-          <w:p>
-            <w:pPr>
-              <w:jc w:val="center"/>
-              <w:rPr>
-                <w:rFonts w:ascii="Times New Roman" w:eastAsia="宋体" w:hAnsi="Times New Roman" w:cs="Times New Roman"/>
-                <w:b/>
-                <w:bCs/>
-                <w:color w:val="000000"/>
-                <w:sz w:val="18"/>
-                <w:szCs w:val="18"/>
-              </w:rPr>
-            </w:pPr>
-          </w:p>
-        </w:tc>
-        <w:tc>
-          <w:tcPr>
-            <w:tcW w:w="600" w:type="dxa"/>
-            <w:vMerge/>
-            <w:tcBorders>
-              <w:tl2br w:val="nil"/>
-              <w:tr2bl w:val="nil"/>
-            </w:tcBorders>
-            <w:shd w:val="clear" w:color="auto" w:fill="auto"/>
-            <w:noWrap/>
-            <w:vAlign w:val="center"/>
-          </w:tcPr>
-          <w:p>
-            <w:pPr>
-              <w:jc w:val="center"/>
-              <w:rPr>
-                <w:rFonts w:ascii="Times New Roman" w:eastAsia="宋体" w:hAnsi="Times New Roman" w:cs="Times New Roman"/>
-                <w:color w:val="000000"/>
-                <w:sz w:val="18"/>
-                <w:szCs w:val="18"/>
-              </w:rPr>
-            </w:pPr>
-          </w:p>
-        </w:tc>
-        <w:tc>
-          <w:tcPr>
             <w:tcW w:w="9488" w:type="dxa"/>
             <w:gridSpan w:val="10"/>
             <w:tcBorders>
@@ -9102,7 +8665,31 @@
                 <w:szCs w:val="18"/>
                 <w:lang w:bidi="ar"/>
               </w:rPr>
-              <w:t>{other_requirements}</w:t>
+              <w:t>{</w:t>
+            </w:r>
+            <w:proofErr w:type="spellStart"/>
+            <w:r>
+              <w:rPr>
+                <w:rFonts w:ascii="Times New Roman" w:eastAsia="宋体" w:hAnsi="Times New Roman" w:cs="Times New Roman"/>
+                <w:color w:val="000000"/>
+                <w:kern w:val="0"/>
+                <w:sz w:val="18"/>
+                <w:szCs w:val="18"/>
+                <w:lang w:bidi="ar"/>
+              </w:rPr>
+              <w:t>other_requirements</w:t>
+            </w:r>
+            <w:proofErr w:type="spellEnd"/>
+            <w:r>
+              <w:rPr>
+                <w:rFonts w:ascii="Times New Roman" w:eastAsia="宋体" w:hAnsi="Times New Roman" w:cs="Times New Roman"/>
+                <w:color w:val="000000"/>
+                <w:kern w:val="0"/>
+                <w:sz w:val="18"/>
+                <w:szCs w:val="18"/>
+                <w:lang w:bidi="ar"/>
+              </w:rPr>
+              <w:t>}</w:t>
             </w:r>
           </w:p>
         </w:tc>
@@ -9976,7 +9563,6 @@
                 <w:szCs w:val="18"/>
                 <w:lang w:bidi="ar"/>
               </w:rPr>
-              <w:lastRenderedPageBreak/>
               <w:t>样品流转</w:t>
             </w:r>
           </w:p>
@@ -10062,6 +9648,7 @@
                 <w:szCs w:val="18"/>
                 <w:lang w:bidi="ar"/>
               </w:rPr>
+              <w:lastRenderedPageBreak/>
               <w:t>物化性能分析室</w:t>
             </w:r>
             <w:r>
@@ -10535,18 +10122,40 @@
                 <w:sz w:val="18"/>
                 <w:szCs w:val="18"/>
               </w:rPr>
-              <w:t>{#physchemItems}</w:t>
-            </w:r>
-            <w:r>
-              <w:rPr>
-                <w:rFonts w:ascii="Times New Roman" w:eastAsia="宋体" w:hAnsi="Times New Roman" w:cs="Times New Roman"/>
-                <w:color w:val="000000"/>
-                <w:kern w:val="0"/>
-                <w:sz w:val="18"/>
-                <w:szCs w:val="18"/>
-                <w:lang w:bidi="ar"/>
-              </w:rPr>
-              <w:t>{sample_name}</w:t>
+              <w:t>{#</w:t>
+            </w:r>
+            <w:proofErr w:type="gramStart"/>
+            <w:r>
+              <w:rPr>
+                <w:rFonts w:ascii="Times New Roman" w:eastAsia="宋体" w:hAnsi="Times New Roman" w:cs="Times New Roman"/>
+                <w:color w:val="000000" w:themeColor="text1"/>
+                <w:sz w:val="18"/>
+                <w:szCs w:val="18"/>
+              </w:rPr>
+              <w:t>physchemItems}</w:t>
+            </w:r>
+            <w:r>
+              <w:rPr>
+                <w:rFonts w:ascii="Times New Roman" w:eastAsia="宋体" w:hAnsi="Times New Roman" w:cs="Times New Roman"/>
+                <w:color w:val="000000"/>
+                <w:kern w:val="0"/>
+                <w:sz w:val="18"/>
+                <w:szCs w:val="18"/>
+                <w:lang w:bidi="ar"/>
+              </w:rPr>
+              <w:t>{</w:t>
+            </w:r>
+            <w:proofErr w:type="gramEnd"/>
+            <w:r>
+              <w:rPr>
+                <w:rFonts w:ascii="Times New Roman" w:eastAsia="宋体" w:hAnsi="Times New Roman" w:cs="Times New Roman"/>
+                <w:color w:val="000000"/>
+                <w:kern w:val="0"/>
+                <w:sz w:val="18"/>
+                <w:szCs w:val="18"/>
+                <w:lang w:bidi="ar"/>
+              </w:rPr>
+              <w:t>sample_name}</w:t>
             </w:r>
           </w:p>
         </w:tc>
@@ -10581,6 +10190,7 @@
               </w:rPr>
               <w:t>{</w:t>
             </w:r>
+            <w:proofErr w:type="spellStart"/>
             <w:r>
               <w:rPr>
                 <w:rFonts w:ascii="Times New Roman" w:eastAsia="宋体" w:hAnsi="Times New Roman" w:cs="Times New Roman"/>
@@ -10588,7 +10198,17 @@
                 <w:sz w:val="18"/>
                 <w:szCs w:val="18"/>
               </w:rPr>
-              <w:t>original_no}</w:t>
+              <w:t>original_no</w:t>
+            </w:r>
+            <w:proofErr w:type="spellEnd"/>
+            <w:r>
+              <w:rPr>
+                <w:rFonts w:ascii="Times New Roman" w:eastAsia="宋体" w:hAnsi="Times New Roman" w:cs="Times New Roman"/>
+                <w:color w:val="000000" w:themeColor="text1"/>
+                <w:sz w:val="18"/>
+                <w:szCs w:val="18"/>
+              </w:rPr>
+              <w:t>}</w:t>
             </w:r>
           </w:p>
         </w:tc>
@@ -10621,7 +10241,27 @@
                 <w:sz w:val="18"/>
                 <w:szCs w:val="18"/>
               </w:rPr>
-              <w:t>{test_item}</w:t>
+              <w:t>{</w:t>
+            </w:r>
+            <w:proofErr w:type="spellStart"/>
+            <w:r>
+              <w:rPr>
+                <w:rFonts w:ascii="Times New Roman" w:eastAsia="宋体" w:hAnsi="Times New Roman" w:cs="Times New Roman"/>
+                <w:color w:val="000000" w:themeColor="text1"/>
+                <w:sz w:val="18"/>
+                <w:szCs w:val="18"/>
+              </w:rPr>
+              <w:t>test_item</w:t>
+            </w:r>
+            <w:proofErr w:type="spellEnd"/>
+            <w:r>
+              <w:rPr>
+                <w:rFonts w:ascii="Times New Roman" w:eastAsia="宋体" w:hAnsi="Times New Roman" w:cs="Times New Roman"/>
+                <w:color w:val="000000" w:themeColor="text1"/>
+                <w:sz w:val="18"/>
+                <w:szCs w:val="18"/>
+              </w:rPr>
+              <w:t>}</w:t>
             </w:r>
           </w:p>
         </w:tc>
@@ -10654,7 +10294,27 @@
                 <w:sz w:val="18"/>
                 <w:szCs w:val="18"/>
               </w:rPr>
-              <w:t>{project_code}</w:t>
+              <w:t>{</w:t>
+            </w:r>
+            <w:proofErr w:type="spellStart"/>
+            <w:r>
+              <w:rPr>
+                <w:rFonts w:ascii="Times New Roman" w:eastAsia="宋体" w:hAnsi="Times New Roman" w:cs="Times New Roman"/>
+                <w:color w:val="000000" w:themeColor="text1"/>
+                <w:sz w:val="18"/>
+                <w:szCs w:val="18"/>
+              </w:rPr>
+              <w:t>project_code</w:t>
+            </w:r>
+            <w:proofErr w:type="spellEnd"/>
+            <w:r>
+              <w:rPr>
+                <w:rFonts w:ascii="Times New Roman" w:eastAsia="宋体" w:hAnsi="Times New Roman" w:cs="Times New Roman"/>
+                <w:color w:val="000000" w:themeColor="text1"/>
+                <w:sz w:val="18"/>
+                <w:szCs w:val="18"/>
+              </w:rPr>
+              <w:t>}</w:t>
             </w:r>
           </w:p>
         </w:tc>
@@ -10752,7 +10412,27 @@
                 <w:sz w:val="18"/>
                 <w:szCs w:val="18"/>
               </w:rPr>
-              <w:t>{note}{/physchemItems}</w:t>
+              <w:t>{note}{/</w:t>
+            </w:r>
+            <w:proofErr w:type="spellStart"/>
+            <w:r>
+              <w:rPr>
+                <w:rFonts w:ascii="Times New Roman" w:eastAsia="宋体" w:hAnsi="Times New Roman" w:cs="Times New Roman"/>
+                <w:color w:val="000000"/>
+                <w:sz w:val="18"/>
+                <w:szCs w:val="18"/>
+              </w:rPr>
+              <w:t>physchemItems</w:t>
+            </w:r>
+            <w:proofErr w:type="spellEnd"/>
+            <w:r>
+              <w:rPr>
+                <w:rFonts w:ascii="Times New Roman" w:eastAsia="宋体" w:hAnsi="Times New Roman" w:cs="Times New Roman"/>
+                <w:color w:val="000000"/>
+                <w:sz w:val="18"/>
+                <w:szCs w:val="18"/>
+              </w:rPr>
+              <w:t>}</w:t>
             </w:r>
           </w:p>
         </w:tc>
@@ -11522,7 +11202,7 @@
       </w:tr>
       <w:tr>
         <w:trPr>
-          <w:trHeight w:val="390"/>
+          <w:trHeight w:val="407"/>
         </w:trPr>
         <w:tc>
           <w:tcPr>
@@ -11575,265 +11255,6 @@
         </w:tc>
         <w:tc>
           <w:tcPr>
-            <w:tcW w:w="732" w:type="dxa"/>
-            <w:tcBorders>
-              <w:tl2br w:val="nil"/>
-              <w:tr2bl w:val="nil"/>
-            </w:tcBorders>
-            <w:shd w:val="clear" w:color="auto" w:fill="FFFFFF"/>
-            <w:vAlign w:val="center"/>
-          </w:tcPr>
-          <w:p>
-            <w:pPr>
-              <w:widowControl/>
-              <w:jc w:val="center"/>
-              <w:textAlignment w:val="center"/>
-              <w:rPr>
-                <w:rFonts w:ascii="Times New Roman" w:eastAsia="宋体" w:hAnsi="Times New Roman" w:cs="Times New Roman"/>
-                <w:color w:val="000000"/>
-                <w:kern w:val="0"/>
-                <w:sz w:val="18"/>
-                <w:szCs w:val="18"/>
-                <w:lang w:bidi="ar"/>
-              </w:rPr>
-            </w:pPr>
-          </w:p>
-        </w:tc>
-        <w:tc>
-          <w:tcPr>
-            <w:tcW w:w="1422" w:type="dxa"/>
-            <w:tcBorders>
-              <w:tl2br w:val="nil"/>
-              <w:tr2bl w:val="nil"/>
-            </w:tcBorders>
-            <w:shd w:val="clear" w:color="auto" w:fill="FFFFFF"/>
-            <w:vAlign w:val="center"/>
-          </w:tcPr>
-          <w:p>
-            <w:pPr>
-              <w:widowControl/>
-              <w:jc w:val="center"/>
-              <w:textAlignment w:val="center"/>
-              <w:rPr>
-                <w:rFonts w:ascii="Times New Roman" w:eastAsia="宋体" w:hAnsi="Times New Roman" w:cs="Times New Roman"/>
-                <w:color w:val="000000"/>
-                <w:kern w:val="0"/>
-                <w:sz w:val="18"/>
-                <w:szCs w:val="18"/>
-                <w:lang w:bidi="ar"/>
-              </w:rPr>
-            </w:pPr>
-          </w:p>
-        </w:tc>
-        <w:tc>
-          <w:tcPr>
-            <w:tcW w:w="1000" w:type="dxa"/>
-            <w:tcBorders>
-              <w:tl2br w:val="nil"/>
-              <w:tr2bl w:val="nil"/>
-            </w:tcBorders>
-            <w:shd w:val="clear" w:color="auto" w:fill="FFFFFF"/>
-            <w:vAlign w:val="center"/>
-          </w:tcPr>
-          <w:p>
-            <w:pPr>
-              <w:widowControl/>
-              <w:jc w:val="center"/>
-              <w:textAlignment w:val="center"/>
-              <w:rPr>
-                <w:rFonts w:ascii="Times New Roman" w:eastAsia="宋体" w:hAnsi="Times New Roman" w:cs="Times New Roman"/>
-                <w:color w:val="000000"/>
-                <w:kern w:val="0"/>
-                <w:sz w:val="18"/>
-                <w:szCs w:val="18"/>
-                <w:lang w:bidi="ar"/>
-              </w:rPr>
-            </w:pPr>
-          </w:p>
-        </w:tc>
-        <w:tc>
-          <w:tcPr>
-            <w:tcW w:w="1413" w:type="dxa"/>
-            <w:tcBorders>
-              <w:tl2br w:val="nil"/>
-              <w:tr2bl w:val="nil"/>
-            </w:tcBorders>
-            <w:shd w:val="clear" w:color="auto" w:fill="FFFFFF"/>
-            <w:vAlign w:val="center"/>
-          </w:tcPr>
-          <w:p>
-            <w:pPr>
-              <w:widowControl/>
-              <w:jc w:val="left"/>
-              <w:textAlignment w:val="center"/>
-              <w:rPr>
-                <w:rFonts w:ascii="Times New Roman" w:eastAsia="宋体" w:hAnsi="Times New Roman" w:cs="Times New Roman"/>
-                <w:color w:val="000000"/>
-                <w:kern w:val="0"/>
-                <w:sz w:val="18"/>
-                <w:szCs w:val="18"/>
-                <w:lang w:bidi="ar"/>
-              </w:rPr>
-            </w:pPr>
-          </w:p>
-        </w:tc>
-        <w:tc>
-          <w:tcPr>
-            <w:tcW w:w="1175" w:type="dxa"/>
-            <w:gridSpan w:val="2"/>
-            <w:tcBorders>
-              <w:tl2br w:val="nil"/>
-              <w:tr2bl w:val="nil"/>
-            </w:tcBorders>
-            <w:shd w:val="clear" w:color="auto" w:fill="FFFFFF"/>
-            <w:vAlign w:val="center"/>
-          </w:tcPr>
-          <w:p>
-            <w:pPr>
-              <w:widowControl/>
-              <w:textAlignment w:val="center"/>
-              <w:rPr>
-                <w:rFonts w:ascii="Times New Roman" w:eastAsia="宋体" w:hAnsi="Times New Roman" w:cs="Times New Roman"/>
-                <w:color w:val="000000"/>
-                <w:kern w:val="0"/>
-                <w:sz w:val="18"/>
-                <w:szCs w:val="18"/>
-                <w:lang w:bidi="ar"/>
-              </w:rPr>
-            </w:pPr>
-          </w:p>
-        </w:tc>
-        <w:tc>
-          <w:tcPr>
-            <w:tcW w:w="1345" w:type="dxa"/>
-            <w:gridSpan w:val="2"/>
-            <w:tcBorders>
-              <w:tl2br w:val="nil"/>
-              <w:tr2bl w:val="nil"/>
-            </w:tcBorders>
-            <w:shd w:val="clear" w:color="auto" w:fill="FFFFFF"/>
-            <w:vAlign w:val="center"/>
-          </w:tcPr>
-          <w:p>
-            <w:pPr>
-              <w:widowControl/>
-              <w:jc w:val="center"/>
-              <w:textAlignment w:val="center"/>
-              <w:rPr>
-                <w:rFonts w:ascii="Times New Roman" w:eastAsia="宋体" w:hAnsi="Times New Roman" w:cs="Times New Roman"/>
-                <w:color w:val="000000"/>
-                <w:kern w:val="0"/>
-                <w:sz w:val="18"/>
-                <w:szCs w:val="18"/>
-                <w:lang w:bidi="ar"/>
-              </w:rPr>
-            </w:pPr>
-          </w:p>
-        </w:tc>
-        <w:tc>
-          <w:tcPr>
-            <w:tcW w:w="638" w:type="dxa"/>
-            <w:tcBorders>
-              <w:tl2br w:val="nil"/>
-              <w:tr2bl w:val="nil"/>
-            </w:tcBorders>
-            <w:shd w:val="clear" w:color="auto" w:fill="FFFFFF"/>
-            <w:vAlign w:val="center"/>
-          </w:tcPr>
-          <w:p>
-            <w:pPr>
-              <w:widowControl/>
-              <w:jc w:val="center"/>
-              <w:textAlignment w:val="center"/>
-              <w:rPr>
-                <w:rFonts w:ascii="Times New Roman" w:eastAsia="宋体" w:hAnsi="Times New Roman" w:cs="Times New Roman"/>
-                <w:color w:val="000000"/>
-                <w:kern w:val="0"/>
-                <w:sz w:val="18"/>
-                <w:szCs w:val="18"/>
-                <w:lang w:bidi="ar"/>
-              </w:rPr>
-            </w:pPr>
-          </w:p>
-        </w:tc>
-        <w:tc>
-          <w:tcPr>
-            <w:tcW w:w="1763" w:type="dxa"/>
-            <w:tcBorders>
-              <w:tl2br w:val="nil"/>
-              <w:tr2bl w:val="nil"/>
-            </w:tcBorders>
-            <w:shd w:val="clear" w:color="auto" w:fill="auto"/>
-            <w:vAlign w:val="center"/>
-          </w:tcPr>
-          <w:p>
-            <w:pPr>
-              <w:jc w:val="center"/>
-              <w:rPr>
-                <w:rFonts w:ascii="Times New Roman" w:eastAsia="宋体" w:hAnsi="Times New Roman" w:cs="Times New Roman"/>
-                <w:color w:val="000000"/>
-                <w:sz w:val="18"/>
-                <w:szCs w:val="18"/>
-              </w:rPr>
-            </w:pPr>
-          </w:p>
-        </w:tc>
-      </w:tr>
-      <w:tr>
-        <w:trPr>
-          <w:trHeight w:val="407"/>
-        </w:trPr>
-        <w:tc>
-          <w:tcPr>
-            <w:tcW w:w="951" w:type="dxa"/>
-            <w:vMerge/>
-            <w:tcBorders>
-              <w:tl2br w:val="nil"/>
-              <w:tr2bl w:val="nil"/>
-            </w:tcBorders>
-            <w:shd w:val="clear" w:color="auto" w:fill="auto"/>
-            <w:vAlign w:val="center"/>
-          </w:tcPr>
-          <w:p>
-            <w:pPr>
-              <w:jc w:val="center"/>
-              <w:rPr>
-                <w:rFonts w:ascii="Times New Roman" w:eastAsia="宋体" w:hAnsi="Times New Roman" w:cs="Times New Roman"/>
-                <w:b/>
-                <w:bCs/>
-                <w:color w:val="000000"/>
-                <w:sz w:val="18"/>
-                <w:szCs w:val="18"/>
-              </w:rPr>
-            </w:pPr>
-          </w:p>
-        </w:tc>
-        <w:tc>
-          <w:tcPr>
-            <w:tcW w:w="600" w:type="dxa"/>
-            <w:vMerge/>
-            <w:tcBorders>
-              <w:tl2br w:val="nil"/>
-              <w:tr2bl w:val="nil"/>
-            </w:tcBorders>
-            <w:shd w:val="clear" w:color="auto" w:fill="auto"/>
-            <w:noWrap/>
-            <w:vAlign w:val="center"/>
-          </w:tcPr>
-          <w:p>
-            <w:pPr>
-              <w:jc w:val="center"/>
-              <w:rPr>
-                <w:rFonts w:ascii="Times New Roman" w:eastAsia="宋体" w:hAnsi="Times New Roman" w:cs="Times New Roman"/>
-                <w:color w:val="000000"/>
-                <w:sz w:val="18"/>
-                <w:szCs w:val="18"/>
-              </w:rPr>
-            </w:pPr>
-          </w:p>
-        </w:tc>
-        <w:tc>
-          <w:tcPr>
             <w:tcW w:w="9488" w:type="dxa"/>
             <w:gridSpan w:val="10"/>
             <w:tcBorders>
@@ -11887,7 +11308,31 @@
                 <w:szCs w:val="18"/>
                 <w:lang w:bidi="ar"/>
               </w:rPr>
-              <w:t>{other_requirements}</w:t>
+              <w:t>{</w:t>
+            </w:r>
+            <w:proofErr w:type="spellStart"/>
+            <w:r>
+              <w:rPr>
+                <w:rFonts w:ascii="Times New Roman" w:eastAsia="宋体" w:hAnsi="Times New Roman" w:cs="Times New Roman"/>
+                <w:color w:val="000000"/>
+                <w:kern w:val="0"/>
+                <w:sz w:val="18"/>
+                <w:szCs w:val="18"/>
+                <w:lang w:bidi="ar"/>
+              </w:rPr>
+              <w:t>other_requirements</w:t>
+            </w:r>
+            <w:proofErr w:type="spellEnd"/>
+            <w:r>
+              <w:rPr>
+                <w:rFonts w:ascii="Times New Roman" w:eastAsia="宋体" w:hAnsi="Times New Roman" w:cs="Times New Roman"/>
+                <w:color w:val="000000"/>
+                <w:kern w:val="0"/>
+                <w:sz w:val="18"/>
+                <w:szCs w:val="18"/>
+                <w:lang w:bidi="ar"/>
+              </w:rPr>
+              <w:t>}</w:t>
             </w:r>
           </w:p>
         </w:tc>
@@ -12070,6 +11515,2655 @@
                   <w:szCs w:val="20"/>
                 </w:rPr>
                 <w:id w:val="147473655"/>
+                <w15:appearance w15:val="hidden"/>
+                <w14:checkbox>
+                  <w14:checked w14:val="0"/>
+                  <w14:checkedState w14:val="0052" w14:font="Wingdings 2"/>
+                  <w14:uncheckedState w14:val="2610" w14:font="MS Gothic"/>
+                </w14:checkbox>
+              </w:sdtPr>
+              <w:sdtContent>
+                <w:r>
+                  <w:rPr>
+                    <w:rFonts w:ascii="MS Gothic" w:eastAsia="MS Gothic" w:hAnsi="MS Gothic" w:cs="Times New Roman" w:hint="eastAsia"/>
+                    <w:color w:val="000000"/>
+                    <w:sz w:val="20"/>
+                    <w:szCs w:val="20"/>
+                  </w:rPr>
+                  <w:t>☐</w:t>
+                </w:r>
+              </w:sdtContent>
+            </w:sdt>
+            <w:r>
+              <w:rPr>
+                <w:rStyle w:val="font112"/>
+                <w:rFonts w:ascii="Times New Roman" w:hAnsi="Times New Roman" w:cs="Times New Roman" w:hint="default"/>
+                <w:sz w:val="18"/>
+                <w:szCs w:val="18"/>
+                <w:lang w:bidi="ar"/>
+              </w:rPr>
+              <w:t>需要重新送样，说明</w:t>
+            </w:r>
+            <w:r>
+              <w:rPr>
+                <w:rFonts w:ascii="Times New Roman" w:eastAsia="宋体" w:hAnsi="Times New Roman" w:cs="Times New Roman"/>
+                <w:color w:val="000000"/>
+                <w:kern w:val="0"/>
+                <w:sz w:val="18"/>
+                <w:szCs w:val="18"/>
+                <w:lang w:bidi="ar"/>
+              </w:rPr>
+              <w:t>Description</w:t>
+            </w:r>
+            <w:r>
+              <w:rPr>
+                <w:rStyle w:val="font112"/>
+                <w:rFonts w:ascii="Times New Roman" w:hAnsi="Times New Roman" w:cs="Times New Roman" w:hint="default"/>
+                <w:sz w:val="18"/>
+                <w:szCs w:val="18"/>
+                <w:lang w:bidi="ar"/>
+              </w:rPr>
+              <w:t>：</w:t>
+            </w:r>
+            <w:r>
+              <w:rPr>
+                <w:rStyle w:val="font112"/>
+                <w:rFonts w:ascii="Times New Roman" w:hAnsi="Times New Roman" w:cs="Times New Roman" w:hint="default"/>
+                <w:sz w:val="18"/>
+                <w:szCs w:val="18"/>
+                <w:u w:val="single"/>
+                <w:lang w:bidi="ar"/>
+              </w:rPr>
+              <w:t xml:space="preserve">                        </w:t>
+            </w:r>
+          </w:p>
+        </w:tc>
+      </w:tr>
+      <w:tr>
+        <w:trPr>
+          <w:trHeight w:val="481"/>
+        </w:trPr>
+        <w:tc>
+          <w:tcPr>
+            <w:tcW w:w="951" w:type="dxa"/>
+            <w:vMerge/>
+            <w:tcBorders>
+              <w:tl2br w:val="nil"/>
+              <w:tr2bl w:val="nil"/>
+            </w:tcBorders>
+            <w:shd w:val="clear" w:color="auto" w:fill="auto"/>
+            <w:vAlign w:val="center"/>
+          </w:tcPr>
+          <w:p>
+            <w:pPr>
+              <w:jc w:val="center"/>
+              <w:rPr>
+                <w:rFonts w:ascii="Times New Roman" w:eastAsia="宋体" w:hAnsi="Times New Roman" w:cs="Times New Roman"/>
+                <w:b/>
+                <w:bCs/>
+                <w:color w:val="000000"/>
+                <w:sz w:val="18"/>
+                <w:szCs w:val="18"/>
+              </w:rPr>
+            </w:pPr>
+          </w:p>
+        </w:tc>
+        <w:tc>
+          <w:tcPr>
+            <w:tcW w:w="600" w:type="dxa"/>
+            <w:vMerge/>
+            <w:tcBorders>
+              <w:tl2br w:val="nil"/>
+              <w:tr2bl w:val="nil"/>
+            </w:tcBorders>
+            <w:shd w:val="clear" w:color="auto" w:fill="auto"/>
+            <w:vAlign w:val="center"/>
+          </w:tcPr>
+          <w:p>
+            <w:pPr>
+              <w:jc w:val="center"/>
+              <w:rPr>
+                <w:rFonts w:ascii="Times New Roman" w:eastAsia="宋体" w:hAnsi="Times New Roman" w:cs="Times New Roman"/>
+                <w:color w:val="000000"/>
+                <w:sz w:val="18"/>
+                <w:szCs w:val="18"/>
+              </w:rPr>
+            </w:pPr>
+          </w:p>
+        </w:tc>
+        <w:tc>
+          <w:tcPr>
+            <w:tcW w:w="2154" w:type="dxa"/>
+            <w:gridSpan w:val="2"/>
+            <w:tcBorders>
+              <w:tl2br w:val="nil"/>
+              <w:tr2bl w:val="nil"/>
+            </w:tcBorders>
+            <w:shd w:val="clear" w:color="auto" w:fill="auto"/>
+            <w:vAlign w:val="center"/>
+          </w:tcPr>
+          <w:p>
+            <w:pPr>
+              <w:jc w:val="left"/>
+              <w:rPr>
+                <w:rFonts w:ascii="Times New Roman" w:eastAsia="宋体" w:hAnsi="Times New Roman" w:cs="Times New Roman"/>
+                <w:color w:val="000000"/>
+                <w:sz w:val="18"/>
+                <w:szCs w:val="18"/>
+              </w:rPr>
+            </w:pPr>
+            <w:r>
+              <w:rPr>
+                <w:rFonts w:ascii="Times New Roman" w:eastAsia="宋体" w:hAnsi="Times New Roman" w:cs="Times New Roman"/>
+                <w:color w:val="000000"/>
+                <w:kern w:val="0"/>
+                <w:sz w:val="18"/>
+                <w:szCs w:val="18"/>
+                <w:lang w:bidi="ar"/>
+              </w:rPr>
+              <w:t>送样人员</w:t>
+            </w:r>
+            <w:r>
+              <w:rPr>
+                <w:rFonts w:ascii="Times New Roman" w:eastAsia="宋体" w:hAnsi="Times New Roman" w:cs="Times New Roman"/>
+                <w:color w:val="000000"/>
+                <w:kern w:val="0"/>
+                <w:sz w:val="18"/>
+                <w:szCs w:val="18"/>
+                <w:lang w:bidi="ar"/>
+              </w:rPr>
+              <w:t xml:space="preserve"> (</w:t>
+            </w:r>
+            <w:r>
+              <w:rPr>
+                <w:rFonts w:ascii="Times New Roman" w:eastAsia="宋体" w:hAnsi="Times New Roman" w:cs="Times New Roman"/>
+                <w:color w:val="000000"/>
+                <w:kern w:val="0"/>
+                <w:sz w:val="18"/>
+                <w:szCs w:val="18"/>
+                <w:lang w:bidi="ar"/>
+              </w:rPr>
+              <w:t>签字</w:t>
+            </w:r>
+            <w:r>
+              <w:rPr>
+                <w:rFonts w:ascii="Times New Roman" w:eastAsia="宋体" w:hAnsi="Times New Roman" w:cs="Times New Roman" w:hint="eastAsia"/>
+                <w:color w:val="000000"/>
+                <w:kern w:val="0"/>
+                <w:sz w:val="18"/>
+                <w:szCs w:val="18"/>
+                <w:lang w:bidi="ar"/>
+              </w:rPr>
+              <w:t>/</w:t>
+            </w:r>
+            <w:r>
+              <w:rPr>
+                <w:rFonts w:ascii="Times New Roman" w:eastAsia="宋体" w:hAnsi="Times New Roman" w:cs="Times New Roman" w:hint="eastAsia"/>
+                <w:color w:val="000000"/>
+                <w:kern w:val="0"/>
+                <w:sz w:val="18"/>
+                <w:szCs w:val="18"/>
+                <w:lang w:bidi="ar"/>
+              </w:rPr>
+              <w:t>时间</w:t>
+            </w:r>
+            <w:r>
+              <w:rPr>
+                <w:rFonts w:ascii="Times New Roman" w:eastAsia="宋体" w:hAnsi="Times New Roman" w:cs="Times New Roman"/>
+                <w:color w:val="000000"/>
+                <w:kern w:val="0"/>
+                <w:sz w:val="18"/>
+                <w:szCs w:val="18"/>
+                <w:lang w:bidi="ar"/>
+              </w:rPr>
+              <w:t>)</w:t>
+            </w:r>
+          </w:p>
+        </w:tc>
+        <w:tc>
+          <w:tcPr>
+            <w:tcW w:w="2695" w:type="dxa"/>
+            <w:gridSpan w:val="3"/>
+            <w:tcBorders>
+              <w:tl2br w:val="nil"/>
+              <w:tr2bl w:val="nil"/>
+            </w:tcBorders>
+            <w:shd w:val="clear" w:color="auto" w:fill="auto"/>
+            <w:vAlign w:val="center"/>
+          </w:tcPr>
+          <w:p>
+            <w:pPr>
+              <w:jc w:val="center"/>
+              <w:rPr>
+                <w:rFonts w:ascii="Times New Roman" w:eastAsia="宋体" w:hAnsi="Times New Roman" w:cs="Times New Roman"/>
+                <w:color w:val="000000"/>
+                <w:sz w:val="18"/>
+                <w:szCs w:val="18"/>
+              </w:rPr>
+            </w:pPr>
+          </w:p>
+        </w:tc>
+        <w:tc>
+          <w:tcPr>
+            <w:tcW w:w="1984" w:type="dxa"/>
+            <w:gridSpan w:val="2"/>
+            <w:tcBorders>
+              <w:tl2br w:val="nil"/>
+              <w:tr2bl w:val="nil"/>
+            </w:tcBorders>
+            <w:shd w:val="clear" w:color="auto" w:fill="auto"/>
+            <w:vAlign w:val="center"/>
+          </w:tcPr>
+          <w:p>
+            <w:pPr>
+              <w:jc w:val="left"/>
+              <w:rPr>
+                <w:rFonts w:ascii="Times New Roman" w:eastAsia="宋体" w:hAnsi="Times New Roman" w:cs="Times New Roman"/>
+                <w:color w:val="000000"/>
+                <w:sz w:val="18"/>
+                <w:szCs w:val="18"/>
+              </w:rPr>
+            </w:pPr>
+            <w:r>
+              <w:rPr>
+                <w:rFonts w:ascii="Times New Roman" w:eastAsia="宋体" w:hAnsi="Times New Roman" w:cs="Times New Roman"/>
+                <w:color w:val="000000"/>
+                <w:kern w:val="0"/>
+                <w:sz w:val="18"/>
+                <w:szCs w:val="18"/>
+                <w:lang w:bidi="ar"/>
+              </w:rPr>
+              <w:t>接收人员</w:t>
+            </w:r>
+            <w:r>
+              <w:rPr>
+                <w:rFonts w:ascii="Times New Roman" w:eastAsia="宋体" w:hAnsi="Times New Roman" w:cs="Times New Roman"/>
+                <w:color w:val="000000"/>
+                <w:kern w:val="0"/>
+                <w:sz w:val="18"/>
+                <w:szCs w:val="18"/>
+                <w:lang w:bidi="ar"/>
+              </w:rPr>
+              <w:t xml:space="preserve"> (</w:t>
+            </w:r>
+            <w:r>
+              <w:rPr>
+                <w:rFonts w:ascii="Times New Roman" w:eastAsia="宋体" w:hAnsi="Times New Roman" w:cs="Times New Roman"/>
+                <w:color w:val="000000"/>
+                <w:kern w:val="0"/>
+                <w:sz w:val="18"/>
+                <w:szCs w:val="18"/>
+                <w:lang w:bidi="ar"/>
+              </w:rPr>
+              <w:t>签字</w:t>
+            </w:r>
+            <w:r>
+              <w:rPr>
+                <w:rFonts w:ascii="Times New Roman" w:eastAsia="宋体" w:hAnsi="Times New Roman" w:cs="Times New Roman" w:hint="eastAsia"/>
+                <w:color w:val="000000"/>
+                <w:kern w:val="0"/>
+                <w:sz w:val="18"/>
+                <w:szCs w:val="18"/>
+                <w:lang w:bidi="ar"/>
+              </w:rPr>
+              <w:t>/</w:t>
+            </w:r>
+            <w:r>
+              <w:rPr>
+                <w:rFonts w:ascii="Times New Roman" w:eastAsia="宋体" w:hAnsi="Times New Roman" w:cs="Times New Roman" w:hint="eastAsia"/>
+                <w:color w:val="000000"/>
+                <w:kern w:val="0"/>
+                <w:sz w:val="18"/>
+                <w:szCs w:val="18"/>
+                <w:lang w:bidi="ar"/>
+              </w:rPr>
+              <w:t>时间</w:t>
+            </w:r>
+            <w:r>
+              <w:rPr>
+                <w:rFonts w:ascii="Times New Roman" w:eastAsia="宋体" w:hAnsi="Times New Roman" w:cs="Times New Roman"/>
+                <w:color w:val="000000"/>
+                <w:kern w:val="0"/>
+                <w:sz w:val="18"/>
+                <w:szCs w:val="18"/>
+                <w:lang w:bidi="ar"/>
+              </w:rPr>
+              <w:t>)</w:t>
+            </w:r>
+          </w:p>
+        </w:tc>
+        <w:tc>
+          <w:tcPr>
+            <w:tcW w:w="2655" w:type="dxa"/>
+            <w:gridSpan w:val="3"/>
+            <w:tcBorders>
+              <w:tl2br w:val="nil"/>
+              <w:tr2bl w:val="nil"/>
+            </w:tcBorders>
+            <w:shd w:val="clear" w:color="auto" w:fill="auto"/>
+            <w:vAlign w:val="center"/>
+          </w:tcPr>
+          <w:p>
+            <w:pPr>
+              <w:jc w:val="center"/>
+              <w:rPr>
+                <w:rFonts w:ascii="Times New Roman" w:eastAsia="宋体" w:hAnsi="Times New Roman" w:cs="Times New Roman"/>
+                <w:color w:val="000000"/>
+                <w:sz w:val="18"/>
+                <w:szCs w:val="18"/>
+              </w:rPr>
+            </w:pPr>
+          </w:p>
+        </w:tc>
+      </w:tr>
+      <w:tr>
+        <w:trPr>
+          <w:trHeight w:val="385"/>
+        </w:trPr>
+        <w:tc>
+          <w:tcPr>
+            <w:tcW w:w="951" w:type="dxa"/>
+            <w:vMerge/>
+            <w:tcBorders>
+              <w:tl2br w:val="nil"/>
+              <w:tr2bl w:val="nil"/>
+            </w:tcBorders>
+            <w:shd w:val="clear" w:color="auto" w:fill="auto"/>
+            <w:vAlign w:val="center"/>
+          </w:tcPr>
+          <w:p>
+            <w:pPr>
+              <w:jc w:val="center"/>
+              <w:rPr>
+                <w:rFonts w:ascii="Times New Roman" w:eastAsia="宋体" w:hAnsi="Times New Roman" w:cs="Times New Roman"/>
+                <w:b/>
+                <w:bCs/>
+                <w:color w:val="000000"/>
+                <w:sz w:val="18"/>
+                <w:szCs w:val="18"/>
+              </w:rPr>
+            </w:pPr>
+          </w:p>
+        </w:tc>
+        <w:tc>
+          <w:tcPr>
+            <w:tcW w:w="600" w:type="dxa"/>
+            <w:vMerge w:val="restart"/>
+            <w:tcBorders>
+              <w:tl2br w:val="nil"/>
+              <w:tr2bl w:val="nil"/>
+            </w:tcBorders>
+            <w:shd w:val="clear" w:color="auto" w:fill="auto"/>
+            <w:noWrap/>
+            <w:vAlign w:val="center"/>
+          </w:tcPr>
+          <w:p>
+            <w:pPr>
+              <w:widowControl/>
+              <w:jc w:val="center"/>
+              <w:textAlignment w:val="center"/>
+              <w:rPr>
+                <w:rFonts w:ascii="Times New Roman" w:eastAsia="宋体" w:hAnsi="Times New Roman" w:cs="Times New Roman"/>
+                <w:color w:val="000000"/>
+                <w:sz w:val="18"/>
+                <w:szCs w:val="18"/>
+              </w:rPr>
+            </w:pPr>
+            <w:r>
+              <w:rPr>
+                <w:rFonts w:ascii="Times New Roman" w:eastAsia="宋体" w:hAnsi="Times New Roman" w:cs="Times New Roman"/>
+                <w:color w:val="000000"/>
+                <w:kern w:val="0"/>
+                <w:sz w:val="18"/>
+                <w:szCs w:val="18"/>
+                <w:lang w:bidi="ar"/>
+              </w:rPr>
+              <w:t>检测信息</w:t>
+            </w:r>
+          </w:p>
+        </w:tc>
+        <w:tc>
+          <w:tcPr>
+            <w:tcW w:w="9488" w:type="dxa"/>
+            <w:gridSpan w:val="10"/>
+            <w:tcBorders>
+              <w:tl2br w:val="nil"/>
+              <w:tr2bl w:val="nil"/>
+            </w:tcBorders>
+            <w:shd w:val="clear" w:color="auto" w:fill="auto"/>
+            <w:noWrap/>
+            <w:vAlign w:val="center"/>
+          </w:tcPr>
+          <w:p>
+            <w:pPr>
+              <w:widowControl/>
+              <w:jc w:val="left"/>
+              <w:textAlignment w:val="center"/>
+              <w:rPr>
+                <w:rFonts w:ascii="Times New Roman" w:eastAsia="宋体" w:hAnsi="Times New Roman" w:cs="Times New Roman"/>
+                <w:color w:val="000000"/>
+                <w:sz w:val="18"/>
+                <w:szCs w:val="18"/>
+              </w:rPr>
+            </w:pPr>
+            <w:r>
+              <w:rPr>
+                <w:rFonts w:ascii="Times New Roman" w:eastAsia="宋体" w:hAnsi="Times New Roman" w:cs="Times New Roman"/>
+                <w:color w:val="000000"/>
+                <w:kern w:val="0"/>
+                <w:sz w:val="18"/>
+                <w:szCs w:val="18"/>
+                <w:lang w:bidi="ar"/>
+              </w:rPr>
+              <w:t>工时</w:t>
+            </w:r>
+            <w:r>
+              <w:rPr>
+                <w:rFonts w:ascii="Times New Roman" w:eastAsia="宋体" w:hAnsi="Times New Roman" w:cs="Times New Roman"/>
+                <w:color w:val="000000"/>
+                <w:kern w:val="0"/>
+                <w:sz w:val="18"/>
+                <w:szCs w:val="18"/>
+                <w:lang w:bidi="ar"/>
+              </w:rPr>
+              <w:t xml:space="preserve">: __________   </w:t>
+            </w:r>
+            <w:r>
+              <w:rPr>
+                <w:rFonts w:ascii="Times New Roman" w:eastAsia="宋体" w:hAnsi="Times New Roman" w:cs="Times New Roman"/>
+                <w:color w:val="000000"/>
+                <w:kern w:val="0"/>
+                <w:sz w:val="18"/>
+                <w:szCs w:val="18"/>
+                <w:lang w:bidi="ar"/>
+              </w:rPr>
+              <w:t>机时：</w:t>
+            </w:r>
+            <w:r>
+              <w:rPr>
+                <w:rFonts w:ascii="Times New Roman" w:eastAsia="宋体" w:hAnsi="Times New Roman" w:cs="Times New Roman"/>
+                <w:color w:val="000000"/>
+                <w:kern w:val="0"/>
+                <w:sz w:val="18"/>
+                <w:szCs w:val="18"/>
+                <w:lang w:bidi="ar"/>
+              </w:rPr>
+              <w:t xml:space="preserve">__________  </w:t>
+            </w:r>
+            <w:r>
+              <w:rPr>
+                <w:rFonts w:ascii="Times New Roman" w:eastAsia="宋体" w:hAnsi="Times New Roman" w:cs="Times New Roman"/>
+                <w:color w:val="000000"/>
+                <w:kern w:val="0"/>
+                <w:sz w:val="18"/>
+                <w:szCs w:val="18"/>
+                <w:lang w:bidi="ar"/>
+              </w:rPr>
+              <w:t>检测员：</w:t>
+            </w:r>
+            <w:r>
+              <w:rPr>
+                <w:rFonts w:ascii="Times New Roman" w:eastAsia="宋体" w:hAnsi="Times New Roman" w:cs="Times New Roman"/>
+                <w:color w:val="000000"/>
+                <w:kern w:val="0"/>
+                <w:sz w:val="18"/>
+                <w:szCs w:val="18"/>
+                <w:lang w:bidi="ar"/>
+              </w:rPr>
+              <w:t xml:space="preserve">__________     </w:t>
+            </w:r>
+            <w:r>
+              <w:rPr>
+                <w:rFonts w:ascii="Times New Roman" w:eastAsia="宋体" w:hAnsi="Times New Roman" w:cs="Times New Roman"/>
+                <w:color w:val="000000"/>
+                <w:kern w:val="0"/>
+                <w:sz w:val="18"/>
+                <w:szCs w:val="18"/>
+                <w:lang w:bidi="ar"/>
+              </w:rPr>
+              <w:t>完成日期：</w:t>
+            </w:r>
+            <w:r>
+              <w:rPr>
+                <w:rFonts w:ascii="Times New Roman" w:eastAsia="宋体" w:hAnsi="Times New Roman" w:cs="Times New Roman"/>
+                <w:color w:val="000000"/>
+                <w:kern w:val="0"/>
+                <w:sz w:val="18"/>
+                <w:szCs w:val="18"/>
+                <w:lang w:bidi="ar"/>
+              </w:rPr>
+              <w:t>__________</w:t>
+            </w:r>
+          </w:p>
+        </w:tc>
+      </w:tr>
+      <w:tr>
+        <w:trPr>
+          <w:trHeight w:val="428"/>
+        </w:trPr>
+        <w:tc>
+          <w:tcPr>
+            <w:tcW w:w="951" w:type="dxa"/>
+            <w:vMerge/>
+            <w:tcBorders>
+              <w:tl2br w:val="nil"/>
+              <w:tr2bl w:val="nil"/>
+            </w:tcBorders>
+            <w:shd w:val="clear" w:color="auto" w:fill="auto"/>
+            <w:vAlign w:val="center"/>
+          </w:tcPr>
+          <w:p>
+            <w:pPr>
+              <w:jc w:val="center"/>
+              <w:rPr>
+                <w:rFonts w:ascii="Times New Roman" w:eastAsia="宋体" w:hAnsi="Times New Roman" w:cs="Times New Roman"/>
+                <w:b/>
+                <w:bCs/>
+                <w:color w:val="000000"/>
+                <w:sz w:val="18"/>
+                <w:szCs w:val="18"/>
+              </w:rPr>
+            </w:pPr>
+          </w:p>
+        </w:tc>
+        <w:tc>
+          <w:tcPr>
+            <w:tcW w:w="600" w:type="dxa"/>
+            <w:vMerge/>
+            <w:tcBorders>
+              <w:tl2br w:val="nil"/>
+              <w:tr2bl w:val="nil"/>
+            </w:tcBorders>
+            <w:shd w:val="clear" w:color="auto" w:fill="auto"/>
+            <w:noWrap/>
+            <w:vAlign w:val="center"/>
+          </w:tcPr>
+          <w:p>
+            <w:pPr>
+              <w:jc w:val="center"/>
+              <w:rPr>
+                <w:rFonts w:ascii="Times New Roman" w:eastAsia="宋体" w:hAnsi="Times New Roman" w:cs="Times New Roman"/>
+                <w:color w:val="000000"/>
+                <w:sz w:val="18"/>
+                <w:szCs w:val="18"/>
+              </w:rPr>
+            </w:pPr>
+          </w:p>
+        </w:tc>
+        <w:tc>
+          <w:tcPr>
+            <w:tcW w:w="9488" w:type="dxa"/>
+            <w:gridSpan w:val="10"/>
+            <w:tcBorders>
+              <w:tl2br w:val="nil"/>
+              <w:tr2bl w:val="nil"/>
+            </w:tcBorders>
+            <w:shd w:val="clear" w:color="auto" w:fill="auto"/>
+            <w:noWrap/>
+            <w:vAlign w:val="center"/>
+          </w:tcPr>
+          <w:p>
+            <w:pPr>
+              <w:widowControl/>
+              <w:jc w:val="left"/>
+              <w:textAlignment w:val="center"/>
+              <w:rPr>
+                <w:rFonts w:ascii="Times New Roman" w:eastAsia="宋体" w:hAnsi="Times New Roman" w:cs="Times New Roman"/>
+                <w:color w:val="000000"/>
+                <w:sz w:val="18"/>
+                <w:szCs w:val="18"/>
+              </w:rPr>
+            </w:pPr>
+            <w:r>
+              <w:rPr>
+                <w:rFonts w:ascii="Times New Roman" w:eastAsia="宋体" w:hAnsi="Times New Roman" w:cs="Times New Roman"/>
+                <w:color w:val="000000"/>
+                <w:kern w:val="0"/>
+                <w:sz w:val="18"/>
+                <w:szCs w:val="18"/>
+                <w:lang w:bidi="ar"/>
+              </w:rPr>
+              <w:t>异常备注：</w:t>
+            </w:r>
+          </w:p>
+        </w:tc>
+      </w:tr>
+    </w:tbl>
+    <w:p>
+      <w:pPr>
+        <w:jc w:val="left"/>
+        <w:rPr>
+          <w:b/>
+          <w:bCs/>
+        </w:rPr>
+      </w:pPr>
+    </w:p>
+    <w:tbl>
+      <w:tblPr>
+        <w:tblW w:w="11039" w:type="dxa"/>
+        <w:tblInd w:w="93" w:type="dxa"/>
+        <w:tblBorders>
+          <w:top w:val="single" w:sz="4" w:space="0" w:color="000000"/>
+          <w:left w:val="single" w:sz="4" w:space="0" w:color="000000"/>
+          <w:bottom w:val="single" w:sz="4" w:space="0" w:color="000000"/>
+          <w:right w:val="single" w:sz="4" w:space="0" w:color="000000"/>
+          <w:insideH w:val="single" w:sz="4" w:space="0" w:color="000000"/>
+          <w:insideV w:val="single" w:sz="4" w:space="0" w:color="000000"/>
+        </w:tblBorders>
+        <w:tblLayout w:type="fixed"/>
+        <w:tblLook w:val="04A0" w:firstRow="1" w:lastRow="0" w:firstColumn="1" w:lastColumn="0" w:noHBand="0" w:noVBand="1"/>
+      </w:tblPr>
+      <w:tblGrid>
+        <w:gridCol w:w="951"/>
+        <w:gridCol w:w="600"/>
+        <w:gridCol w:w="1129"/>
+        <w:gridCol w:w="1025"/>
+        <w:gridCol w:w="1000"/>
+        <w:gridCol w:w="1413"/>
+        <w:gridCol w:w="282"/>
+        <w:gridCol w:w="893"/>
+        <w:gridCol w:w="1091"/>
+        <w:gridCol w:w="254"/>
+        <w:gridCol w:w="638"/>
+        <w:gridCol w:w="1763"/>
+      </w:tblGrid>
+      <w:tr>
+        <w:trPr>
+          <w:trHeight w:val="361"/>
+        </w:trPr>
+        <w:tc>
+          <w:tcPr>
+            <w:tcW w:w="951" w:type="dxa"/>
+            <w:tcBorders>
+              <w:tl2br w:val="nil"/>
+              <w:tr2bl w:val="nil"/>
+            </w:tcBorders>
+            <w:shd w:val="clear" w:color="auto" w:fill="D9D9D9"/>
+            <w:vAlign w:val="center"/>
+          </w:tcPr>
+          <w:p>
+            <w:pPr>
+              <w:widowControl/>
+              <w:jc w:val="center"/>
+              <w:textAlignment w:val="center"/>
+              <w:rPr>
+                <w:rFonts w:ascii="Times New Roman" w:eastAsia="宋体" w:hAnsi="Times New Roman" w:cs="Times New Roman"/>
+                <w:b/>
+                <w:bCs/>
+                <w:color w:val="000000"/>
+                <w:sz w:val="18"/>
+                <w:szCs w:val="18"/>
+              </w:rPr>
+            </w:pPr>
+            <w:r>
+              <w:rPr>
+                <w:rFonts w:ascii="Times New Roman" w:eastAsia="宋体" w:hAnsi="Times New Roman" w:cs="Times New Roman"/>
+                <w:b/>
+                <w:bCs/>
+                <w:color w:val="000000"/>
+                <w:kern w:val="0"/>
+                <w:sz w:val="18"/>
+                <w:szCs w:val="18"/>
+                <w:lang w:bidi="ar"/>
+              </w:rPr>
+              <w:t>样品流转</w:t>
+            </w:r>
+          </w:p>
+        </w:tc>
+        <w:tc>
+          <w:tcPr>
+            <w:tcW w:w="10088" w:type="dxa"/>
+            <w:gridSpan w:val="11"/>
+            <w:tcBorders>
+              <w:tl2br w:val="nil"/>
+              <w:tr2bl w:val="nil"/>
+            </w:tcBorders>
+            <w:shd w:val="clear" w:color="auto" w:fill="D9D9D9"/>
+            <w:vAlign w:val="center"/>
+          </w:tcPr>
+          <w:p>
+            <w:pPr>
+              <w:widowControl/>
+              <w:jc w:val="center"/>
+              <w:textAlignment w:val="center"/>
+              <w:rPr>
+                <w:rFonts w:ascii="Times New Roman" w:eastAsia="宋体" w:hAnsi="Times New Roman" w:cs="Times New Roman"/>
+                <w:b/>
+                <w:bCs/>
+                <w:color w:val="000000"/>
+                <w:sz w:val="18"/>
+                <w:szCs w:val="18"/>
+              </w:rPr>
+            </w:pPr>
+            <w:r>
+              <w:rPr>
+                <w:rFonts w:ascii="Times New Roman" w:eastAsia="宋体" w:hAnsi="Times New Roman" w:cs="Times New Roman"/>
+                <w:b/>
+                <w:bCs/>
+                <w:color w:val="000000"/>
+                <w:kern w:val="0"/>
+                <w:sz w:val="18"/>
+                <w:szCs w:val="18"/>
+                <w:lang w:bidi="ar"/>
+              </w:rPr>
+              <w:t>测试信息</w:t>
+            </w:r>
+          </w:p>
+        </w:tc>
+      </w:tr>
+      <w:tr>
+        <w:trPr>
+          <w:trHeight w:val="334"/>
+        </w:trPr>
+        <w:tc>
+          <w:tcPr>
+            <w:tcW w:w="951" w:type="dxa"/>
+            <w:vMerge w:val="restart"/>
+            <w:tcBorders>
+              <w:tl2br w:val="nil"/>
+              <w:tr2bl w:val="nil"/>
+            </w:tcBorders>
+            <w:shd w:val="clear" w:color="auto" w:fill="auto"/>
+            <w:vAlign w:val="center"/>
+          </w:tcPr>
+          <w:p>
+            <w:pPr>
+              <w:widowControl/>
+              <w:jc w:val="center"/>
+              <w:textAlignment w:val="center"/>
+              <w:rPr>
+                <w:rFonts w:ascii="Times New Roman" w:eastAsia="宋体" w:hAnsi="Times New Roman" w:cs="Times New Roman"/>
+                <w:b/>
+                <w:bCs/>
+                <w:color w:val="000000"/>
+                <w:sz w:val="18"/>
+                <w:szCs w:val="18"/>
+              </w:rPr>
+            </w:pPr>
+            <w:r>
+              <w:rPr>
+                <w:rFonts w:ascii="Times New Roman" w:eastAsia="宋体" w:hAnsi="Times New Roman" w:cs="Times New Roman" w:hint="eastAsia"/>
+                <w:b/>
+                <w:bCs/>
+                <w:kern w:val="0"/>
+                <w:sz w:val="18"/>
+                <w:szCs w:val="18"/>
+                <w:lang w:bidi="ar"/>
+              </w:rPr>
+              <w:t>化学分析实验室</w:t>
+            </w:r>
+            <w:r>
+              <w:rPr>
+                <w:rFonts w:ascii="Times New Roman" w:eastAsia="宋体" w:hAnsi="Times New Roman" w:cs="Times New Roman"/>
+                <w:b/>
+                <w:bCs/>
+                <w:kern w:val="0"/>
+                <w:sz w:val="18"/>
+                <w:szCs w:val="18"/>
+                <w:lang w:bidi="ar"/>
+              </w:rPr>
+              <w:br/>
+              <w:t>(C)</w:t>
+            </w:r>
+          </w:p>
+        </w:tc>
+        <w:tc>
+          <w:tcPr>
+            <w:tcW w:w="600" w:type="dxa"/>
+            <w:vMerge w:val="restart"/>
+            <w:tcBorders>
+              <w:tl2br w:val="nil"/>
+              <w:tr2bl w:val="nil"/>
+            </w:tcBorders>
+            <w:shd w:val="clear" w:color="auto" w:fill="auto"/>
+            <w:noWrap/>
+            <w:vAlign w:val="center"/>
+          </w:tcPr>
+          <w:p>
+            <w:pPr>
+              <w:widowControl/>
+              <w:jc w:val="center"/>
+              <w:textAlignment w:val="center"/>
+              <w:rPr>
+                <w:rFonts w:ascii="Times New Roman" w:eastAsia="宋体" w:hAnsi="Times New Roman" w:cs="Times New Roman"/>
+                <w:color w:val="000000"/>
+                <w:sz w:val="18"/>
+                <w:szCs w:val="18"/>
+              </w:rPr>
+            </w:pPr>
+            <w:r>
+              <w:rPr>
+                <w:rFonts w:ascii="Times New Roman" w:eastAsia="宋体" w:hAnsi="Times New Roman" w:cs="Times New Roman"/>
+                <w:color w:val="000000"/>
+                <w:kern w:val="0"/>
+                <w:sz w:val="18"/>
+                <w:szCs w:val="18"/>
+                <w:lang w:bidi="ar"/>
+              </w:rPr>
+              <w:t>检验项目</w:t>
+            </w:r>
+          </w:p>
+        </w:tc>
+        <w:tc>
+          <w:tcPr>
+            <w:tcW w:w="1129" w:type="dxa"/>
+            <w:tcBorders>
+              <w:tl2br w:val="nil"/>
+              <w:tr2bl w:val="nil"/>
+            </w:tcBorders>
+            <w:shd w:val="clear" w:color="auto" w:fill="FFFFFF"/>
+            <w:noWrap/>
+            <w:vAlign w:val="center"/>
+          </w:tcPr>
+          <w:p>
+            <w:pPr>
+              <w:widowControl/>
+              <w:jc w:val="center"/>
+              <w:textAlignment w:val="center"/>
+              <w:rPr>
+                <w:rFonts w:ascii="Times New Roman" w:eastAsia="宋体" w:hAnsi="Times New Roman" w:cs="Times New Roman"/>
+                <w:b/>
+                <w:bCs/>
+                <w:color w:val="000000" w:themeColor="text1"/>
+                <w:sz w:val="18"/>
+                <w:szCs w:val="18"/>
+              </w:rPr>
+            </w:pPr>
+            <w:r>
+              <w:rPr>
+                <w:rFonts w:ascii="Times New Roman" w:eastAsia="宋体" w:hAnsi="Times New Roman" w:cs="Times New Roman" w:hint="eastAsia"/>
+                <w:b/>
+                <w:bCs/>
+                <w:color w:val="000000" w:themeColor="text1"/>
+                <w:sz w:val="18"/>
+                <w:szCs w:val="18"/>
+              </w:rPr>
+              <w:t>样品编号</w:t>
+            </w:r>
+          </w:p>
+        </w:tc>
+        <w:tc>
+          <w:tcPr>
+            <w:tcW w:w="1025" w:type="dxa"/>
+            <w:tcBorders>
+              <w:tl2br w:val="nil"/>
+              <w:tr2bl w:val="nil"/>
+            </w:tcBorders>
+            <w:shd w:val="clear" w:color="auto" w:fill="FFFFFF"/>
+            <w:noWrap/>
+            <w:vAlign w:val="center"/>
+          </w:tcPr>
+          <w:p>
+            <w:pPr>
+              <w:widowControl/>
+              <w:jc w:val="center"/>
+              <w:textAlignment w:val="center"/>
+              <w:rPr>
+                <w:rFonts w:ascii="Times New Roman" w:eastAsia="宋体" w:hAnsi="Times New Roman" w:cs="Times New Roman"/>
+                <w:b/>
+                <w:bCs/>
+                <w:color w:val="000000" w:themeColor="text1"/>
+                <w:sz w:val="18"/>
+                <w:szCs w:val="18"/>
+              </w:rPr>
+            </w:pPr>
+            <w:r>
+              <w:rPr>
+                <w:rFonts w:ascii="Times New Roman" w:eastAsia="宋体" w:hAnsi="Times New Roman" w:cs="Times New Roman" w:hint="eastAsia"/>
+                <w:b/>
+                <w:bCs/>
+                <w:color w:val="000000" w:themeColor="text1"/>
+                <w:sz w:val="18"/>
+                <w:szCs w:val="18"/>
+              </w:rPr>
+              <w:t>样品名称</w:t>
+            </w:r>
+          </w:p>
+        </w:tc>
+        <w:tc>
+          <w:tcPr>
+            <w:tcW w:w="1000" w:type="dxa"/>
+            <w:tcBorders>
+              <w:tl2br w:val="nil"/>
+              <w:tr2bl w:val="nil"/>
+            </w:tcBorders>
+            <w:shd w:val="clear" w:color="auto" w:fill="FFFFFF"/>
+            <w:noWrap/>
+            <w:vAlign w:val="center"/>
+          </w:tcPr>
+          <w:p>
+            <w:pPr>
+              <w:widowControl/>
+              <w:jc w:val="center"/>
+              <w:textAlignment w:val="center"/>
+              <w:rPr>
+                <w:rFonts w:ascii="Times New Roman" w:eastAsia="宋体" w:hAnsi="Times New Roman" w:cs="Times New Roman"/>
+                <w:b/>
+                <w:bCs/>
+                <w:color w:val="000000" w:themeColor="text1"/>
+                <w:sz w:val="18"/>
+                <w:szCs w:val="18"/>
+              </w:rPr>
+            </w:pPr>
+            <w:r>
+              <w:rPr>
+                <w:rFonts w:ascii="Times New Roman" w:eastAsia="宋体" w:hAnsi="Times New Roman" w:cs="Times New Roman" w:hint="eastAsia"/>
+                <w:b/>
+                <w:bCs/>
+                <w:color w:val="000000" w:themeColor="text1"/>
+                <w:sz w:val="18"/>
+                <w:szCs w:val="18"/>
+              </w:rPr>
+              <w:t>样品原号</w:t>
+            </w:r>
+          </w:p>
+        </w:tc>
+        <w:tc>
+          <w:tcPr>
+            <w:tcW w:w="1413" w:type="dxa"/>
+            <w:tcBorders>
+              <w:tl2br w:val="nil"/>
+              <w:tr2bl w:val="nil"/>
+            </w:tcBorders>
+            <w:shd w:val="clear" w:color="auto" w:fill="FFFFFF"/>
+            <w:vAlign w:val="center"/>
+          </w:tcPr>
+          <w:p>
+            <w:pPr>
+              <w:widowControl/>
+              <w:jc w:val="center"/>
+              <w:textAlignment w:val="center"/>
+              <w:rPr>
+                <w:rFonts w:ascii="Times New Roman" w:eastAsia="宋体" w:hAnsi="Times New Roman" w:cs="Times New Roman"/>
+                <w:b/>
+                <w:bCs/>
+                <w:color w:val="000000" w:themeColor="text1"/>
+                <w:sz w:val="18"/>
+                <w:szCs w:val="18"/>
+              </w:rPr>
+            </w:pPr>
+            <w:r>
+              <w:rPr>
+                <w:rFonts w:ascii="Times New Roman" w:eastAsia="宋体" w:hAnsi="Times New Roman" w:cs="Times New Roman"/>
+                <w:b/>
+                <w:bCs/>
+                <w:color w:val="000000" w:themeColor="text1"/>
+                <w:kern w:val="0"/>
+                <w:sz w:val="18"/>
+                <w:szCs w:val="18"/>
+                <w:lang w:bidi="ar"/>
+              </w:rPr>
+              <w:t>检测项目</w:t>
+            </w:r>
+          </w:p>
+        </w:tc>
+        <w:tc>
+          <w:tcPr>
+            <w:tcW w:w="1175" w:type="dxa"/>
+            <w:gridSpan w:val="2"/>
+            <w:tcBorders>
+              <w:tl2br w:val="nil"/>
+              <w:tr2bl w:val="nil"/>
+            </w:tcBorders>
+            <w:shd w:val="clear" w:color="auto" w:fill="FFFFFF"/>
+            <w:vAlign w:val="center"/>
+          </w:tcPr>
+          <w:p>
+            <w:pPr>
+              <w:widowControl/>
+              <w:jc w:val="center"/>
+              <w:textAlignment w:val="center"/>
+              <w:rPr>
+                <w:rFonts w:ascii="Times New Roman" w:eastAsia="宋体" w:hAnsi="Times New Roman" w:cs="Times New Roman"/>
+                <w:b/>
+                <w:bCs/>
+                <w:color w:val="000000" w:themeColor="text1"/>
+                <w:sz w:val="18"/>
+                <w:szCs w:val="18"/>
+              </w:rPr>
+            </w:pPr>
+            <w:r>
+              <w:rPr>
+                <w:rFonts w:ascii="Times New Roman" w:eastAsia="宋体" w:hAnsi="Times New Roman" w:cs="Times New Roman"/>
+                <w:b/>
+                <w:bCs/>
+                <w:color w:val="000000" w:themeColor="text1"/>
+                <w:kern w:val="0"/>
+                <w:sz w:val="18"/>
+                <w:szCs w:val="18"/>
+                <w:lang w:bidi="ar"/>
+              </w:rPr>
+              <w:t>项目代码</w:t>
+            </w:r>
+          </w:p>
+        </w:tc>
+        <w:tc>
+          <w:tcPr>
+            <w:tcW w:w="1345" w:type="dxa"/>
+            <w:gridSpan w:val="2"/>
+            <w:tcBorders>
+              <w:tl2br w:val="nil"/>
+              <w:tr2bl w:val="nil"/>
+            </w:tcBorders>
+            <w:shd w:val="clear" w:color="auto" w:fill="FFFFFF"/>
+            <w:vAlign w:val="center"/>
+          </w:tcPr>
+          <w:p>
+            <w:pPr>
+              <w:widowControl/>
+              <w:jc w:val="center"/>
+              <w:textAlignment w:val="center"/>
+              <w:rPr>
+                <w:rFonts w:ascii="Times New Roman" w:eastAsia="宋体" w:hAnsi="Times New Roman" w:cs="Times New Roman"/>
+                <w:b/>
+                <w:bCs/>
+                <w:color w:val="000000" w:themeColor="text1"/>
+                <w:sz w:val="18"/>
+                <w:szCs w:val="18"/>
+              </w:rPr>
+            </w:pPr>
+            <w:r>
+              <w:rPr>
+                <w:rFonts w:ascii="Times New Roman" w:eastAsia="宋体" w:hAnsi="Times New Roman" w:cs="Times New Roman"/>
+                <w:b/>
+                <w:bCs/>
+                <w:color w:val="000000" w:themeColor="text1"/>
+                <w:kern w:val="0"/>
+                <w:sz w:val="18"/>
+                <w:szCs w:val="18"/>
+                <w:lang w:bidi="ar"/>
+              </w:rPr>
+              <w:t>检测方法</w:t>
+            </w:r>
+          </w:p>
+        </w:tc>
+        <w:tc>
+          <w:tcPr>
+            <w:tcW w:w="638" w:type="dxa"/>
+            <w:tcBorders>
+              <w:tl2br w:val="nil"/>
+              <w:tr2bl w:val="nil"/>
+            </w:tcBorders>
+            <w:shd w:val="clear" w:color="auto" w:fill="FFFFFF"/>
+            <w:vAlign w:val="center"/>
+          </w:tcPr>
+          <w:p>
+            <w:pPr>
+              <w:widowControl/>
+              <w:jc w:val="center"/>
+              <w:textAlignment w:val="center"/>
+              <w:rPr>
+                <w:rFonts w:ascii="Times New Roman" w:eastAsia="宋体" w:hAnsi="Times New Roman" w:cs="Times New Roman"/>
+                <w:b/>
+                <w:bCs/>
+                <w:color w:val="000000" w:themeColor="text1"/>
+                <w:sz w:val="18"/>
+                <w:szCs w:val="18"/>
+              </w:rPr>
+            </w:pPr>
+            <w:r>
+              <w:rPr>
+                <w:rFonts w:ascii="Times New Roman" w:eastAsia="宋体" w:hAnsi="Times New Roman" w:cs="Times New Roman"/>
+                <w:b/>
+                <w:bCs/>
+                <w:color w:val="000000" w:themeColor="text1"/>
+                <w:kern w:val="0"/>
+                <w:sz w:val="18"/>
+                <w:szCs w:val="18"/>
+                <w:lang w:bidi="ar"/>
+              </w:rPr>
+              <w:t>数量</w:t>
+            </w:r>
+          </w:p>
+        </w:tc>
+        <w:tc>
+          <w:tcPr>
+            <w:tcW w:w="1763" w:type="dxa"/>
+            <w:tcBorders>
+              <w:tl2br w:val="nil"/>
+              <w:tr2bl w:val="nil"/>
+            </w:tcBorders>
+            <w:shd w:val="clear" w:color="auto" w:fill="FFFFFF"/>
+            <w:vAlign w:val="center"/>
+          </w:tcPr>
+          <w:p>
+            <w:pPr>
+              <w:widowControl/>
+              <w:jc w:val="center"/>
+              <w:textAlignment w:val="center"/>
+              <w:rPr>
+                <w:rFonts w:ascii="Times New Roman" w:eastAsia="宋体" w:hAnsi="Times New Roman" w:cs="Times New Roman"/>
+                <w:b/>
+                <w:bCs/>
+                <w:color w:val="000000" w:themeColor="text1"/>
+                <w:sz w:val="18"/>
+                <w:szCs w:val="18"/>
+              </w:rPr>
+            </w:pPr>
+            <w:r>
+              <w:rPr>
+                <w:rFonts w:ascii="Times New Roman" w:eastAsia="宋体" w:hAnsi="Times New Roman" w:cs="Times New Roman" w:hint="eastAsia"/>
+                <w:b/>
+                <w:bCs/>
+                <w:color w:val="000000" w:themeColor="text1"/>
+                <w:kern w:val="0"/>
+                <w:sz w:val="18"/>
+                <w:szCs w:val="18"/>
+                <w:lang w:bidi="ar"/>
+              </w:rPr>
+              <w:t>备注</w:t>
+            </w:r>
+          </w:p>
+        </w:tc>
+      </w:tr>
+      <w:tr>
+        <w:trPr>
+          <w:trHeight w:val="413"/>
+        </w:trPr>
+        <w:tc>
+          <w:tcPr>
+            <w:tcW w:w="951" w:type="dxa"/>
+            <w:vMerge/>
+            <w:tcBorders>
+              <w:tl2br w:val="nil"/>
+              <w:tr2bl w:val="nil"/>
+            </w:tcBorders>
+            <w:shd w:val="clear" w:color="auto" w:fill="auto"/>
+            <w:vAlign w:val="center"/>
+          </w:tcPr>
+          <w:p>
+            <w:pPr>
+              <w:jc w:val="center"/>
+              <w:rPr>
+                <w:rFonts w:ascii="Times New Roman" w:eastAsia="宋体" w:hAnsi="Times New Roman" w:cs="Times New Roman"/>
+                <w:b/>
+                <w:bCs/>
+                <w:color w:val="000000"/>
+                <w:sz w:val="18"/>
+                <w:szCs w:val="18"/>
+              </w:rPr>
+            </w:pPr>
+          </w:p>
+        </w:tc>
+        <w:tc>
+          <w:tcPr>
+            <w:tcW w:w="600" w:type="dxa"/>
+            <w:vMerge/>
+            <w:tcBorders>
+              <w:tl2br w:val="nil"/>
+              <w:tr2bl w:val="nil"/>
+            </w:tcBorders>
+            <w:shd w:val="clear" w:color="auto" w:fill="auto"/>
+            <w:noWrap/>
+            <w:vAlign w:val="center"/>
+          </w:tcPr>
+          <w:p>
+            <w:pPr>
+              <w:jc w:val="center"/>
+              <w:rPr>
+                <w:rFonts w:ascii="Times New Roman" w:eastAsia="宋体" w:hAnsi="Times New Roman" w:cs="Times New Roman"/>
+                <w:color w:val="000000"/>
+                <w:sz w:val="18"/>
+                <w:szCs w:val="18"/>
+              </w:rPr>
+            </w:pPr>
+          </w:p>
+        </w:tc>
+        <w:tc>
+          <w:tcPr>
+            <w:tcW w:w="1129" w:type="dxa"/>
+            <w:tcBorders>
+              <w:tl2br w:val="nil"/>
+              <w:tr2bl w:val="nil"/>
+            </w:tcBorders>
+            <w:shd w:val="clear" w:color="auto" w:fill="FFFFFF"/>
+            <w:vAlign w:val="center"/>
+          </w:tcPr>
+          <w:p>
+            <w:pPr>
+              <w:widowControl/>
+              <w:jc w:val="center"/>
+              <w:textAlignment w:val="center"/>
+              <w:rPr>
+                <w:rFonts w:ascii="Times New Roman" w:eastAsia="宋体" w:hAnsi="Times New Roman" w:cs="Times New Roman"/>
+                <w:color w:val="000000" w:themeColor="text1"/>
+                <w:sz w:val="18"/>
+                <w:szCs w:val="18"/>
+              </w:rPr>
+            </w:pPr>
+          </w:p>
+        </w:tc>
+        <w:tc>
+          <w:tcPr>
+            <w:tcW w:w="1025" w:type="dxa"/>
+            <w:tcBorders>
+              <w:tl2br w:val="nil"/>
+              <w:tr2bl w:val="nil"/>
+            </w:tcBorders>
+            <w:shd w:val="clear" w:color="auto" w:fill="FFFFFF"/>
+            <w:vAlign w:val="center"/>
+          </w:tcPr>
+          <w:p>
+            <w:pPr>
+              <w:widowControl/>
+              <w:jc w:val="center"/>
+              <w:textAlignment w:val="center"/>
+              <w:rPr>
+                <w:rFonts w:ascii="Times New Roman" w:eastAsia="宋体" w:hAnsi="Times New Roman" w:cs="Times New Roman"/>
+                <w:color w:val="000000" w:themeColor="text1"/>
+                <w:sz w:val="18"/>
+                <w:szCs w:val="18"/>
+              </w:rPr>
+            </w:pPr>
+            <w:r>
+              <w:rPr>
+                <w:rFonts w:ascii="Times New Roman" w:eastAsia="宋体" w:hAnsi="Times New Roman" w:cs="Times New Roman"/>
+                <w:color w:val="000000" w:themeColor="text1"/>
+                <w:sz w:val="18"/>
+                <w:szCs w:val="18"/>
+              </w:rPr>
+              <w:t>{#</w:t>
+            </w:r>
+            <w:proofErr w:type="gramStart"/>
+            <w:r>
+              <w:rPr>
+                <w:rFonts w:ascii="Times New Roman" w:eastAsia="宋体" w:hAnsi="Times New Roman" w:cs="Times New Roman"/>
+                <w:color w:val="000000" w:themeColor="text1"/>
+                <w:sz w:val="18"/>
+                <w:szCs w:val="18"/>
+              </w:rPr>
+              <w:t>chemistryItems}</w:t>
+            </w:r>
+            <w:r>
+              <w:rPr>
+                <w:rFonts w:ascii="Times New Roman" w:eastAsia="宋体" w:hAnsi="Times New Roman" w:cs="Times New Roman"/>
+                <w:color w:val="000000"/>
+                <w:kern w:val="0"/>
+                <w:sz w:val="18"/>
+                <w:szCs w:val="18"/>
+                <w:lang w:bidi="ar"/>
+              </w:rPr>
+              <w:t>{</w:t>
+            </w:r>
+            <w:proofErr w:type="gramEnd"/>
+            <w:r>
+              <w:rPr>
+                <w:rFonts w:ascii="Times New Roman" w:eastAsia="宋体" w:hAnsi="Times New Roman" w:cs="Times New Roman"/>
+                <w:color w:val="000000"/>
+                <w:kern w:val="0"/>
+                <w:sz w:val="18"/>
+                <w:szCs w:val="18"/>
+                <w:lang w:bidi="ar"/>
+              </w:rPr>
+              <w:t>sample_name}</w:t>
+            </w:r>
+          </w:p>
+        </w:tc>
+        <w:tc>
+          <w:tcPr>
+            <w:tcW w:w="1000" w:type="dxa"/>
+            <w:tcBorders>
+              <w:tl2br w:val="nil"/>
+              <w:tr2bl w:val="nil"/>
+            </w:tcBorders>
+            <w:shd w:val="clear" w:color="auto" w:fill="FFFFFF"/>
+            <w:vAlign w:val="center"/>
+          </w:tcPr>
+          <w:p>
+            <w:pPr>
+              <w:widowControl/>
+              <w:jc w:val="center"/>
+              <w:textAlignment w:val="center"/>
+              <w:rPr>
+                <w:rFonts w:ascii="Times New Roman" w:eastAsia="宋体" w:hAnsi="Times New Roman" w:cs="Times New Roman"/>
+                <w:color w:val="000000" w:themeColor="text1"/>
+                <w:sz w:val="18"/>
+                <w:szCs w:val="18"/>
+              </w:rPr>
+            </w:pPr>
+            <w:r>
+              <w:rPr>
+                <w:rFonts w:ascii="Times New Roman" w:eastAsia="宋体" w:hAnsi="Times New Roman" w:cs="Times New Roman" w:hint="eastAsia"/>
+                <w:color w:val="000000" w:themeColor="text1"/>
+                <w:sz w:val="18"/>
+                <w:szCs w:val="18"/>
+              </w:rPr>
+              <w:t>{</w:t>
+            </w:r>
+            <w:proofErr w:type="spellStart"/>
+            <w:r>
+              <w:rPr>
+                <w:rFonts w:ascii="Times New Roman" w:eastAsia="宋体" w:hAnsi="Times New Roman" w:cs="Times New Roman"/>
+                <w:color w:val="000000" w:themeColor="text1"/>
+                <w:sz w:val="18"/>
+                <w:szCs w:val="18"/>
+              </w:rPr>
+              <w:t>original_no</w:t>
+            </w:r>
+            <w:proofErr w:type="spellEnd"/>
+            <w:r>
+              <w:rPr>
+                <w:rFonts w:ascii="Times New Roman" w:eastAsia="宋体" w:hAnsi="Times New Roman" w:cs="Times New Roman"/>
+                <w:color w:val="000000" w:themeColor="text1"/>
+                <w:sz w:val="18"/>
+                <w:szCs w:val="18"/>
+              </w:rPr>
+              <w:t>}</w:t>
+            </w:r>
+          </w:p>
+        </w:tc>
+        <w:tc>
+          <w:tcPr>
+            <w:tcW w:w="1413" w:type="dxa"/>
+            <w:tcBorders>
+              <w:tl2br w:val="nil"/>
+              <w:tr2bl w:val="nil"/>
+            </w:tcBorders>
+            <w:shd w:val="clear" w:color="auto" w:fill="FFFFFF"/>
+            <w:vAlign w:val="center"/>
+          </w:tcPr>
+          <w:p>
+            <w:pPr>
+              <w:widowControl/>
+              <w:jc w:val="left"/>
+              <w:textAlignment w:val="center"/>
+              <w:rPr>
+                <w:rFonts w:ascii="Times New Roman" w:eastAsia="宋体" w:hAnsi="Times New Roman" w:cs="Times New Roman"/>
+                <w:color w:val="000000" w:themeColor="text1"/>
+                <w:sz w:val="18"/>
+                <w:szCs w:val="18"/>
+              </w:rPr>
+            </w:pPr>
+            <w:r>
+              <w:rPr>
+                <w:rFonts w:ascii="Times New Roman" w:eastAsia="宋体" w:hAnsi="Times New Roman" w:cs="Times New Roman"/>
+                <w:color w:val="000000" w:themeColor="text1"/>
+                <w:sz w:val="18"/>
+                <w:szCs w:val="18"/>
+              </w:rPr>
+              <w:t>{</w:t>
+            </w:r>
+            <w:proofErr w:type="spellStart"/>
+            <w:r>
+              <w:rPr>
+                <w:rFonts w:ascii="Times New Roman" w:eastAsia="宋体" w:hAnsi="Times New Roman" w:cs="Times New Roman"/>
+                <w:color w:val="000000" w:themeColor="text1"/>
+                <w:sz w:val="18"/>
+                <w:szCs w:val="18"/>
+              </w:rPr>
+              <w:t>test_item</w:t>
+            </w:r>
+            <w:proofErr w:type="spellEnd"/>
+            <w:r>
+              <w:rPr>
+                <w:rFonts w:ascii="Times New Roman" w:eastAsia="宋体" w:hAnsi="Times New Roman" w:cs="Times New Roman"/>
+                <w:color w:val="000000" w:themeColor="text1"/>
+                <w:sz w:val="18"/>
+                <w:szCs w:val="18"/>
+              </w:rPr>
+              <w:t>}</w:t>
+            </w:r>
+          </w:p>
+        </w:tc>
+        <w:tc>
+          <w:tcPr>
+            <w:tcW w:w="1175" w:type="dxa"/>
+            <w:gridSpan w:val="2"/>
+            <w:tcBorders>
+              <w:tl2br w:val="nil"/>
+              <w:tr2bl w:val="nil"/>
+            </w:tcBorders>
+            <w:shd w:val="clear" w:color="auto" w:fill="FFFFFF"/>
+            <w:vAlign w:val="center"/>
+          </w:tcPr>
+          <w:p>
+            <w:pPr>
+              <w:widowControl/>
+              <w:textAlignment w:val="center"/>
+              <w:rPr>
+                <w:rFonts w:ascii="Times New Roman" w:eastAsia="宋体" w:hAnsi="Times New Roman" w:cs="Times New Roman"/>
+                <w:color w:val="000000" w:themeColor="text1"/>
+                <w:sz w:val="18"/>
+                <w:szCs w:val="18"/>
+              </w:rPr>
+            </w:pPr>
+            <w:r>
+              <w:rPr>
+                <w:rFonts w:ascii="Times New Roman" w:eastAsia="宋体" w:hAnsi="Times New Roman" w:cs="Times New Roman"/>
+                <w:color w:val="000000" w:themeColor="text1"/>
+                <w:sz w:val="18"/>
+                <w:szCs w:val="18"/>
+              </w:rPr>
+              <w:t>{</w:t>
+            </w:r>
+            <w:proofErr w:type="spellStart"/>
+            <w:r>
+              <w:rPr>
+                <w:rFonts w:ascii="Times New Roman" w:eastAsia="宋体" w:hAnsi="Times New Roman" w:cs="Times New Roman"/>
+                <w:color w:val="000000" w:themeColor="text1"/>
+                <w:sz w:val="18"/>
+                <w:szCs w:val="18"/>
+              </w:rPr>
+              <w:t>project_code</w:t>
+            </w:r>
+            <w:proofErr w:type="spellEnd"/>
+            <w:r>
+              <w:rPr>
+                <w:rFonts w:ascii="Times New Roman" w:eastAsia="宋体" w:hAnsi="Times New Roman" w:cs="Times New Roman"/>
+                <w:color w:val="000000" w:themeColor="text1"/>
+                <w:sz w:val="18"/>
+                <w:szCs w:val="18"/>
+              </w:rPr>
+              <w:t>}</w:t>
+            </w:r>
+          </w:p>
+        </w:tc>
+        <w:tc>
+          <w:tcPr>
+            <w:tcW w:w="1345" w:type="dxa"/>
+            <w:gridSpan w:val="2"/>
+            <w:tcBorders>
+              <w:tl2br w:val="nil"/>
+              <w:tr2bl w:val="nil"/>
+            </w:tcBorders>
+            <w:shd w:val="clear" w:color="auto" w:fill="FFFFFF"/>
+            <w:vAlign w:val="center"/>
+          </w:tcPr>
+          <w:p>
+            <w:pPr>
+              <w:widowControl/>
+              <w:jc w:val="center"/>
+              <w:textAlignment w:val="center"/>
+              <w:rPr>
+                <w:rFonts w:ascii="Times New Roman" w:eastAsia="宋体" w:hAnsi="Times New Roman" w:cs="Times New Roman"/>
+                <w:color w:val="000000" w:themeColor="text1"/>
+                <w:sz w:val="18"/>
+                <w:szCs w:val="18"/>
+              </w:rPr>
+            </w:pPr>
+            <w:r>
+              <w:rPr>
+                <w:rFonts w:ascii="Times New Roman" w:eastAsia="宋体" w:hAnsi="Times New Roman" w:cs="Times New Roman"/>
+                <w:color w:val="000000" w:themeColor="text1"/>
+                <w:sz w:val="18"/>
+                <w:szCs w:val="18"/>
+              </w:rPr>
+              <w:t>{method}</w:t>
+            </w:r>
+          </w:p>
+        </w:tc>
+        <w:tc>
+          <w:tcPr>
+            <w:tcW w:w="638" w:type="dxa"/>
+            <w:tcBorders>
+              <w:tl2br w:val="nil"/>
+              <w:tr2bl w:val="nil"/>
+            </w:tcBorders>
+            <w:shd w:val="clear" w:color="auto" w:fill="FFFFFF"/>
+            <w:vAlign w:val="center"/>
+          </w:tcPr>
+          <w:p>
+            <w:pPr>
+              <w:widowControl/>
+              <w:jc w:val="center"/>
+              <w:textAlignment w:val="center"/>
+              <w:rPr>
+                <w:rFonts w:ascii="Times New Roman" w:eastAsia="宋体" w:hAnsi="Times New Roman" w:cs="Times New Roman"/>
+                <w:color w:val="000000" w:themeColor="text1"/>
+                <w:sz w:val="18"/>
+                <w:szCs w:val="18"/>
+              </w:rPr>
+            </w:pPr>
+            <w:r>
+              <w:rPr>
+                <w:rFonts w:ascii="Times New Roman" w:eastAsia="宋体" w:hAnsi="Times New Roman" w:cs="Times New Roman"/>
+                <w:color w:val="000000" w:themeColor="text1"/>
+                <w:sz w:val="18"/>
+                <w:szCs w:val="18"/>
+              </w:rPr>
+              <w:t>{quantity}</w:t>
+            </w:r>
+          </w:p>
+        </w:tc>
+        <w:tc>
+          <w:tcPr>
+            <w:tcW w:w="1763" w:type="dxa"/>
+            <w:tcBorders>
+              <w:tl2br w:val="nil"/>
+              <w:tr2bl w:val="nil"/>
+            </w:tcBorders>
+            <w:shd w:val="clear" w:color="auto" w:fill="auto"/>
+            <w:vAlign w:val="center"/>
+          </w:tcPr>
+          <w:p>
+            <w:pPr>
+              <w:jc w:val="center"/>
+              <w:rPr>
+                <w:rFonts w:ascii="Times New Roman" w:eastAsia="宋体" w:hAnsi="Times New Roman" w:cs="Times New Roman"/>
+                <w:color w:val="000000" w:themeColor="text1"/>
+                <w:sz w:val="18"/>
+                <w:szCs w:val="18"/>
+              </w:rPr>
+            </w:pPr>
+            <w:r>
+              <w:rPr>
+                <w:rFonts w:ascii="Times New Roman" w:eastAsia="宋体" w:hAnsi="Times New Roman" w:cs="Times New Roman"/>
+                <w:color w:val="000000"/>
+                <w:sz w:val="18"/>
+                <w:szCs w:val="18"/>
+              </w:rPr>
+              <w:t>{note}</w:t>
+            </w:r>
+            <w:r>
+              <w:rPr>
+                <w:rFonts w:ascii="Times New Roman" w:eastAsia="宋体" w:hAnsi="Times New Roman" w:cs="Times New Roman"/>
+                <w:color w:val="000000"/>
+                <w:sz w:val="18"/>
+                <w:szCs w:val="18"/>
+              </w:rPr>
+              <w:t>{/</w:t>
+            </w:r>
+            <w:proofErr w:type="spellStart"/>
+            <w:r>
+              <w:rPr>
+                <w:rFonts w:ascii="Times New Roman" w:eastAsia="宋体" w:hAnsi="Times New Roman" w:cs="Times New Roman"/>
+                <w:color w:val="000000"/>
+                <w:sz w:val="18"/>
+                <w:szCs w:val="18"/>
+              </w:rPr>
+              <w:t>chemistryItems</w:t>
+            </w:r>
+            <w:proofErr w:type="spellEnd"/>
+            <w:r>
+              <w:rPr>
+                <w:rFonts w:ascii="Times New Roman" w:eastAsia="宋体" w:hAnsi="Times New Roman" w:cs="Times New Roman"/>
+                <w:color w:val="000000"/>
+                <w:sz w:val="18"/>
+                <w:szCs w:val="18"/>
+              </w:rPr>
+              <w:t>}</w:t>
+            </w:r>
+          </w:p>
+        </w:tc>
+      </w:tr>
+      <w:tr>
+        <w:trPr>
+          <w:trHeight w:val="390"/>
+        </w:trPr>
+        <w:tc>
+          <w:tcPr>
+            <w:tcW w:w="951" w:type="dxa"/>
+            <w:vMerge/>
+            <w:tcBorders>
+              <w:tl2br w:val="nil"/>
+              <w:tr2bl w:val="nil"/>
+            </w:tcBorders>
+            <w:shd w:val="clear" w:color="auto" w:fill="auto"/>
+            <w:vAlign w:val="center"/>
+          </w:tcPr>
+          <w:p>
+            <w:pPr>
+              <w:jc w:val="center"/>
+              <w:rPr>
+                <w:rFonts w:ascii="Times New Roman" w:eastAsia="宋体" w:hAnsi="Times New Roman" w:cs="Times New Roman"/>
+                <w:b/>
+                <w:bCs/>
+                <w:color w:val="000000"/>
+                <w:sz w:val="18"/>
+                <w:szCs w:val="18"/>
+              </w:rPr>
+            </w:pPr>
+          </w:p>
+        </w:tc>
+        <w:tc>
+          <w:tcPr>
+            <w:tcW w:w="600" w:type="dxa"/>
+            <w:vMerge/>
+            <w:tcBorders>
+              <w:tl2br w:val="nil"/>
+              <w:tr2bl w:val="nil"/>
+            </w:tcBorders>
+            <w:shd w:val="clear" w:color="auto" w:fill="auto"/>
+            <w:noWrap/>
+            <w:vAlign w:val="center"/>
+          </w:tcPr>
+          <w:p>
+            <w:pPr>
+              <w:jc w:val="center"/>
+              <w:rPr>
+                <w:rFonts w:ascii="Times New Roman" w:eastAsia="宋体" w:hAnsi="Times New Roman" w:cs="Times New Roman"/>
+                <w:color w:val="000000"/>
+                <w:sz w:val="18"/>
+                <w:szCs w:val="18"/>
+              </w:rPr>
+            </w:pPr>
+          </w:p>
+        </w:tc>
+        <w:tc>
+          <w:tcPr>
+            <w:tcW w:w="1129" w:type="dxa"/>
+            <w:tcBorders>
+              <w:tl2br w:val="nil"/>
+              <w:tr2bl w:val="nil"/>
+            </w:tcBorders>
+            <w:shd w:val="clear" w:color="auto" w:fill="FFFFFF"/>
+            <w:vAlign w:val="center"/>
+          </w:tcPr>
+          <w:p>
+            <w:pPr>
+              <w:widowControl/>
+              <w:jc w:val="center"/>
+              <w:textAlignment w:val="center"/>
+              <w:rPr>
+                <w:rFonts w:ascii="Times New Roman" w:eastAsia="宋体" w:hAnsi="Times New Roman" w:cs="Times New Roman"/>
+                <w:color w:val="000000"/>
+                <w:sz w:val="18"/>
+                <w:szCs w:val="18"/>
+              </w:rPr>
+            </w:pPr>
+          </w:p>
+        </w:tc>
+        <w:tc>
+          <w:tcPr>
+            <w:tcW w:w="1025" w:type="dxa"/>
+            <w:tcBorders>
+              <w:tl2br w:val="nil"/>
+              <w:tr2bl w:val="nil"/>
+            </w:tcBorders>
+            <w:shd w:val="clear" w:color="auto" w:fill="FFFFFF"/>
+            <w:vAlign w:val="center"/>
+          </w:tcPr>
+          <w:p>
+            <w:pPr>
+              <w:widowControl/>
+              <w:jc w:val="center"/>
+              <w:textAlignment w:val="center"/>
+              <w:rPr>
+                <w:rFonts w:ascii="Times New Roman" w:eastAsia="宋体" w:hAnsi="Times New Roman" w:cs="Times New Roman"/>
+                <w:color w:val="000000"/>
+                <w:sz w:val="18"/>
+                <w:szCs w:val="18"/>
+              </w:rPr>
+            </w:pPr>
+          </w:p>
+        </w:tc>
+        <w:tc>
+          <w:tcPr>
+            <w:tcW w:w="1000" w:type="dxa"/>
+            <w:tcBorders>
+              <w:tl2br w:val="nil"/>
+              <w:tr2bl w:val="nil"/>
+            </w:tcBorders>
+            <w:shd w:val="clear" w:color="auto" w:fill="FFFFFF"/>
+            <w:vAlign w:val="center"/>
+          </w:tcPr>
+          <w:p>
+            <w:pPr>
+              <w:widowControl/>
+              <w:jc w:val="center"/>
+              <w:textAlignment w:val="center"/>
+              <w:rPr>
+                <w:rFonts w:ascii="Times New Roman" w:eastAsia="宋体" w:hAnsi="Times New Roman" w:cs="Times New Roman"/>
+                <w:color w:val="000000"/>
+                <w:sz w:val="18"/>
+                <w:szCs w:val="18"/>
+              </w:rPr>
+            </w:pPr>
+          </w:p>
+        </w:tc>
+        <w:tc>
+          <w:tcPr>
+            <w:tcW w:w="1413" w:type="dxa"/>
+            <w:tcBorders>
+              <w:tl2br w:val="nil"/>
+              <w:tr2bl w:val="nil"/>
+            </w:tcBorders>
+            <w:shd w:val="clear" w:color="auto" w:fill="FFFFFF"/>
+            <w:vAlign w:val="center"/>
+          </w:tcPr>
+          <w:p>
+            <w:pPr>
+              <w:widowControl/>
+              <w:jc w:val="left"/>
+              <w:textAlignment w:val="center"/>
+              <w:rPr>
+                <w:rFonts w:ascii="Times New Roman" w:eastAsia="宋体" w:hAnsi="Times New Roman" w:cs="Times New Roman"/>
+                <w:color w:val="000000"/>
+                <w:sz w:val="18"/>
+                <w:szCs w:val="18"/>
+              </w:rPr>
+            </w:pPr>
+          </w:p>
+        </w:tc>
+        <w:tc>
+          <w:tcPr>
+            <w:tcW w:w="1175" w:type="dxa"/>
+            <w:gridSpan w:val="2"/>
+            <w:tcBorders>
+              <w:tl2br w:val="nil"/>
+              <w:tr2bl w:val="nil"/>
+            </w:tcBorders>
+            <w:shd w:val="clear" w:color="auto" w:fill="FFFFFF"/>
+            <w:vAlign w:val="center"/>
+          </w:tcPr>
+          <w:p>
+            <w:pPr>
+              <w:widowControl/>
+              <w:textAlignment w:val="center"/>
+              <w:rPr>
+                <w:rFonts w:ascii="Times New Roman" w:eastAsia="宋体" w:hAnsi="Times New Roman" w:cs="Times New Roman"/>
+                <w:color w:val="000000"/>
+                <w:sz w:val="18"/>
+                <w:szCs w:val="18"/>
+              </w:rPr>
+            </w:pPr>
+          </w:p>
+        </w:tc>
+        <w:tc>
+          <w:tcPr>
+            <w:tcW w:w="1345" w:type="dxa"/>
+            <w:gridSpan w:val="2"/>
+            <w:tcBorders>
+              <w:tl2br w:val="nil"/>
+              <w:tr2bl w:val="nil"/>
+            </w:tcBorders>
+            <w:shd w:val="clear" w:color="auto" w:fill="FFFFFF"/>
+            <w:vAlign w:val="center"/>
+          </w:tcPr>
+          <w:p>
+            <w:pPr>
+              <w:widowControl/>
+              <w:jc w:val="center"/>
+              <w:textAlignment w:val="center"/>
+              <w:rPr>
+                <w:rFonts w:ascii="Times New Roman" w:eastAsia="宋体" w:hAnsi="Times New Roman" w:cs="Times New Roman"/>
+                <w:color w:val="000000"/>
+                <w:sz w:val="18"/>
+                <w:szCs w:val="18"/>
+              </w:rPr>
+            </w:pPr>
+          </w:p>
+        </w:tc>
+        <w:tc>
+          <w:tcPr>
+            <w:tcW w:w="638" w:type="dxa"/>
+            <w:tcBorders>
+              <w:tl2br w:val="nil"/>
+              <w:tr2bl w:val="nil"/>
+            </w:tcBorders>
+            <w:shd w:val="clear" w:color="auto" w:fill="FFFFFF"/>
+            <w:vAlign w:val="center"/>
+          </w:tcPr>
+          <w:p>
+            <w:pPr>
+              <w:widowControl/>
+              <w:jc w:val="center"/>
+              <w:textAlignment w:val="center"/>
+              <w:rPr>
+                <w:rFonts w:ascii="Times New Roman" w:eastAsia="宋体" w:hAnsi="Times New Roman" w:cs="Times New Roman"/>
+                <w:color w:val="000000"/>
+                <w:sz w:val="18"/>
+                <w:szCs w:val="18"/>
+              </w:rPr>
+            </w:pPr>
+          </w:p>
+        </w:tc>
+        <w:tc>
+          <w:tcPr>
+            <w:tcW w:w="1763" w:type="dxa"/>
+            <w:tcBorders>
+              <w:tl2br w:val="nil"/>
+              <w:tr2bl w:val="nil"/>
+            </w:tcBorders>
+            <w:shd w:val="clear" w:color="auto" w:fill="auto"/>
+            <w:vAlign w:val="center"/>
+          </w:tcPr>
+          <w:p>
+            <w:pPr>
+              <w:jc w:val="center"/>
+              <w:rPr>
+                <w:rFonts w:ascii="Times New Roman" w:eastAsia="宋体" w:hAnsi="Times New Roman" w:cs="Times New Roman"/>
+                <w:color w:val="000000"/>
+                <w:sz w:val="18"/>
+                <w:szCs w:val="18"/>
+              </w:rPr>
+            </w:pPr>
+          </w:p>
+        </w:tc>
+      </w:tr>
+      <w:tr>
+        <w:trPr>
+          <w:trHeight w:val="390"/>
+        </w:trPr>
+        <w:tc>
+          <w:tcPr>
+            <w:tcW w:w="951" w:type="dxa"/>
+            <w:vMerge/>
+            <w:tcBorders>
+              <w:tl2br w:val="nil"/>
+              <w:tr2bl w:val="nil"/>
+            </w:tcBorders>
+            <w:shd w:val="clear" w:color="auto" w:fill="auto"/>
+            <w:vAlign w:val="center"/>
+          </w:tcPr>
+          <w:p>
+            <w:pPr>
+              <w:jc w:val="center"/>
+              <w:rPr>
+                <w:rFonts w:ascii="Times New Roman" w:eastAsia="宋体" w:hAnsi="Times New Roman" w:cs="Times New Roman"/>
+                <w:b/>
+                <w:bCs/>
+                <w:color w:val="000000"/>
+                <w:sz w:val="18"/>
+                <w:szCs w:val="18"/>
+              </w:rPr>
+            </w:pPr>
+          </w:p>
+        </w:tc>
+        <w:tc>
+          <w:tcPr>
+            <w:tcW w:w="600" w:type="dxa"/>
+            <w:vMerge/>
+            <w:tcBorders>
+              <w:tl2br w:val="nil"/>
+              <w:tr2bl w:val="nil"/>
+            </w:tcBorders>
+            <w:shd w:val="clear" w:color="auto" w:fill="auto"/>
+            <w:noWrap/>
+            <w:vAlign w:val="center"/>
+          </w:tcPr>
+          <w:p>
+            <w:pPr>
+              <w:jc w:val="center"/>
+              <w:rPr>
+                <w:rFonts w:ascii="Times New Roman" w:eastAsia="宋体" w:hAnsi="Times New Roman" w:cs="Times New Roman"/>
+                <w:color w:val="000000"/>
+                <w:sz w:val="18"/>
+                <w:szCs w:val="18"/>
+              </w:rPr>
+            </w:pPr>
+          </w:p>
+        </w:tc>
+        <w:tc>
+          <w:tcPr>
+            <w:tcW w:w="1129" w:type="dxa"/>
+            <w:tcBorders>
+              <w:tl2br w:val="nil"/>
+              <w:tr2bl w:val="nil"/>
+            </w:tcBorders>
+            <w:shd w:val="clear" w:color="auto" w:fill="FFFFFF"/>
+            <w:vAlign w:val="center"/>
+          </w:tcPr>
+          <w:p>
+            <w:pPr>
+              <w:widowControl/>
+              <w:jc w:val="center"/>
+              <w:textAlignment w:val="center"/>
+              <w:rPr>
+                <w:rFonts w:ascii="Times New Roman" w:eastAsia="宋体" w:hAnsi="Times New Roman" w:cs="Times New Roman"/>
+                <w:color w:val="000000"/>
+                <w:kern w:val="0"/>
+                <w:sz w:val="18"/>
+                <w:szCs w:val="18"/>
+                <w:lang w:bidi="ar"/>
+              </w:rPr>
+            </w:pPr>
+          </w:p>
+        </w:tc>
+        <w:tc>
+          <w:tcPr>
+            <w:tcW w:w="1025" w:type="dxa"/>
+            <w:tcBorders>
+              <w:tl2br w:val="nil"/>
+              <w:tr2bl w:val="nil"/>
+            </w:tcBorders>
+            <w:shd w:val="clear" w:color="auto" w:fill="FFFFFF"/>
+            <w:vAlign w:val="center"/>
+          </w:tcPr>
+          <w:p>
+            <w:pPr>
+              <w:widowControl/>
+              <w:jc w:val="center"/>
+              <w:textAlignment w:val="center"/>
+              <w:rPr>
+                <w:rFonts w:ascii="Times New Roman" w:eastAsia="宋体" w:hAnsi="Times New Roman" w:cs="Times New Roman"/>
+                <w:color w:val="000000"/>
+                <w:kern w:val="0"/>
+                <w:sz w:val="18"/>
+                <w:szCs w:val="18"/>
+                <w:lang w:bidi="ar"/>
+              </w:rPr>
+            </w:pPr>
+          </w:p>
+        </w:tc>
+        <w:tc>
+          <w:tcPr>
+            <w:tcW w:w="1000" w:type="dxa"/>
+            <w:tcBorders>
+              <w:tl2br w:val="nil"/>
+              <w:tr2bl w:val="nil"/>
+            </w:tcBorders>
+            <w:shd w:val="clear" w:color="auto" w:fill="FFFFFF"/>
+            <w:vAlign w:val="center"/>
+          </w:tcPr>
+          <w:p>
+            <w:pPr>
+              <w:widowControl/>
+              <w:jc w:val="center"/>
+              <w:textAlignment w:val="center"/>
+              <w:rPr>
+                <w:rFonts w:ascii="Times New Roman" w:eastAsia="宋体" w:hAnsi="Times New Roman" w:cs="Times New Roman"/>
+                <w:color w:val="000000"/>
+                <w:kern w:val="0"/>
+                <w:sz w:val="18"/>
+                <w:szCs w:val="18"/>
+                <w:lang w:bidi="ar"/>
+              </w:rPr>
+            </w:pPr>
+          </w:p>
+        </w:tc>
+        <w:tc>
+          <w:tcPr>
+            <w:tcW w:w="1413" w:type="dxa"/>
+            <w:tcBorders>
+              <w:tl2br w:val="nil"/>
+              <w:tr2bl w:val="nil"/>
+            </w:tcBorders>
+            <w:shd w:val="clear" w:color="auto" w:fill="FFFFFF"/>
+            <w:vAlign w:val="center"/>
+          </w:tcPr>
+          <w:p>
+            <w:pPr>
+              <w:widowControl/>
+              <w:jc w:val="left"/>
+              <w:textAlignment w:val="center"/>
+              <w:rPr>
+                <w:rFonts w:ascii="Times New Roman" w:eastAsia="宋体" w:hAnsi="Times New Roman" w:cs="Times New Roman"/>
+                <w:color w:val="000000"/>
+                <w:kern w:val="0"/>
+                <w:sz w:val="18"/>
+                <w:szCs w:val="18"/>
+                <w:lang w:bidi="ar"/>
+              </w:rPr>
+            </w:pPr>
+          </w:p>
+        </w:tc>
+        <w:tc>
+          <w:tcPr>
+            <w:tcW w:w="1175" w:type="dxa"/>
+            <w:gridSpan w:val="2"/>
+            <w:tcBorders>
+              <w:tl2br w:val="nil"/>
+              <w:tr2bl w:val="nil"/>
+            </w:tcBorders>
+            <w:shd w:val="clear" w:color="auto" w:fill="FFFFFF"/>
+            <w:vAlign w:val="center"/>
+          </w:tcPr>
+          <w:p>
+            <w:pPr>
+              <w:widowControl/>
+              <w:textAlignment w:val="center"/>
+              <w:rPr>
+                <w:rFonts w:ascii="Times New Roman" w:eastAsia="宋体" w:hAnsi="Times New Roman" w:cs="Times New Roman"/>
+                <w:color w:val="000000"/>
+                <w:kern w:val="0"/>
+                <w:sz w:val="18"/>
+                <w:szCs w:val="18"/>
+                <w:lang w:bidi="ar"/>
+              </w:rPr>
+            </w:pPr>
+          </w:p>
+        </w:tc>
+        <w:tc>
+          <w:tcPr>
+            <w:tcW w:w="1345" w:type="dxa"/>
+            <w:gridSpan w:val="2"/>
+            <w:tcBorders>
+              <w:tl2br w:val="nil"/>
+              <w:tr2bl w:val="nil"/>
+            </w:tcBorders>
+            <w:shd w:val="clear" w:color="auto" w:fill="FFFFFF"/>
+            <w:vAlign w:val="center"/>
+          </w:tcPr>
+          <w:p>
+            <w:pPr>
+              <w:widowControl/>
+              <w:jc w:val="center"/>
+              <w:textAlignment w:val="center"/>
+              <w:rPr>
+                <w:rFonts w:ascii="Times New Roman" w:eastAsia="宋体" w:hAnsi="Times New Roman" w:cs="Times New Roman"/>
+                <w:color w:val="000000"/>
+                <w:kern w:val="0"/>
+                <w:sz w:val="18"/>
+                <w:szCs w:val="18"/>
+                <w:lang w:bidi="ar"/>
+              </w:rPr>
+            </w:pPr>
+          </w:p>
+        </w:tc>
+        <w:tc>
+          <w:tcPr>
+            <w:tcW w:w="638" w:type="dxa"/>
+            <w:tcBorders>
+              <w:tl2br w:val="nil"/>
+              <w:tr2bl w:val="nil"/>
+            </w:tcBorders>
+            <w:shd w:val="clear" w:color="auto" w:fill="FFFFFF"/>
+            <w:vAlign w:val="center"/>
+          </w:tcPr>
+          <w:p>
+            <w:pPr>
+              <w:widowControl/>
+              <w:jc w:val="center"/>
+              <w:textAlignment w:val="center"/>
+              <w:rPr>
+                <w:rFonts w:ascii="Times New Roman" w:eastAsia="宋体" w:hAnsi="Times New Roman" w:cs="Times New Roman"/>
+                <w:color w:val="000000"/>
+                <w:kern w:val="0"/>
+                <w:sz w:val="18"/>
+                <w:szCs w:val="18"/>
+                <w:lang w:bidi="ar"/>
+              </w:rPr>
+            </w:pPr>
+          </w:p>
+        </w:tc>
+        <w:tc>
+          <w:tcPr>
+            <w:tcW w:w="1763" w:type="dxa"/>
+            <w:tcBorders>
+              <w:tl2br w:val="nil"/>
+              <w:tr2bl w:val="nil"/>
+            </w:tcBorders>
+            <w:shd w:val="clear" w:color="auto" w:fill="auto"/>
+            <w:vAlign w:val="center"/>
+          </w:tcPr>
+          <w:p>
+            <w:pPr>
+              <w:jc w:val="center"/>
+              <w:rPr>
+                <w:rFonts w:ascii="Times New Roman" w:eastAsia="宋体" w:hAnsi="Times New Roman" w:cs="Times New Roman"/>
+                <w:color w:val="000000"/>
+                <w:sz w:val="18"/>
+                <w:szCs w:val="18"/>
+              </w:rPr>
+            </w:pPr>
+          </w:p>
+        </w:tc>
+      </w:tr>
+      <w:tr>
+        <w:trPr>
+          <w:trHeight w:val="390"/>
+        </w:trPr>
+        <w:tc>
+          <w:tcPr>
+            <w:tcW w:w="951" w:type="dxa"/>
+            <w:vMerge/>
+            <w:tcBorders>
+              <w:tl2br w:val="nil"/>
+              <w:tr2bl w:val="nil"/>
+            </w:tcBorders>
+            <w:shd w:val="clear" w:color="auto" w:fill="auto"/>
+            <w:vAlign w:val="center"/>
+          </w:tcPr>
+          <w:p>
+            <w:pPr>
+              <w:jc w:val="center"/>
+              <w:rPr>
+                <w:rFonts w:ascii="Times New Roman" w:eastAsia="宋体" w:hAnsi="Times New Roman" w:cs="Times New Roman"/>
+                <w:b/>
+                <w:bCs/>
+                <w:color w:val="000000"/>
+                <w:sz w:val="18"/>
+                <w:szCs w:val="18"/>
+              </w:rPr>
+            </w:pPr>
+          </w:p>
+        </w:tc>
+        <w:tc>
+          <w:tcPr>
+            <w:tcW w:w="600" w:type="dxa"/>
+            <w:vMerge/>
+            <w:tcBorders>
+              <w:tl2br w:val="nil"/>
+              <w:tr2bl w:val="nil"/>
+            </w:tcBorders>
+            <w:shd w:val="clear" w:color="auto" w:fill="auto"/>
+            <w:noWrap/>
+            <w:vAlign w:val="center"/>
+          </w:tcPr>
+          <w:p>
+            <w:pPr>
+              <w:jc w:val="center"/>
+              <w:rPr>
+                <w:rFonts w:ascii="Times New Roman" w:eastAsia="宋体" w:hAnsi="Times New Roman" w:cs="Times New Roman"/>
+                <w:color w:val="000000"/>
+                <w:sz w:val="18"/>
+                <w:szCs w:val="18"/>
+              </w:rPr>
+            </w:pPr>
+          </w:p>
+        </w:tc>
+        <w:tc>
+          <w:tcPr>
+            <w:tcW w:w="1129" w:type="dxa"/>
+            <w:tcBorders>
+              <w:tl2br w:val="nil"/>
+              <w:tr2bl w:val="nil"/>
+            </w:tcBorders>
+            <w:shd w:val="clear" w:color="auto" w:fill="FFFFFF"/>
+            <w:vAlign w:val="center"/>
+          </w:tcPr>
+          <w:p>
+            <w:pPr>
+              <w:widowControl/>
+              <w:jc w:val="center"/>
+              <w:textAlignment w:val="center"/>
+              <w:rPr>
+                <w:rFonts w:ascii="Times New Roman" w:eastAsia="宋体" w:hAnsi="Times New Roman" w:cs="Times New Roman"/>
+                <w:color w:val="000000"/>
+                <w:kern w:val="0"/>
+                <w:sz w:val="18"/>
+                <w:szCs w:val="18"/>
+                <w:lang w:bidi="ar"/>
+              </w:rPr>
+            </w:pPr>
+          </w:p>
+        </w:tc>
+        <w:tc>
+          <w:tcPr>
+            <w:tcW w:w="1025" w:type="dxa"/>
+            <w:tcBorders>
+              <w:tl2br w:val="nil"/>
+              <w:tr2bl w:val="nil"/>
+            </w:tcBorders>
+            <w:shd w:val="clear" w:color="auto" w:fill="FFFFFF"/>
+            <w:vAlign w:val="center"/>
+          </w:tcPr>
+          <w:p>
+            <w:pPr>
+              <w:widowControl/>
+              <w:jc w:val="center"/>
+              <w:textAlignment w:val="center"/>
+              <w:rPr>
+                <w:rFonts w:ascii="Times New Roman" w:eastAsia="宋体" w:hAnsi="Times New Roman" w:cs="Times New Roman"/>
+                <w:color w:val="000000"/>
+                <w:kern w:val="0"/>
+                <w:sz w:val="18"/>
+                <w:szCs w:val="18"/>
+                <w:lang w:bidi="ar"/>
+              </w:rPr>
+            </w:pPr>
+          </w:p>
+        </w:tc>
+        <w:tc>
+          <w:tcPr>
+            <w:tcW w:w="1000" w:type="dxa"/>
+            <w:tcBorders>
+              <w:tl2br w:val="nil"/>
+              <w:tr2bl w:val="nil"/>
+            </w:tcBorders>
+            <w:shd w:val="clear" w:color="auto" w:fill="FFFFFF"/>
+            <w:vAlign w:val="center"/>
+          </w:tcPr>
+          <w:p>
+            <w:pPr>
+              <w:widowControl/>
+              <w:jc w:val="center"/>
+              <w:textAlignment w:val="center"/>
+              <w:rPr>
+                <w:rFonts w:ascii="Times New Roman" w:eastAsia="宋体" w:hAnsi="Times New Roman" w:cs="Times New Roman"/>
+                <w:color w:val="000000"/>
+                <w:kern w:val="0"/>
+                <w:sz w:val="18"/>
+                <w:szCs w:val="18"/>
+                <w:lang w:bidi="ar"/>
+              </w:rPr>
+            </w:pPr>
+          </w:p>
+        </w:tc>
+        <w:tc>
+          <w:tcPr>
+            <w:tcW w:w="1413" w:type="dxa"/>
+            <w:tcBorders>
+              <w:tl2br w:val="nil"/>
+              <w:tr2bl w:val="nil"/>
+            </w:tcBorders>
+            <w:shd w:val="clear" w:color="auto" w:fill="FFFFFF"/>
+            <w:vAlign w:val="center"/>
+          </w:tcPr>
+          <w:p>
+            <w:pPr>
+              <w:widowControl/>
+              <w:jc w:val="left"/>
+              <w:textAlignment w:val="center"/>
+              <w:rPr>
+                <w:rFonts w:ascii="Times New Roman" w:eastAsia="宋体" w:hAnsi="Times New Roman" w:cs="Times New Roman"/>
+                <w:color w:val="000000"/>
+                <w:kern w:val="0"/>
+                <w:sz w:val="18"/>
+                <w:szCs w:val="18"/>
+                <w:lang w:bidi="ar"/>
+              </w:rPr>
+            </w:pPr>
+          </w:p>
+        </w:tc>
+        <w:tc>
+          <w:tcPr>
+            <w:tcW w:w="1175" w:type="dxa"/>
+            <w:gridSpan w:val="2"/>
+            <w:tcBorders>
+              <w:tl2br w:val="nil"/>
+              <w:tr2bl w:val="nil"/>
+            </w:tcBorders>
+            <w:shd w:val="clear" w:color="auto" w:fill="FFFFFF"/>
+            <w:vAlign w:val="center"/>
+          </w:tcPr>
+          <w:p>
+            <w:pPr>
+              <w:widowControl/>
+              <w:textAlignment w:val="center"/>
+              <w:rPr>
+                <w:rFonts w:ascii="Times New Roman" w:eastAsia="宋体" w:hAnsi="Times New Roman" w:cs="Times New Roman"/>
+                <w:color w:val="000000"/>
+                <w:kern w:val="0"/>
+                <w:sz w:val="18"/>
+                <w:szCs w:val="18"/>
+                <w:lang w:bidi="ar"/>
+              </w:rPr>
+            </w:pPr>
+          </w:p>
+        </w:tc>
+        <w:tc>
+          <w:tcPr>
+            <w:tcW w:w="1345" w:type="dxa"/>
+            <w:gridSpan w:val="2"/>
+            <w:tcBorders>
+              <w:tl2br w:val="nil"/>
+              <w:tr2bl w:val="nil"/>
+            </w:tcBorders>
+            <w:shd w:val="clear" w:color="auto" w:fill="FFFFFF"/>
+            <w:vAlign w:val="center"/>
+          </w:tcPr>
+          <w:p>
+            <w:pPr>
+              <w:widowControl/>
+              <w:jc w:val="center"/>
+              <w:textAlignment w:val="center"/>
+              <w:rPr>
+                <w:rFonts w:ascii="Times New Roman" w:eastAsia="宋体" w:hAnsi="Times New Roman" w:cs="Times New Roman"/>
+                <w:color w:val="000000"/>
+                <w:kern w:val="0"/>
+                <w:sz w:val="18"/>
+                <w:szCs w:val="18"/>
+                <w:lang w:bidi="ar"/>
+              </w:rPr>
+            </w:pPr>
+          </w:p>
+        </w:tc>
+        <w:tc>
+          <w:tcPr>
+            <w:tcW w:w="638" w:type="dxa"/>
+            <w:tcBorders>
+              <w:tl2br w:val="nil"/>
+              <w:tr2bl w:val="nil"/>
+            </w:tcBorders>
+            <w:shd w:val="clear" w:color="auto" w:fill="FFFFFF"/>
+            <w:vAlign w:val="center"/>
+          </w:tcPr>
+          <w:p>
+            <w:pPr>
+              <w:widowControl/>
+              <w:jc w:val="center"/>
+              <w:textAlignment w:val="center"/>
+              <w:rPr>
+                <w:rFonts w:ascii="Times New Roman" w:eastAsia="宋体" w:hAnsi="Times New Roman" w:cs="Times New Roman"/>
+                <w:color w:val="000000"/>
+                <w:kern w:val="0"/>
+                <w:sz w:val="18"/>
+                <w:szCs w:val="18"/>
+                <w:lang w:bidi="ar"/>
+              </w:rPr>
+            </w:pPr>
+          </w:p>
+        </w:tc>
+        <w:tc>
+          <w:tcPr>
+            <w:tcW w:w="1763" w:type="dxa"/>
+            <w:tcBorders>
+              <w:tl2br w:val="nil"/>
+              <w:tr2bl w:val="nil"/>
+            </w:tcBorders>
+            <w:shd w:val="clear" w:color="auto" w:fill="auto"/>
+            <w:vAlign w:val="center"/>
+          </w:tcPr>
+          <w:p>
+            <w:pPr>
+              <w:jc w:val="center"/>
+              <w:rPr>
+                <w:rFonts w:ascii="Times New Roman" w:eastAsia="宋体" w:hAnsi="Times New Roman" w:cs="Times New Roman"/>
+                <w:color w:val="000000"/>
+                <w:sz w:val="18"/>
+                <w:szCs w:val="18"/>
+              </w:rPr>
+            </w:pPr>
+          </w:p>
+        </w:tc>
+      </w:tr>
+      <w:tr>
+        <w:trPr>
+          <w:trHeight w:val="407"/>
+        </w:trPr>
+        <w:tc>
+          <w:tcPr>
+            <w:tcW w:w="951" w:type="dxa"/>
+            <w:vMerge/>
+            <w:tcBorders>
+              <w:tl2br w:val="nil"/>
+              <w:tr2bl w:val="nil"/>
+            </w:tcBorders>
+            <w:shd w:val="clear" w:color="auto" w:fill="auto"/>
+            <w:vAlign w:val="center"/>
+          </w:tcPr>
+          <w:p>
+            <w:pPr>
+              <w:jc w:val="center"/>
+              <w:rPr>
+                <w:rFonts w:ascii="Times New Roman" w:eastAsia="宋体" w:hAnsi="Times New Roman" w:cs="Times New Roman"/>
+                <w:b/>
+                <w:bCs/>
+                <w:color w:val="000000"/>
+                <w:sz w:val="18"/>
+                <w:szCs w:val="18"/>
+              </w:rPr>
+            </w:pPr>
+          </w:p>
+        </w:tc>
+        <w:tc>
+          <w:tcPr>
+            <w:tcW w:w="600" w:type="dxa"/>
+            <w:vMerge/>
+            <w:tcBorders>
+              <w:tl2br w:val="nil"/>
+              <w:tr2bl w:val="nil"/>
+            </w:tcBorders>
+            <w:shd w:val="clear" w:color="auto" w:fill="auto"/>
+            <w:noWrap/>
+            <w:vAlign w:val="center"/>
+          </w:tcPr>
+          <w:p>
+            <w:pPr>
+              <w:jc w:val="center"/>
+              <w:rPr>
+                <w:rFonts w:ascii="Times New Roman" w:eastAsia="宋体" w:hAnsi="Times New Roman" w:cs="Times New Roman"/>
+                <w:color w:val="000000"/>
+                <w:sz w:val="18"/>
+                <w:szCs w:val="18"/>
+              </w:rPr>
+            </w:pPr>
+          </w:p>
+        </w:tc>
+        <w:tc>
+          <w:tcPr>
+            <w:tcW w:w="9488" w:type="dxa"/>
+            <w:gridSpan w:val="10"/>
+            <w:tcBorders>
+              <w:tl2br w:val="nil"/>
+              <w:tr2bl w:val="nil"/>
+            </w:tcBorders>
+            <w:shd w:val="clear" w:color="auto" w:fill="FFFFFF"/>
+            <w:noWrap/>
+            <w:vAlign w:val="center"/>
+          </w:tcPr>
+          <w:p>
+            <w:pPr>
+              <w:widowControl/>
+              <w:jc w:val="left"/>
+              <w:textAlignment w:val="center"/>
+              <w:rPr>
+                <w:rFonts w:ascii="Times New Roman" w:eastAsia="宋体" w:hAnsi="Times New Roman" w:cs="Times New Roman"/>
+                <w:color w:val="000000"/>
+                <w:sz w:val="18"/>
+                <w:szCs w:val="18"/>
+              </w:rPr>
+            </w:pPr>
+            <w:r>
+              <w:rPr>
+                <w:rFonts w:ascii="Times New Roman" w:eastAsia="宋体" w:hAnsi="Times New Roman" w:cs="Times New Roman" w:hint="eastAsia"/>
+                <w:color w:val="000000"/>
+                <w:kern w:val="0"/>
+                <w:sz w:val="18"/>
+                <w:szCs w:val="18"/>
+                <w:lang w:bidi="ar"/>
+              </w:rPr>
+              <w:t>其他要求</w:t>
+            </w:r>
+            <w:r>
+              <w:rPr>
+                <w:rFonts w:ascii="Times New Roman" w:eastAsia="宋体" w:hAnsi="Times New Roman" w:cs="Times New Roman"/>
+                <w:color w:val="000000"/>
+                <w:kern w:val="0"/>
+                <w:sz w:val="18"/>
+                <w:szCs w:val="18"/>
+                <w:lang w:bidi="ar"/>
+              </w:rPr>
+              <w:t>：</w:t>
+            </w:r>
+            <w:r>
+              <w:rPr>
+                <w:rFonts w:ascii="Times New Roman" w:eastAsia="宋体" w:hAnsi="Times New Roman" w:cs="Times New Roman"/>
+                <w:color w:val="000000"/>
+                <w:kern w:val="0"/>
+                <w:sz w:val="18"/>
+                <w:szCs w:val="18"/>
+                <w:lang w:bidi="ar"/>
+              </w:rPr>
+              <w:t>{</w:t>
+            </w:r>
+            <w:proofErr w:type="spellStart"/>
+            <w:r>
+              <w:rPr>
+                <w:rFonts w:ascii="Times New Roman" w:eastAsia="宋体" w:hAnsi="Times New Roman" w:cs="Times New Roman"/>
+                <w:color w:val="000000"/>
+                <w:kern w:val="0"/>
+                <w:sz w:val="18"/>
+                <w:szCs w:val="18"/>
+                <w:lang w:bidi="ar"/>
+              </w:rPr>
+              <w:t>other_requirements</w:t>
+            </w:r>
+            <w:proofErr w:type="spellEnd"/>
+            <w:r>
+              <w:rPr>
+                <w:rFonts w:ascii="Times New Roman" w:eastAsia="宋体" w:hAnsi="Times New Roman" w:cs="Times New Roman"/>
+                <w:color w:val="000000"/>
+                <w:kern w:val="0"/>
+                <w:sz w:val="18"/>
+                <w:szCs w:val="18"/>
+                <w:lang w:bidi="ar"/>
+              </w:rPr>
+              <w:t>}</w:t>
+            </w:r>
+          </w:p>
+        </w:tc>
+      </w:tr>
+      <w:tr>
+        <w:trPr>
+          <w:trHeight w:val="626"/>
+        </w:trPr>
+        <w:tc>
+          <w:tcPr>
+            <w:tcW w:w="951" w:type="dxa"/>
+            <w:vMerge/>
+            <w:tcBorders>
+              <w:tl2br w:val="nil"/>
+              <w:tr2bl w:val="nil"/>
+            </w:tcBorders>
+            <w:shd w:val="clear" w:color="auto" w:fill="auto"/>
+            <w:vAlign w:val="center"/>
+          </w:tcPr>
+          <w:p>
+            <w:pPr>
+              <w:jc w:val="center"/>
+              <w:rPr>
+                <w:rFonts w:ascii="Times New Roman" w:eastAsia="宋体" w:hAnsi="Times New Roman" w:cs="Times New Roman"/>
+                <w:b/>
+                <w:bCs/>
+                <w:color w:val="000000"/>
+                <w:sz w:val="18"/>
+                <w:szCs w:val="18"/>
+              </w:rPr>
+            </w:pPr>
+          </w:p>
+        </w:tc>
+        <w:tc>
+          <w:tcPr>
+            <w:tcW w:w="600" w:type="dxa"/>
+            <w:vMerge w:val="restart"/>
+            <w:tcBorders>
+              <w:tl2br w:val="nil"/>
+              <w:tr2bl w:val="nil"/>
+            </w:tcBorders>
+            <w:shd w:val="clear" w:color="auto" w:fill="auto"/>
+            <w:vAlign w:val="center"/>
+          </w:tcPr>
+          <w:p>
+            <w:pPr>
+              <w:widowControl/>
+              <w:jc w:val="center"/>
+              <w:textAlignment w:val="center"/>
+              <w:rPr>
+                <w:rFonts w:ascii="Times New Roman" w:eastAsia="宋体" w:hAnsi="Times New Roman" w:cs="Times New Roman"/>
+                <w:color w:val="000000"/>
+                <w:sz w:val="18"/>
+                <w:szCs w:val="18"/>
+              </w:rPr>
+            </w:pPr>
+            <w:r>
+              <w:rPr>
+                <w:rFonts w:ascii="Times New Roman" w:eastAsia="宋体" w:hAnsi="Times New Roman" w:cs="Times New Roman"/>
+                <w:color w:val="000000"/>
+                <w:kern w:val="0"/>
+                <w:sz w:val="18"/>
+                <w:szCs w:val="18"/>
+                <w:lang w:bidi="ar"/>
+              </w:rPr>
+              <w:t>样品确认</w:t>
+            </w:r>
+          </w:p>
+        </w:tc>
+        <w:tc>
+          <w:tcPr>
+            <w:tcW w:w="9488" w:type="dxa"/>
+            <w:gridSpan w:val="10"/>
+            <w:tcBorders>
+              <w:tl2br w:val="nil"/>
+              <w:tr2bl w:val="nil"/>
+            </w:tcBorders>
+            <w:shd w:val="clear" w:color="auto" w:fill="FFFFFF"/>
+            <w:vAlign w:val="center"/>
+          </w:tcPr>
+          <w:p>
+            <w:pPr>
+              <w:widowControl/>
+              <w:jc w:val="left"/>
+              <w:textAlignment w:val="center"/>
+              <w:rPr>
+                <w:rFonts w:ascii="Times New Roman" w:eastAsia="宋体" w:hAnsi="Times New Roman" w:cs="Times New Roman"/>
+                <w:color w:val="000000"/>
+                <w:sz w:val="18"/>
+                <w:szCs w:val="18"/>
+              </w:rPr>
+            </w:pPr>
+            <w:r>
+              <w:rPr>
+                <w:rFonts w:ascii="Times New Roman" w:eastAsia="宋体" w:hAnsi="Times New Roman" w:cs="Times New Roman"/>
+                <w:color w:val="000000"/>
+                <w:kern w:val="0"/>
+                <w:sz w:val="18"/>
+                <w:szCs w:val="18"/>
+                <w:lang w:bidi="ar"/>
+              </w:rPr>
+              <w:t>1.</w:t>
+            </w:r>
+            <w:r>
+              <w:rPr>
+                <w:rStyle w:val="font112"/>
+                <w:rFonts w:ascii="Times New Roman" w:hAnsi="Times New Roman" w:cs="Times New Roman" w:hint="default"/>
+                <w:sz w:val="18"/>
+                <w:szCs w:val="18"/>
+                <w:lang w:bidi="ar"/>
+              </w:rPr>
+              <w:t>样品是否符合测试要求（材料、类型、尺寸、数量、样品编码等）：</w:t>
+            </w:r>
+            <w:r>
+              <w:rPr>
+                <w:rFonts w:ascii="Times New Roman" w:eastAsia="宋体" w:hAnsi="Times New Roman" w:cs="Times New Roman"/>
+                <w:color w:val="000000"/>
+                <w:kern w:val="0"/>
+                <w:sz w:val="18"/>
+                <w:szCs w:val="18"/>
+                <w:lang w:bidi="ar"/>
+              </w:rPr>
+              <w:br/>
+            </w:r>
+            <w:sdt>
+              <w:sdtPr>
+                <w:rPr>
+                  <w:rFonts w:ascii="Times New Roman" w:eastAsia="宋体" w:hAnsi="Times New Roman" w:cs="Times New Roman" w:hint="eastAsia"/>
+                  <w:color w:val="000000"/>
+                  <w:sz w:val="20"/>
+                  <w:szCs w:val="20"/>
+                </w:rPr>
+                <w:id w:val="147479706"/>
+                <w15:appearance w15:val="hidden"/>
+                <w14:checkbox>
+                  <w14:checked w14:val="0"/>
+                  <w14:checkedState w14:val="0052" w14:font="Wingdings 2"/>
+                  <w14:uncheckedState w14:val="2610" w14:font="MS Gothic"/>
+                </w14:checkbox>
+              </w:sdtPr>
+              <w:sdtContent>
+                <w:r>
+                  <w:rPr>
+                    <w:rFonts w:ascii="MS Gothic" w:eastAsia="MS Gothic" w:hAnsi="MS Gothic" w:cs="Times New Roman" w:hint="eastAsia"/>
+                    <w:color w:val="000000"/>
+                    <w:sz w:val="20"/>
+                    <w:szCs w:val="20"/>
+                  </w:rPr>
+                  <w:t>☐</w:t>
+                </w:r>
+              </w:sdtContent>
+            </w:sdt>
+            <w:r>
+              <w:rPr>
+                <w:rStyle w:val="font112"/>
+                <w:rFonts w:ascii="Times New Roman" w:hAnsi="Times New Roman" w:cs="Times New Roman" w:hint="default"/>
+                <w:sz w:val="18"/>
+                <w:szCs w:val="18"/>
+                <w:lang w:bidi="ar"/>
+              </w:rPr>
+              <w:t>符合测试要求；</w:t>
+            </w:r>
+            <w:r>
+              <w:rPr>
+                <w:rFonts w:ascii="Times New Roman" w:eastAsia="宋体" w:hAnsi="Times New Roman" w:cs="Times New Roman"/>
+                <w:color w:val="000000"/>
+                <w:kern w:val="0"/>
+                <w:sz w:val="18"/>
+                <w:szCs w:val="18"/>
+                <w:lang w:bidi="ar"/>
+              </w:rPr>
+              <w:t xml:space="preserve">   </w:t>
+            </w:r>
+            <w:sdt>
+              <w:sdtPr>
+                <w:rPr>
+                  <w:rFonts w:ascii="Times New Roman" w:eastAsia="宋体" w:hAnsi="Times New Roman" w:cs="Times New Roman" w:hint="eastAsia"/>
+                  <w:color w:val="000000"/>
+                  <w:sz w:val="20"/>
+                  <w:szCs w:val="20"/>
+                </w:rPr>
+                <w:id w:val="147469972"/>
                 <w15:appearance w15:val="hidden"/>
                 <w14:checkbox>
                   <w14:checked w14:val="0"/>
@@ -12743,7 +14837,7 @@
       <mc:AlternateContent>
         <mc:Choice Requires="wps">
           <w:drawing>
-            <wp:anchor distT="0" distB="0" distL="114300" distR="114300" simplePos="0" relativeHeight="251659264" behindDoc="0" locked="0" layoutInCell="1" allowOverlap="1" wp14:anchorId="09550361" wp14:editId="1D6F5285">
+            <wp:anchor distT="0" distB="0" distL="114300" distR="114300" simplePos="0" relativeHeight="251659264" behindDoc="0" locked="0" layoutInCell="1" allowOverlap="1" wp14:anchorId="206198F7" wp14:editId="5B35FC8B">
               <wp:simplePos x="0" y="0"/>
               <wp:positionH relativeFrom="margin">
                 <wp:align>center</wp:align>
@@ -12822,7 +14916,7 @@
         </mc:Choice>
         <mc:Fallback>
           <w:pict>
-            <v:shapetype w14:anchorId="09550361" id="_x0000_t202" coordsize="21600,21600" o:spt="202" path="m,l,21600r21600,l21600,xe">
+            <v:shapetype w14:anchorId="206198F7" id="_x0000_t202" coordsize="21600,21600" o:spt="202" path="m,l,21600r21600,l21600,xe">
               <v:stroke joinstyle="miter"/>
               <v:path gradientshapeok="t" o:connecttype="rect"/>
             </v:shapetype>
@@ -13012,7 +15106,7 @@
               <w:sz w:val="24"/>
             </w:rPr>
             <w:drawing>
-              <wp:inline distT="0" distB="0" distL="114300" distR="114300" wp14:anchorId="0C03D1B4" wp14:editId="09908BEF">
+              <wp:inline distT="0" distB="0" distL="114300" distR="114300" wp14:anchorId="518A0132" wp14:editId="365CC796">
                 <wp:extent cx="1864995" cy="479425"/>
                 <wp:effectExtent l="0" t="0" r="1905" b="15875"/>
                 <wp:docPr id="1" name="图片 1" descr="公司logo"/>
@@ -13165,7 +15259,37 @@
               <w:szCs w:val="18"/>
               <w:u w:val="single"/>
             </w:rPr>
-            <w:t>{order_num}</w:t>
+            <w:t>{</w:t>
+          </w:r>
+          <w:proofErr w:type="spellStart"/>
+          <w:r>
+            <w:rPr>
+              <w:rFonts w:ascii="黑体" w:eastAsia="黑体" w:hAnsi="黑体"/>
+              <w:sz w:val="18"/>
+              <w:szCs w:val="18"/>
+              <w:u w:val="single"/>
+            </w:rPr>
+            <w:t>order_</w:t>
+          </w:r>
+          <w:proofErr w:type="gramStart"/>
+          <w:r>
+            <w:rPr>
+              <w:rFonts w:ascii="黑体" w:eastAsia="黑体" w:hAnsi="黑体"/>
+              <w:sz w:val="18"/>
+              <w:szCs w:val="18"/>
+              <w:u w:val="single"/>
+            </w:rPr>
+            <w:t>num</w:t>
+          </w:r>
+          <w:proofErr w:type="spellEnd"/>
+          <w:r>
+            <w:rPr>
+              <w:rFonts w:ascii="黑体" w:eastAsia="黑体" w:hAnsi="黑体"/>
+              <w:sz w:val="18"/>
+              <w:szCs w:val="18"/>
+              <w:u w:val="single"/>
+            </w:rPr>
+            <w:t>}</w:t>
           </w:r>
           <w:r>
             <w:rPr>
@@ -13174,7 +15298,17 @@
               <w:szCs w:val="18"/>
               <w:u w:val="single"/>
             </w:rPr>
-            <w:t xml:space="preserve">     </w:t>
+            <w:t xml:space="preserve">   </w:t>
+          </w:r>
+          <w:proofErr w:type="gramEnd"/>
+          <w:r>
+            <w:rPr>
+              <w:rFonts w:ascii="黑体" w:eastAsia="黑体" w:hAnsi="黑体" w:hint="eastAsia"/>
+              <w:sz w:val="18"/>
+              <w:szCs w:val="18"/>
+              <w:u w:val="single"/>
+            </w:rPr>
+            <w:t xml:space="preserve">  </w:t>
           </w:r>
           <w:r>
             <w:rPr>
@@ -13210,7 +15344,7 @@
       <w:lvlJc w:val="left"/>
     </w:lvl>
   </w:abstractNum>
-  <w:num w:numId="1" w16cid:durableId="1307394202">
+  <w:num w:numId="1" w16cid:durableId="1838812298">
     <w:abstractNumId w:val="0"/>
   </w:num>
 </w:numbering>

--- a/server/templates/process_template.docx
+++ b/server/templates/process_template.docx
@@ -192,25 +192,7 @@
                 <w:sz w:val="18"/>
                 <w:szCs w:val="20"/>
               </w:rPr>
-              <w:t>{#machiningCenterSymbol}{machiningCenterSymbol}{/machiningCenterSymbol}机加工中心       {#mechanicsSymbol}{mechanicsSymbol}{/mechanicsSymbol}力学性能测试室        {#microSymbol}{microSymbol}{/microSymbol}显微结构</w:t>
-            </w:r>
-            <w:proofErr w:type="gramStart"/>
-            <w:r>
-              <w:rPr>
-                <w:rFonts w:asciiTheme="minorEastAsia" w:hAnsiTheme="minorEastAsia" w:cs="Times New Roman" w:hint="eastAsia"/>
-                <w:sz w:val="18"/>
-                <w:szCs w:val="20"/>
-              </w:rPr>
-              <w:t>表征室</w:t>
-            </w:r>
-            <w:proofErr w:type="gramEnd"/>
-            <w:r>
-              <w:rPr>
-                <w:rFonts w:asciiTheme="minorEastAsia" w:hAnsiTheme="minorEastAsia" w:cs="Times New Roman" w:hint="eastAsia"/>
-                <w:sz w:val="18"/>
-                <w:szCs w:val="20"/>
-              </w:rPr>
-              <w:t xml:space="preserve">        {#physchemSymbol}{physchemSymbol}{/physchemSymbol}物化性能分析室</w:t>
+              <w:t>{#machiningCenterSymbol}{machiningCenterSymbol}{/machiningCenterSymbol}机加工中心       {#mechanicsSymbol}{mechanicsSymbol}{/mechanicsSymbol}力学性能测试室        {#microSymbol}{microSymbol}{/microSymbol}显微结构表征室        {#physchemSymbol}{physchemSymbol}{/physchemSymbol}物化性能分析室</w:t>
             </w:r>
           </w:p>
           <w:p>
@@ -325,27 +307,7 @@
                 <w:sz w:val="18"/>
                 <w:szCs w:val="18"/>
               </w:rPr>
-              <w:t>{</w:t>
-            </w:r>
-            <w:proofErr w:type="spellStart"/>
-            <w:r>
-              <w:rPr>
-                <w:rFonts w:asciiTheme="minorEastAsia" w:hAnsiTheme="minorEastAsia" w:cs="Times New Roman"/>
-                <w:bCs/>
-                <w:sz w:val="18"/>
-                <w:szCs w:val="18"/>
-              </w:rPr>
-              <w:t>sampleReceivedDate</w:t>
-            </w:r>
-            <w:proofErr w:type="spellEnd"/>
-            <w:r>
-              <w:rPr>
-                <w:rFonts w:asciiTheme="minorEastAsia" w:hAnsiTheme="minorEastAsia" w:cs="Times New Roman"/>
-                <w:bCs/>
-                <w:sz w:val="18"/>
-                <w:szCs w:val="18"/>
-              </w:rPr>
-              <w:t>}</w:t>
+              <w:t>{sampleReceivedDate}</w:t>
             </w:r>
           </w:p>
         </w:tc>
@@ -864,59 +826,16 @@
                 <w:u w:val="single"/>
                 <w:lang w:bidi="ar"/>
               </w:rPr>
-              <w:t>{</w:t>
-            </w:r>
-            <w:proofErr w:type="spellStart"/>
-            <w:r>
-              <w:rPr>
-                <w:rStyle w:val="font112"/>
-                <w:rFonts w:asciiTheme="minorEastAsia" w:hAnsiTheme="minorEastAsia" w:hint="default"/>
-                <w:sz w:val="18"/>
+              <w:t>{header_additional_info}</w:t>
+            </w:r>
+            <w:r>
+              <w:rPr>
+                <w:rFonts w:ascii="宋体" w:eastAsia="宋体" w:hAnsi="宋体" w:cs="宋体" w:hint="eastAsia"/>
+                <w:sz w:val="18"/>
+                <w:szCs w:val="18"/>
                 <w:u w:val="single"/>
-                <w:lang w:bidi="ar"/>
-              </w:rPr>
-              <w:t>header_additional_</w:t>
-            </w:r>
-            <w:proofErr w:type="gramStart"/>
-            <w:r>
-              <w:rPr>
-                <w:rStyle w:val="font112"/>
-                <w:rFonts w:asciiTheme="minorEastAsia" w:hAnsiTheme="minorEastAsia" w:hint="default"/>
-                <w:sz w:val="18"/>
-                <w:u w:val="single"/>
-                <w:lang w:bidi="ar"/>
-              </w:rPr>
-              <w:t>info</w:t>
-            </w:r>
-            <w:proofErr w:type="spellEnd"/>
-            <w:r>
-              <w:rPr>
-                <w:rStyle w:val="font112"/>
-                <w:rFonts w:asciiTheme="minorEastAsia" w:hAnsiTheme="minorEastAsia" w:hint="default"/>
-                <w:sz w:val="18"/>
-                <w:u w:val="single"/>
-                <w:lang w:bidi="ar"/>
-              </w:rPr>
-              <w:t>}</w:t>
-            </w:r>
-            <w:r>
-              <w:rPr>
-                <w:rFonts w:ascii="宋体" w:eastAsia="宋体" w:hAnsi="宋体" w:cs="宋体" w:hint="eastAsia"/>
-                <w:sz w:val="18"/>
-                <w:szCs w:val="18"/>
-                <w:u w:val="single"/>
-              </w:rPr>
-              <w:t xml:space="preserve">   </w:t>
-            </w:r>
-            <w:proofErr w:type="gramEnd"/>
-            <w:r>
-              <w:rPr>
-                <w:rFonts w:ascii="宋体" w:eastAsia="宋体" w:hAnsi="宋体" w:cs="宋体" w:hint="eastAsia"/>
-                <w:sz w:val="18"/>
-                <w:szCs w:val="18"/>
-                <w:u w:val="single"/>
-              </w:rPr>
-              <w:t xml:space="preserve">                 </w:t>
+              </w:rPr>
+              <w:t xml:space="preserve">                    </w:t>
             </w:r>
           </w:p>
         </w:tc>
@@ -1205,9 +1124,18 @@
                 <w:szCs w:val="18"/>
                 <w:lang w:bidi="ar"/>
               </w:rPr>
-              <w:t>{/</w:t>
-            </w:r>
-            <w:proofErr w:type="spellStart"/>
+              <w:t>{/breakableYesSymbol}</w:t>
+            </w:r>
+            <w:r>
+              <w:rPr>
+                <w:rFonts w:asciiTheme="minorEastAsia" w:hAnsiTheme="minorEastAsia" w:cs="Times New Roman" w:hint="eastAsia"/>
+                <w:kern w:val="0"/>
+                <w:sz w:val="18"/>
+                <w:szCs w:val="18"/>
+                <w:lang w:bidi="ar"/>
+              </w:rPr>
+              <w:t xml:space="preserve">；  </w:t>
+            </w:r>
             <w:r>
               <w:rPr>
                 <w:rFonts w:asciiTheme="minorEastAsia" w:hAnsiTheme="minorEastAsia" w:cs="Times New Roman"/>
@@ -1216,9 +1144,18 @@
                 <w:szCs w:val="18"/>
                 <w:lang w:bidi="ar"/>
               </w:rPr>
-              <w:t>breakableYesSymbol</w:t>
-            </w:r>
-            <w:proofErr w:type="spellEnd"/>
+              <w:t>3.</w:t>
+            </w:r>
+            <w:r>
+              <w:rPr>
+                <w:rFonts w:asciiTheme="minorEastAsia" w:hAnsiTheme="minorEastAsia" w:cs="Times New Roman" w:hint="eastAsia"/>
+                <w:kern w:val="0"/>
+                <w:sz w:val="18"/>
+                <w:szCs w:val="18"/>
+                <w:lang w:bidi="ar"/>
+              </w:rPr>
+              <w:t xml:space="preserve"> </w:t>
+            </w:r>
             <w:r>
               <w:rPr>
                 <w:rFonts w:asciiTheme="minorEastAsia" w:hAnsiTheme="minorEastAsia" w:cs="Times New Roman"/>
@@ -1227,73 +1164,15 @@
                 <w:szCs w:val="18"/>
                 <w:lang w:bidi="ar"/>
               </w:rPr>
-              <w:t>}</w:t>
-            </w:r>
-            <w:r>
-              <w:rPr>
-                <w:rFonts w:asciiTheme="minorEastAsia" w:hAnsiTheme="minorEastAsia" w:cs="Times New Roman" w:hint="eastAsia"/>
-                <w:kern w:val="0"/>
-                <w:sz w:val="18"/>
-                <w:szCs w:val="18"/>
-                <w:lang w:bidi="ar"/>
-              </w:rPr>
-              <w:t xml:space="preserve">；  </w:t>
+              <w:t>是否孤品：</w:t>
             </w:r>
             <w:r>
               <w:rPr>
                 <w:rFonts w:asciiTheme="minorEastAsia" w:hAnsiTheme="minorEastAsia" w:cs="Times New Roman"/>
-                <w:kern w:val="0"/>
-                <w:sz w:val="18"/>
-                <w:szCs w:val="18"/>
-                <w:lang w:bidi="ar"/>
-              </w:rPr>
-              <w:t>3.</w:t>
-            </w:r>
-            <w:r>
-              <w:rPr>
-                <w:rFonts w:asciiTheme="minorEastAsia" w:hAnsiTheme="minorEastAsia" w:cs="Times New Roman" w:hint="eastAsia"/>
-                <w:kern w:val="0"/>
-                <w:sz w:val="18"/>
-                <w:szCs w:val="18"/>
-                <w:lang w:bidi="ar"/>
-              </w:rPr>
-              <w:t xml:space="preserve"> </w:t>
-            </w:r>
-            <w:r>
-              <w:rPr>
-                <w:rFonts w:asciiTheme="minorEastAsia" w:hAnsiTheme="minorEastAsia" w:cs="Times New Roman"/>
-                <w:kern w:val="0"/>
-                <w:sz w:val="18"/>
-                <w:szCs w:val="18"/>
-                <w:lang w:bidi="ar"/>
-              </w:rPr>
-              <w:t>是否孤品：</w:t>
-            </w:r>
-            <w:r>
-              <w:rPr>
-                <w:rFonts w:asciiTheme="minorEastAsia" w:hAnsiTheme="minorEastAsia" w:cs="Times New Roman"/>
-                <w:sz w:val="18"/>
-                <w:szCs w:val="18"/>
-              </w:rPr>
-              <w:t xml:space="preserve"> {#</w:t>
-            </w:r>
-            <w:proofErr w:type="gramStart"/>
-            <w:r>
-              <w:rPr>
-                <w:rFonts w:asciiTheme="minorEastAsia" w:hAnsiTheme="minorEastAsia" w:cs="Times New Roman"/>
-                <w:sz w:val="18"/>
-                <w:szCs w:val="18"/>
-              </w:rPr>
-              <w:t>brittleYesSymbol}{</w:t>
-            </w:r>
-            <w:proofErr w:type="gramEnd"/>
-            <w:r>
-              <w:rPr>
-                <w:rFonts w:asciiTheme="minorEastAsia" w:hAnsiTheme="minorEastAsia" w:cs="Times New Roman"/>
-                <w:sz w:val="18"/>
-                <w:szCs w:val="18"/>
-              </w:rPr>
-              <w:t>brittleYesSymbol}{/brittleYesSymbol}{#brittleNoSymbol}{brittleNoSymbol}{/brittleNoSymbol}</w:t>
+                <w:sz w:val="18"/>
+                <w:szCs w:val="18"/>
+              </w:rPr>
+              <w:t xml:space="preserve"> {#brittleYesSymbol}{brittleYesSymbol}{/brittleYesSymbol}{#brittleNoSymbol}{brittleNoSymbol}{/brittleNoSymbol}</w:t>
             </w:r>
           </w:p>
         </w:tc>
@@ -1340,7 +1219,6 @@
                 <w:szCs w:val="18"/>
               </w:rPr>
             </w:pPr>
-            <w:proofErr w:type="gramStart"/>
             <w:r>
               <w:rPr>
                 <w:rFonts w:ascii="Times New Roman" w:eastAsia="宋体" w:hAnsi="Times New Roman" w:cs="Times New Roman" w:hint="eastAsia"/>
@@ -1349,7 +1227,6 @@
               </w:rPr>
               <w:t>余样处置</w:t>
             </w:r>
-            <w:proofErr w:type="gramEnd"/>
           </w:p>
         </w:tc>
         <w:tc>
@@ -1380,7 +1257,6 @@
               </w:rPr>
               <w:t>{</w:t>
             </w:r>
-            <w:proofErr w:type="spellStart"/>
             <w:r>
               <w:rPr>
                 <w:rFonts w:asciiTheme="minorEastAsia" w:hAnsiTheme="minorEastAsia" w:cs="Times New Roman"/>
@@ -1390,7 +1266,6 @@
               </w:rPr>
               <w:t>returnNoSymbol</w:t>
             </w:r>
-            <w:proofErr w:type="spellEnd"/>
             <w:r>
               <w:rPr>
                 <w:rFonts w:asciiTheme="minorEastAsia" w:hAnsiTheme="minorEastAsia" w:cs="Times New Roman" w:hint="eastAsia"/>
@@ -1420,7 +1295,6 @@
               </w:rPr>
               <w:t xml:space="preserve"> {</w:t>
             </w:r>
-            <w:proofErr w:type="spellStart"/>
             <w:r>
               <w:rPr>
                 <w:rFonts w:asciiTheme="minorEastAsia" w:hAnsiTheme="minorEastAsia" w:cs="Times New Roman"/>
@@ -1430,7 +1304,6 @@
               </w:rPr>
               <w:t>returnPickupSymbol</w:t>
             </w:r>
-            <w:proofErr w:type="spellEnd"/>
             <w:r>
               <w:rPr>
                 <w:rFonts w:asciiTheme="minorEastAsia" w:hAnsiTheme="minorEastAsia" w:cs="Times New Roman" w:hint="eastAsia"/>
@@ -1458,7 +1331,6 @@
               </w:rPr>
               <w:t>{</w:t>
             </w:r>
-            <w:proofErr w:type="spellStart"/>
             <w:r>
               <w:rPr>
                 <w:rFonts w:asciiTheme="minorEastAsia" w:hAnsiTheme="minorEastAsia" w:cs="Times New Roman"/>
@@ -1468,7 +1340,6 @@
               </w:rPr>
               <w:t>returnMailSymbol</w:t>
             </w:r>
-            <w:proofErr w:type="spellEnd"/>
             <w:r>
               <w:rPr>
                 <w:rFonts w:asciiTheme="minorEastAsia" w:hAnsiTheme="minorEastAsia" w:cs="Times New Roman" w:hint="eastAsia"/>
@@ -2290,31 +2161,7 @@
                 <w:szCs w:val="18"/>
                 <w:lang w:bidi="ar"/>
               </w:rPr>
-              <w:t>{#</w:t>
-            </w:r>
-            <w:proofErr w:type="gramStart"/>
-            <w:r>
-              <w:rPr>
-                <w:rFonts w:ascii="Times New Roman" w:eastAsia="宋体" w:hAnsi="Times New Roman" w:cs="Times New Roman"/>
-                <w:color w:val="000000"/>
-                <w:kern w:val="0"/>
-                <w:sz w:val="18"/>
-                <w:szCs w:val="18"/>
-                <w:lang w:bidi="ar"/>
-              </w:rPr>
-              <w:t>machiningItems}{</w:t>
-            </w:r>
-            <w:proofErr w:type="gramEnd"/>
-            <w:r>
-              <w:rPr>
-                <w:rFonts w:ascii="Times New Roman" w:eastAsia="宋体" w:hAnsi="Times New Roman" w:cs="Times New Roman"/>
-                <w:color w:val="000000"/>
-                <w:kern w:val="0"/>
-                <w:sz w:val="18"/>
-                <w:szCs w:val="18"/>
-                <w:lang w:bidi="ar"/>
-              </w:rPr>
-              <w:t>sample_name}</w:t>
+              <w:t>{#machiningItems}{sample_name}</w:t>
             </w:r>
           </w:p>
         </w:tc>
@@ -2348,7 +2195,6 @@
               </w:rPr>
               <w:t>{</w:t>
             </w:r>
-            <w:proofErr w:type="spellStart"/>
             <w:r>
               <w:rPr>
                 <w:rFonts w:ascii="Times New Roman" w:eastAsia="宋体" w:hAnsi="Times New Roman" w:cs="Times New Roman"/>
@@ -2356,17 +2202,7 @@
                 <w:sz w:val="18"/>
                 <w:szCs w:val="18"/>
               </w:rPr>
-              <w:t>original_no</w:t>
-            </w:r>
-            <w:proofErr w:type="spellEnd"/>
-            <w:r>
-              <w:rPr>
-                <w:rFonts w:ascii="Times New Roman" w:eastAsia="宋体" w:hAnsi="Times New Roman" w:cs="Times New Roman"/>
-                <w:color w:val="000000" w:themeColor="text1"/>
-                <w:sz w:val="18"/>
-                <w:szCs w:val="18"/>
-              </w:rPr>
-              <w:t>}</w:t>
+              <w:t>original_no}</w:t>
             </w:r>
           </w:p>
         </w:tc>
@@ -2401,31 +2237,7 @@
                 <w:szCs w:val="18"/>
                 <w:lang w:bidi="ar"/>
               </w:rPr>
-              <w:t>{</w:t>
-            </w:r>
-            <w:proofErr w:type="spellStart"/>
-            <w:r>
-              <w:rPr>
-                <w:rFonts w:ascii="Times New Roman" w:eastAsia="宋体" w:hAnsi="Times New Roman" w:cs="Times New Roman"/>
-                <w:color w:val="000000"/>
-                <w:kern w:val="0"/>
-                <w:sz w:val="18"/>
-                <w:szCs w:val="18"/>
-                <w:lang w:bidi="ar"/>
-              </w:rPr>
-              <w:t>test_item</w:t>
-            </w:r>
-            <w:proofErr w:type="spellEnd"/>
-            <w:r>
-              <w:rPr>
-                <w:rFonts w:ascii="Times New Roman" w:eastAsia="宋体" w:hAnsi="Times New Roman" w:cs="Times New Roman"/>
-                <w:color w:val="000000"/>
-                <w:kern w:val="0"/>
-                <w:sz w:val="18"/>
-                <w:szCs w:val="18"/>
-                <w:lang w:bidi="ar"/>
-              </w:rPr>
-              <w:t>}</w:t>
+              <w:t>{test_item}</w:t>
             </w:r>
           </w:p>
         </w:tc>
@@ -2456,25 +2268,7 @@
                 <w:sz w:val="18"/>
                 <w:szCs w:val="18"/>
               </w:rPr>
-              <w:t>{</w:t>
-            </w:r>
-            <w:proofErr w:type="spellStart"/>
-            <w:r>
-              <w:rPr>
-                <w:rFonts w:ascii="Times New Roman" w:eastAsia="宋体" w:hAnsi="Times New Roman" w:cs="Times New Roman"/>
-                <w:sz w:val="18"/>
-                <w:szCs w:val="18"/>
-              </w:rPr>
-              <w:t>project_code</w:t>
-            </w:r>
-            <w:proofErr w:type="spellEnd"/>
-            <w:r>
-              <w:rPr>
-                <w:rFonts w:ascii="Times New Roman" w:eastAsia="宋体" w:hAnsi="Times New Roman" w:cs="Times New Roman"/>
-                <w:sz w:val="18"/>
-                <w:szCs w:val="18"/>
-              </w:rPr>
-              <w:t>}</w:t>
+              <w:t>{project_code}</w:t>
             </w:r>
           </w:p>
         </w:tc>
@@ -2565,25 +2359,7 @@
                 <w:sz w:val="18"/>
                 <w:szCs w:val="18"/>
               </w:rPr>
-              <w:t>{note}{/</w:t>
-            </w:r>
-            <w:proofErr w:type="spellStart"/>
-            <w:r>
-              <w:rPr>
-                <w:rFonts w:ascii="Times New Roman" w:eastAsia="宋体" w:hAnsi="Times New Roman" w:cs="Times New Roman"/>
-                <w:sz w:val="18"/>
-                <w:szCs w:val="18"/>
-              </w:rPr>
-              <w:t>machiningItems</w:t>
-            </w:r>
-            <w:proofErr w:type="spellEnd"/>
-            <w:r>
-              <w:rPr>
-                <w:rFonts w:ascii="Times New Roman" w:eastAsia="宋体" w:hAnsi="Times New Roman" w:cs="Times New Roman"/>
-                <w:sz w:val="18"/>
-                <w:szCs w:val="18"/>
-              </w:rPr>
-              <w:t>}</w:t>
+              <w:t>{note}{/machiningItems}</w:t>
             </w:r>
           </w:p>
         </w:tc>
@@ -3076,7 +2852,7 @@
       </w:tr>
       <w:tr>
         <w:trPr>
-          <w:trHeight w:val="390"/>
+          <w:trHeight w:val="407"/>
         </w:trPr>
         <w:tc>
           <w:tcPr>
@@ -3129,256 +2905,6 @@
         </w:tc>
         <w:tc>
           <w:tcPr>
-            <w:tcW w:w="591" w:type="dxa"/>
-            <w:tcBorders>
-              <w:tl2br w:val="nil"/>
-              <w:tr2bl w:val="nil"/>
-            </w:tcBorders>
-            <w:shd w:val="clear" w:color="auto" w:fill="FFFFFF"/>
-            <w:vAlign w:val="center"/>
-          </w:tcPr>
-          <w:p>
-            <w:pPr>
-              <w:widowControl/>
-              <w:jc w:val="center"/>
-              <w:textAlignment w:val="center"/>
-              <w:rPr>
-                <w:rFonts w:ascii="Times New Roman" w:eastAsia="宋体" w:hAnsi="Times New Roman" w:cs="Times New Roman"/>
-                <w:kern w:val="0"/>
-                <w:sz w:val="18"/>
-                <w:szCs w:val="18"/>
-                <w:lang w:bidi="ar"/>
-              </w:rPr>
-            </w:pPr>
-          </w:p>
-        </w:tc>
-        <w:tc>
-          <w:tcPr>
-            <w:tcW w:w="1413" w:type="dxa"/>
-            <w:tcBorders>
-              <w:tl2br w:val="nil"/>
-              <w:tr2bl w:val="nil"/>
-            </w:tcBorders>
-            <w:shd w:val="clear" w:color="auto" w:fill="FFFFFF"/>
-            <w:vAlign w:val="center"/>
-          </w:tcPr>
-          <w:p>
-            <w:pPr>
-              <w:widowControl/>
-              <w:jc w:val="center"/>
-              <w:textAlignment w:val="center"/>
-              <w:rPr>
-                <w:rFonts w:ascii="Times New Roman" w:eastAsia="宋体" w:hAnsi="Times New Roman" w:cs="Times New Roman"/>
-                <w:kern w:val="0"/>
-                <w:sz w:val="18"/>
-                <w:szCs w:val="18"/>
-                <w:lang w:bidi="ar"/>
-              </w:rPr>
-            </w:pPr>
-          </w:p>
-        </w:tc>
-        <w:tc>
-          <w:tcPr>
-            <w:tcW w:w="1160" w:type="dxa"/>
-            <w:tcBorders>
-              <w:tl2br w:val="nil"/>
-              <w:tr2bl w:val="nil"/>
-            </w:tcBorders>
-            <w:shd w:val="clear" w:color="auto" w:fill="FFFFFF"/>
-            <w:vAlign w:val="center"/>
-          </w:tcPr>
-          <w:p>
-            <w:pPr>
-              <w:widowControl/>
-              <w:jc w:val="center"/>
-              <w:textAlignment w:val="center"/>
-              <w:rPr>
-                <w:rFonts w:ascii="Times New Roman" w:eastAsia="宋体" w:hAnsi="Times New Roman" w:cs="Times New Roman"/>
-                <w:kern w:val="0"/>
-                <w:sz w:val="18"/>
-                <w:szCs w:val="18"/>
-                <w:lang w:bidi="ar"/>
-              </w:rPr>
-            </w:pPr>
-          </w:p>
-        </w:tc>
-        <w:tc>
-          <w:tcPr>
-            <w:tcW w:w="1408" w:type="dxa"/>
-            <w:tcBorders>
-              <w:tl2br w:val="nil"/>
-              <w:tr2bl w:val="nil"/>
-            </w:tcBorders>
-            <w:shd w:val="clear" w:color="auto" w:fill="FFFFFF"/>
-            <w:vAlign w:val="center"/>
-          </w:tcPr>
-          <w:p>
-            <w:pPr>
-              <w:widowControl/>
-              <w:jc w:val="left"/>
-              <w:textAlignment w:val="center"/>
-              <w:rPr>
-                <w:rFonts w:ascii="Times New Roman" w:eastAsia="宋体" w:hAnsi="Times New Roman" w:cs="Times New Roman"/>
-                <w:kern w:val="0"/>
-                <w:sz w:val="18"/>
-                <w:szCs w:val="18"/>
-                <w:lang w:bidi="ar"/>
-              </w:rPr>
-            </w:pPr>
-          </w:p>
-        </w:tc>
-        <w:tc>
-          <w:tcPr>
-            <w:tcW w:w="1235" w:type="dxa"/>
-            <w:gridSpan w:val="2"/>
-            <w:tcBorders>
-              <w:tl2br w:val="nil"/>
-              <w:tr2bl w:val="nil"/>
-            </w:tcBorders>
-            <w:shd w:val="clear" w:color="auto" w:fill="FFFFFF"/>
-            <w:vAlign w:val="center"/>
-          </w:tcPr>
-          <w:p>
-            <w:pPr>
-              <w:widowControl/>
-              <w:textAlignment w:val="center"/>
-              <w:rPr>
-                <w:rFonts w:ascii="Times New Roman" w:eastAsia="宋体" w:hAnsi="Times New Roman" w:cs="Times New Roman"/>
-                <w:kern w:val="0"/>
-                <w:sz w:val="18"/>
-                <w:szCs w:val="18"/>
-                <w:lang w:bidi="ar"/>
-              </w:rPr>
-            </w:pPr>
-          </w:p>
-        </w:tc>
-        <w:tc>
-          <w:tcPr>
-            <w:tcW w:w="1522" w:type="dxa"/>
-            <w:tcBorders>
-              <w:tl2br w:val="nil"/>
-              <w:tr2bl w:val="nil"/>
-            </w:tcBorders>
-            <w:shd w:val="clear" w:color="auto" w:fill="FFFFFF"/>
-            <w:vAlign w:val="center"/>
-          </w:tcPr>
-          <w:p>
-            <w:pPr>
-              <w:widowControl/>
-              <w:jc w:val="center"/>
-              <w:textAlignment w:val="center"/>
-              <w:rPr>
-                <w:rFonts w:ascii="Times New Roman" w:eastAsia="宋体" w:hAnsi="Times New Roman" w:cs="Times New Roman"/>
-                <w:kern w:val="0"/>
-                <w:sz w:val="18"/>
-                <w:szCs w:val="18"/>
-                <w:lang w:bidi="ar"/>
-              </w:rPr>
-            </w:pPr>
-          </w:p>
-        </w:tc>
-        <w:tc>
-          <w:tcPr>
-            <w:tcW w:w="688" w:type="dxa"/>
-            <w:tcBorders>
-              <w:tl2br w:val="nil"/>
-              <w:tr2bl w:val="nil"/>
-            </w:tcBorders>
-            <w:shd w:val="clear" w:color="auto" w:fill="FFFFFF"/>
-            <w:vAlign w:val="center"/>
-          </w:tcPr>
-          <w:p>
-            <w:pPr>
-              <w:widowControl/>
-              <w:jc w:val="center"/>
-              <w:textAlignment w:val="center"/>
-              <w:rPr>
-                <w:rFonts w:ascii="Times New Roman" w:eastAsia="宋体" w:hAnsi="Times New Roman" w:cs="Times New Roman"/>
-                <w:kern w:val="0"/>
-                <w:sz w:val="18"/>
-                <w:szCs w:val="18"/>
-                <w:lang w:bidi="ar"/>
-              </w:rPr>
-            </w:pPr>
-          </w:p>
-        </w:tc>
-        <w:tc>
-          <w:tcPr>
-            <w:tcW w:w="1471" w:type="dxa"/>
-            <w:tcBorders>
-              <w:tl2br w:val="nil"/>
-              <w:tr2bl w:val="nil"/>
-            </w:tcBorders>
-            <w:shd w:val="clear" w:color="auto" w:fill="auto"/>
-            <w:vAlign w:val="center"/>
-          </w:tcPr>
-          <w:p>
-            <w:pPr>
-              <w:jc w:val="center"/>
-              <w:rPr>
-                <w:rFonts w:ascii="Times New Roman" w:eastAsia="宋体" w:hAnsi="Times New Roman" w:cs="Times New Roman"/>
-                <w:sz w:val="18"/>
-                <w:szCs w:val="18"/>
-              </w:rPr>
-            </w:pPr>
-          </w:p>
-        </w:tc>
-      </w:tr>
-      <w:tr>
-        <w:trPr>
-          <w:trHeight w:val="407"/>
-        </w:trPr>
-        <w:tc>
-          <w:tcPr>
-            <w:tcW w:w="951" w:type="dxa"/>
-            <w:vMerge/>
-            <w:tcBorders>
-              <w:tl2br w:val="nil"/>
-              <w:tr2bl w:val="nil"/>
-            </w:tcBorders>
-            <w:shd w:val="clear" w:color="auto" w:fill="auto"/>
-            <w:vAlign w:val="center"/>
-          </w:tcPr>
-          <w:p>
-            <w:pPr>
-              <w:jc w:val="center"/>
-              <w:rPr>
-                <w:rFonts w:ascii="Times New Roman" w:eastAsia="宋体" w:hAnsi="Times New Roman" w:cs="Times New Roman"/>
-                <w:b/>
-                <w:bCs/>
-                <w:color w:val="000000"/>
-                <w:sz w:val="18"/>
-                <w:szCs w:val="18"/>
-              </w:rPr>
-            </w:pPr>
-          </w:p>
-        </w:tc>
-        <w:tc>
-          <w:tcPr>
-            <w:tcW w:w="600" w:type="dxa"/>
-            <w:vMerge/>
-            <w:tcBorders>
-              <w:tl2br w:val="nil"/>
-              <w:tr2bl w:val="nil"/>
-            </w:tcBorders>
-            <w:shd w:val="clear" w:color="auto" w:fill="auto"/>
-            <w:noWrap/>
-            <w:vAlign w:val="center"/>
-          </w:tcPr>
-          <w:p>
-            <w:pPr>
-              <w:jc w:val="center"/>
-              <w:rPr>
-                <w:rFonts w:ascii="Times New Roman" w:eastAsia="宋体" w:hAnsi="Times New Roman" w:cs="Times New Roman"/>
-                <w:color w:val="000000"/>
-                <w:sz w:val="18"/>
-                <w:szCs w:val="18"/>
-              </w:rPr>
-            </w:pPr>
-          </w:p>
-        </w:tc>
-        <w:tc>
-          <w:tcPr>
             <w:tcW w:w="9488" w:type="dxa"/>
             <w:gridSpan w:val="9"/>
             <w:tcBorders>
@@ -3428,29 +2954,7 @@
                 <w:szCs w:val="18"/>
                 <w:lang w:bidi="ar"/>
               </w:rPr>
-              <w:t>{</w:t>
-            </w:r>
-            <w:proofErr w:type="spellStart"/>
-            <w:r>
-              <w:rPr>
-                <w:rFonts w:ascii="Times New Roman" w:eastAsia="宋体" w:hAnsi="Times New Roman" w:cs="Times New Roman"/>
-                <w:kern w:val="0"/>
-                <w:sz w:val="18"/>
-                <w:szCs w:val="18"/>
-                <w:lang w:bidi="ar"/>
-              </w:rPr>
-              <w:t>other_requirements</w:t>
-            </w:r>
-            <w:proofErr w:type="spellEnd"/>
-            <w:r>
-              <w:rPr>
-                <w:rFonts w:ascii="Times New Roman" w:eastAsia="宋体" w:hAnsi="Times New Roman" w:cs="Times New Roman"/>
-                <w:kern w:val="0"/>
-                <w:sz w:val="18"/>
-                <w:szCs w:val="18"/>
-                <w:lang w:bidi="ar"/>
-              </w:rPr>
-              <w:t>}</w:t>
+              <w:t>{other_requirements}</w:t>
             </w:r>
           </w:p>
         </w:tc>
@@ -4825,31 +4329,7 @@
                 <w:szCs w:val="18"/>
                 <w:lang w:bidi="ar"/>
               </w:rPr>
-              <w:t>{#</w:t>
-            </w:r>
-            <w:proofErr w:type="gramStart"/>
-            <w:r>
-              <w:rPr>
-                <w:rFonts w:ascii="Times New Roman" w:eastAsia="宋体" w:hAnsi="Times New Roman" w:cs="Times New Roman"/>
-                <w:color w:val="000000"/>
-                <w:kern w:val="0"/>
-                <w:sz w:val="18"/>
-                <w:szCs w:val="18"/>
-                <w:lang w:bidi="ar"/>
-              </w:rPr>
-              <w:t>mechanicsItems}{</w:t>
-            </w:r>
-            <w:proofErr w:type="gramEnd"/>
-            <w:r>
-              <w:rPr>
-                <w:rFonts w:ascii="Times New Roman" w:eastAsia="宋体" w:hAnsi="Times New Roman" w:cs="Times New Roman"/>
-                <w:color w:val="000000"/>
-                <w:kern w:val="0"/>
-                <w:sz w:val="18"/>
-                <w:szCs w:val="18"/>
-                <w:lang w:bidi="ar"/>
-              </w:rPr>
-              <w:t>sample_name}</w:t>
+              <w:t>{#mechanicsItems}{sample_name}</w:t>
             </w:r>
           </w:p>
         </w:tc>
@@ -4884,7 +4364,6 @@
               </w:rPr>
               <w:t>{</w:t>
             </w:r>
-            <w:proofErr w:type="spellStart"/>
             <w:r>
               <w:rPr>
                 <w:rFonts w:ascii="Times New Roman" w:eastAsia="宋体" w:hAnsi="Times New Roman" w:cs="Times New Roman"/>
@@ -4892,17 +4371,7 @@
                 <w:sz w:val="18"/>
                 <w:szCs w:val="18"/>
               </w:rPr>
-              <w:t>original_no</w:t>
-            </w:r>
-            <w:proofErr w:type="spellEnd"/>
-            <w:r>
-              <w:rPr>
-                <w:rFonts w:ascii="Times New Roman" w:eastAsia="宋体" w:hAnsi="Times New Roman" w:cs="Times New Roman"/>
-                <w:color w:val="000000" w:themeColor="text1"/>
-                <w:sz w:val="18"/>
-                <w:szCs w:val="18"/>
-              </w:rPr>
-              <w:t>}</w:t>
+              <w:t>original_no}</w:t>
             </w:r>
           </w:p>
         </w:tc>
@@ -4937,31 +4406,7 @@
                 <w:szCs w:val="18"/>
                 <w:lang w:bidi="ar"/>
               </w:rPr>
-              <w:t>{</w:t>
-            </w:r>
-            <w:proofErr w:type="spellStart"/>
-            <w:r>
-              <w:rPr>
-                <w:rFonts w:ascii="Times New Roman" w:eastAsia="宋体" w:hAnsi="Times New Roman" w:cs="Times New Roman"/>
-                <w:color w:val="000000"/>
-                <w:kern w:val="0"/>
-                <w:sz w:val="18"/>
-                <w:szCs w:val="18"/>
-                <w:lang w:bidi="ar"/>
-              </w:rPr>
-              <w:t>test_item</w:t>
-            </w:r>
-            <w:proofErr w:type="spellEnd"/>
-            <w:r>
-              <w:rPr>
-                <w:rFonts w:ascii="Times New Roman" w:eastAsia="宋体" w:hAnsi="Times New Roman" w:cs="Times New Roman"/>
-                <w:color w:val="000000"/>
-                <w:kern w:val="0"/>
-                <w:sz w:val="18"/>
-                <w:szCs w:val="18"/>
-                <w:lang w:bidi="ar"/>
-              </w:rPr>
-              <w:t>}</w:t>
+              <w:t>{test_item}</w:t>
             </w:r>
           </w:p>
         </w:tc>
@@ -4996,31 +4441,7 @@
                 <w:szCs w:val="18"/>
                 <w:lang w:bidi="ar"/>
               </w:rPr>
-              <w:t>{</w:t>
-            </w:r>
-            <w:proofErr w:type="spellStart"/>
-            <w:r>
-              <w:rPr>
-                <w:rFonts w:ascii="Times New Roman" w:eastAsia="宋体" w:hAnsi="Times New Roman" w:cs="Times New Roman"/>
-                <w:color w:val="000000"/>
-                <w:kern w:val="0"/>
-                <w:sz w:val="18"/>
-                <w:szCs w:val="18"/>
-                <w:lang w:bidi="ar"/>
-              </w:rPr>
-              <w:t>project_code</w:t>
-            </w:r>
-            <w:proofErr w:type="spellEnd"/>
-            <w:r>
-              <w:rPr>
-                <w:rFonts w:ascii="Times New Roman" w:eastAsia="宋体" w:hAnsi="Times New Roman" w:cs="Times New Roman"/>
-                <w:color w:val="000000"/>
-                <w:kern w:val="0"/>
-                <w:sz w:val="18"/>
-                <w:szCs w:val="18"/>
-                <w:lang w:bidi="ar"/>
-              </w:rPr>
-              <w:t>}</w:t>
+              <w:t>{project_code}</w:t>
             </w:r>
           </w:p>
         </w:tc>
@@ -5118,27 +4539,7 @@
                 <w:sz w:val="18"/>
                 <w:szCs w:val="18"/>
               </w:rPr>
-              <w:t>{note}{/</w:t>
-            </w:r>
-            <w:proofErr w:type="spellStart"/>
-            <w:r>
-              <w:rPr>
-                <w:rFonts w:ascii="Times New Roman" w:eastAsia="宋体" w:hAnsi="Times New Roman" w:cs="Times New Roman"/>
-                <w:color w:val="000000" w:themeColor="text1"/>
-                <w:sz w:val="18"/>
-                <w:szCs w:val="18"/>
-              </w:rPr>
-              <w:t>mechanicsItems</w:t>
-            </w:r>
-            <w:proofErr w:type="spellEnd"/>
-            <w:r>
-              <w:rPr>
-                <w:rFonts w:ascii="Times New Roman" w:eastAsia="宋体" w:hAnsi="Times New Roman" w:cs="Times New Roman"/>
-                <w:color w:val="000000" w:themeColor="text1"/>
-                <w:sz w:val="18"/>
-                <w:szCs w:val="18"/>
-              </w:rPr>
-              <w:t>}</w:t>
+              <w:t>{note}{/mechanicsItems}</w:t>
             </w:r>
           </w:p>
         </w:tc>
@@ -5649,7 +5050,7 @@
       </w:tr>
       <w:tr>
         <w:trPr>
-          <w:trHeight w:val="390"/>
+          <w:trHeight w:val="407"/>
         </w:trPr>
         <w:tc>
           <w:tcPr>
@@ -5702,265 +5103,6 @@
         </w:tc>
         <w:tc>
           <w:tcPr>
-            <w:tcW w:w="732" w:type="dxa"/>
-            <w:tcBorders>
-              <w:tl2br w:val="nil"/>
-              <w:tr2bl w:val="nil"/>
-            </w:tcBorders>
-            <w:shd w:val="clear" w:color="auto" w:fill="FFFFFF"/>
-            <w:vAlign w:val="center"/>
-          </w:tcPr>
-          <w:p>
-            <w:pPr>
-              <w:widowControl/>
-              <w:jc w:val="center"/>
-              <w:textAlignment w:val="center"/>
-              <w:rPr>
-                <w:rFonts w:ascii="Times New Roman" w:eastAsia="宋体" w:hAnsi="Times New Roman" w:cs="Times New Roman"/>
-                <w:color w:val="000000"/>
-                <w:kern w:val="0"/>
-                <w:sz w:val="18"/>
-                <w:szCs w:val="18"/>
-                <w:lang w:bidi="ar"/>
-              </w:rPr>
-            </w:pPr>
-          </w:p>
-        </w:tc>
-        <w:tc>
-          <w:tcPr>
-            <w:tcW w:w="1422" w:type="dxa"/>
-            <w:tcBorders>
-              <w:tl2br w:val="nil"/>
-              <w:tr2bl w:val="nil"/>
-            </w:tcBorders>
-            <w:shd w:val="clear" w:color="auto" w:fill="FFFFFF"/>
-            <w:vAlign w:val="center"/>
-          </w:tcPr>
-          <w:p>
-            <w:pPr>
-              <w:widowControl/>
-              <w:jc w:val="center"/>
-              <w:textAlignment w:val="center"/>
-              <w:rPr>
-                <w:rFonts w:ascii="Times New Roman" w:eastAsia="宋体" w:hAnsi="Times New Roman" w:cs="Times New Roman"/>
-                <w:color w:val="000000"/>
-                <w:kern w:val="0"/>
-                <w:sz w:val="18"/>
-                <w:szCs w:val="18"/>
-                <w:lang w:bidi="ar"/>
-              </w:rPr>
-            </w:pPr>
-          </w:p>
-        </w:tc>
-        <w:tc>
-          <w:tcPr>
-            <w:tcW w:w="1000" w:type="dxa"/>
-            <w:tcBorders>
-              <w:tl2br w:val="nil"/>
-              <w:tr2bl w:val="nil"/>
-            </w:tcBorders>
-            <w:shd w:val="clear" w:color="auto" w:fill="FFFFFF"/>
-            <w:vAlign w:val="center"/>
-          </w:tcPr>
-          <w:p>
-            <w:pPr>
-              <w:widowControl/>
-              <w:jc w:val="center"/>
-              <w:textAlignment w:val="center"/>
-              <w:rPr>
-                <w:rFonts w:ascii="Times New Roman" w:eastAsia="宋体" w:hAnsi="Times New Roman" w:cs="Times New Roman"/>
-                <w:color w:val="000000"/>
-                <w:kern w:val="0"/>
-                <w:sz w:val="18"/>
-                <w:szCs w:val="18"/>
-                <w:lang w:bidi="ar"/>
-              </w:rPr>
-            </w:pPr>
-          </w:p>
-        </w:tc>
-        <w:tc>
-          <w:tcPr>
-            <w:tcW w:w="1388" w:type="dxa"/>
-            <w:tcBorders>
-              <w:tl2br w:val="nil"/>
-              <w:tr2bl w:val="nil"/>
-            </w:tcBorders>
-            <w:shd w:val="clear" w:color="auto" w:fill="FFFFFF"/>
-            <w:vAlign w:val="center"/>
-          </w:tcPr>
-          <w:p>
-            <w:pPr>
-              <w:widowControl/>
-              <w:jc w:val="left"/>
-              <w:textAlignment w:val="center"/>
-              <w:rPr>
-                <w:rFonts w:ascii="Times New Roman" w:eastAsia="宋体" w:hAnsi="Times New Roman" w:cs="Times New Roman"/>
-                <w:color w:val="000000"/>
-                <w:kern w:val="0"/>
-                <w:sz w:val="18"/>
-                <w:szCs w:val="18"/>
-                <w:lang w:bidi="ar"/>
-              </w:rPr>
-            </w:pPr>
-          </w:p>
-        </w:tc>
-        <w:tc>
-          <w:tcPr>
-            <w:tcW w:w="1425" w:type="dxa"/>
-            <w:gridSpan w:val="2"/>
-            <w:tcBorders>
-              <w:tl2br w:val="nil"/>
-              <w:tr2bl w:val="nil"/>
-            </w:tcBorders>
-            <w:shd w:val="clear" w:color="auto" w:fill="FFFFFF"/>
-            <w:vAlign w:val="center"/>
-          </w:tcPr>
-          <w:p>
-            <w:pPr>
-              <w:widowControl/>
-              <w:textAlignment w:val="center"/>
-              <w:rPr>
-                <w:rFonts w:ascii="Times New Roman" w:eastAsia="宋体" w:hAnsi="Times New Roman" w:cs="Times New Roman"/>
-                <w:color w:val="000000"/>
-                <w:kern w:val="0"/>
-                <w:sz w:val="18"/>
-                <w:szCs w:val="18"/>
-                <w:lang w:bidi="ar"/>
-              </w:rPr>
-            </w:pPr>
-          </w:p>
-        </w:tc>
-        <w:tc>
-          <w:tcPr>
-            <w:tcW w:w="1120" w:type="dxa"/>
-            <w:gridSpan w:val="2"/>
-            <w:tcBorders>
-              <w:tl2br w:val="nil"/>
-              <w:tr2bl w:val="nil"/>
-            </w:tcBorders>
-            <w:shd w:val="clear" w:color="auto" w:fill="FFFFFF"/>
-            <w:vAlign w:val="center"/>
-          </w:tcPr>
-          <w:p>
-            <w:pPr>
-              <w:widowControl/>
-              <w:jc w:val="center"/>
-              <w:textAlignment w:val="center"/>
-              <w:rPr>
-                <w:rFonts w:ascii="Times New Roman" w:eastAsia="宋体" w:hAnsi="Times New Roman" w:cs="Times New Roman"/>
-                <w:color w:val="000000"/>
-                <w:kern w:val="0"/>
-                <w:sz w:val="18"/>
-                <w:szCs w:val="18"/>
-                <w:lang w:bidi="ar"/>
-              </w:rPr>
-            </w:pPr>
-          </w:p>
-        </w:tc>
-        <w:tc>
-          <w:tcPr>
-            <w:tcW w:w="638" w:type="dxa"/>
-            <w:tcBorders>
-              <w:tl2br w:val="nil"/>
-              <w:tr2bl w:val="nil"/>
-            </w:tcBorders>
-            <w:shd w:val="clear" w:color="auto" w:fill="FFFFFF"/>
-            <w:vAlign w:val="center"/>
-          </w:tcPr>
-          <w:p>
-            <w:pPr>
-              <w:widowControl/>
-              <w:jc w:val="center"/>
-              <w:textAlignment w:val="center"/>
-              <w:rPr>
-                <w:rFonts w:ascii="Times New Roman" w:eastAsia="宋体" w:hAnsi="Times New Roman" w:cs="Times New Roman"/>
-                <w:color w:val="000000"/>
-                <w:kern w:val="0"/>
-                <w:sz w:val="18"/>
-                <w:szCs w:val="18"/>
-                <w:lang w:bidi="ar"/>
-              </w:rPr>
-            </w:pPr>
-          </w:p>
-        </w:tc>
-        <w:tc>
-          <w:tcPr>
-            <w:tcW w:w="1763" w:type="dxa"/>
-            <w:tcBorders>
-              <w:tl2br w:val="nil"/>
-              <w:tr2bl w:val="nil"/>
-            </w:tcBorders>
-            <w:shd w:val="clear" w:color="auto" w:fill="auto"/>
-            <w:vAlign w:val="center"/>
-          </w:tcPr>
-          <w:p>
-            <w:pPr>
-              <w:jc w:val="center"/>
-              <w:rPr>
-                <w:rFonts w:ascii="Times New Roman" w:eastAsia="宋体" w:hAnsi="Times New Roman" w:cs="Times New Roman"/>
-                <w:color w:val="000000"/>
-                <w:sz w:val="18"/>
-                <w:szCs w:val="18"/>
-              </w:rPr>
-            </w:pPr>
-          </w:p>
-        </w:tc>
-      </w:tr>
-      <w:tr>
-        <w:trPr>
-          <w:trHeight w:val="407"/>
-        </w:trPr>
-        <w:tc>
-          <w:tcPr>
-            <w:tcW w:w="951" w:type="dxa"/>
-            <w:vMerge/>
-            <w:tcBorders>
-              <w:tl2br w:val="nil"/>
-              <w:tr2bl w:val="nil"/>
-            </w:tcBorders>
-            <w:shd w:val="clear" w:color="auto" w:fill="auto"/>
-            <w:vAlign w:val="center"/>
-          </w:tcPr>
-          <w:p>
-            <w:pPr>
-              <w:jc w:val="center"/>
-              <w:rPr>
-                <w:rFonts w:ascii="Times New Roman" w:eastAsia="宋体" w:hAnsi="Times New Roman" w:cs="Times New Roman"/>
-                <w:b/>
-                <w:bCs/>
-                <w:color w:val="000000"/>
-                <w:sz w:val="18"/>
-                <w:szCs w:val="18"/>
-              </w:rPr>
-            </w:pPr>
-          </w:p>
-        </w:tc>
-        <w:tc>
-          <w:tcPr>
-            <w:tcW w:w="600" w:type="dxa"/>
-            <w:vMerge/>
-            <w:tcBorders>
-              <w:tl2br w:val="nil"/>
-              <w:tr2bl w:val="nil"/>
-            </w:tcBorders>
-            <w:shd w:val="clear" w:color="auto" w:fill="auto"/>
-            <w:noWrap/>
-            <w:vAlign w:val="center"/>
-          </w:tcPr>
-          <w:p>
-            <w:pPr>
-              <w:jc w:val="center"/>
-              <w:rPr>
-                <w:rFonts w:ascii="Times New Roman" w:eastAsia="宋体" w:hAnsi="Times New Roman" w:cs="Times New Roman"/>
-                <w:color w:val="000000"/>
-                <w:sz w:val="18"/>
-                <w:szCs w:val="18"/>
-              </w:rPr>
-            </w:pPr>
-          </w:p>
-        </w:tc>
-        <w:tc>
-          <w:tcPr>
             <w:tcW w:w="9488" w:type="dxa"/>
             <w:gridSpan w:val="10"/>
             <w:tcBorders>
@@ -6014,31 +5156,7 @@
                 <w:szCs w:val="18"/>
                 <w:lang w:bidi="ar"/>
               </w:rPr>
-              <w:t>{</w:t>
-            </w:r>
-            <w:proofErr w:type="spellStart"/>
-            <w:r>
-              <w:rPr>
-                <w:rFonts w:ascii="Times New Roman" w:eastAsia="宋体" w:hAnsi="Times New Roman" w:cs="Times New Roman"/>
-                <w:color w:val="000000"/>
-                <w:kern w:val="0"/>
-                <w:sz w:val="18"/>
-                <w:szCs w:val="18"/>
-                <w:lang w:bidi="ar"/>
-              </w:rPr>
-              <w:t>other_requirements</w:t>
-            </w:r>
-            <w:proofErr w:type="spellEnd"/>
-            <w:r>
-              <w:rPr>
-                <w:rFonts w:ascii="Times New Roman" w:eastAsia="宋体" w:hAnsi="Times New Roman" w:cs="Times New Roman"/>
-                <w:color w:val="000000"/>
-                <w:kern w:val="0"/>
-                <w:sz w:val="18"/>
-                <w:szCs w:val="18"/>
-                <w:lang w:bidi="ar"/>
-              </w:rPr>
-              <w:t>}</w:t>
+              <w:t>{other_requirements}</w:t>
             </w:r>
           </w:p>
         </w:tc>
@@ -6997,23 +6115,8 @@
                 <w:szCs w:val="18"/>
                 <w:lang w:bidi="ar"/>
               </w:rPr>
-              <w:t>显微结构</w:t>
-            </w:r>
-            <w:proofErr w:type="gramStart"/>
-            <w:r>
-              <w:rPr>
-                <w:rFonts w:ascii="Times New Roman" w:eastAsia="宋体" w:hAnsi="Times New Roman" w:cs="Times New Roman"/>
-                <w:b/>
-                <w:bCs/>
-                <w:color w:val="000000"/>
-                <w:kern w:val="0"/>
-                <w:sz w:val="18"/>
-                <w:szCs w:val="18"/>
-                <w:lang w:bidi="ar"/>
-              </w:rPr>
-              <w:t>表征室</w:t>
-            </w:r>
-            <w:proofErr w:type="gramEnd"/>
+              <w:t>显微结构表征室</w:t>
+            </w:r>
             <w:r>
               <w:rPr>
                 <w:rFonts w:ascii="Times New Roman" w:eastAsia="宋体" w:hAnsi="Times New Roman" w:cs="Times New Roman"/>
@@ -7479,40 +6582,18 @@
                 <w:sz w:val="18"/>
                 <w:szCs w:val="18"/>
               </w:rPr>
-              <w:t>{#</w:t>
-            </w:r>
-            <w:proofErr w:type="gramStart"/>
-            <w:r>
-              <w:rPr>
-                <w:rFonts w:ascii="Times New Roman" w:eastAsia="宋体" w:hAnsi="Times New Roman" w:cs="Times New Roman"/>
-                <w:color w:val="000000" w:themeColor="text1"/>
-                <w:sz w:val="18"/>
-                <w:szCs w:val="18"/>
-              </w:rPr>
-              <w:t>microItems}</w:t>
-            </w:r>
-            <w:r>
-              <w:rPr>
-                <w:rFonts w:ascii="Times New Roman" w:eastAsia="宋体" w:hAnsi="Times New Roman" w:cs="Times New Roman"/>
-                <w:color w:val="000000"/>
-                <w:kern w:val="0"/>
-                <w:sz w:val="18"/>
-                <w:szCs w:val="18"/>
-                <w:lang w:bidi="ar"/>
-              </w:rPr>
-              <w:t>{</w:t>
-            </w:r>
-            <w:proofErr w:type="gramEnd"/>
-            <w:r>
-              <w:rPr>
-                <w:rFonts w:ascii="Times New Roman" w:eastAsia="宋体" w:hAnsi="Times New Roman" w:cs="Times New Roman"/>
-                <w:color w:val="000000"/>
-                <w:kern w:val="0"/>
-                <w:sz w:val="18"/>
-                <w:szCs w:val="18"/>
-                <w:lang w:bidi="ar"/>
-              </w:rPr>
-              <w:t>sample_name}</w:t>
+              <w:t>{#microItems}</w:t>
+            </w:r>
+            <w:r>
+              <w:rPr>
+                <w:rFonts w:ascii="Times New Roman" w:eastAsia="宋体" w:hAnsi="Times New Roman" w:cs="Times New Roman"/>
+                <w:color w:val="000000"/>
+                <w:kern w:val="0"/>
+                <w:sz w:val="18"/>
+                <w:szCs w:val="18"/>
+                <w:lang w:bidi="ar"/>
+              </w:rPr>
+              <w:t>{sample_name}</w:t>
             </w:r>
           </w:p>
         </w:tc>
@@ -7547,7 +6628,6 @@
               </w:rPr>
               <w:t>{</w:t>
             </w:r>
-            <w:proofErr w:type="spellStart"/>
             <w:r>
               <w:rPr>
                 <w:rFonts w:ascii="Times New Roman" w:eastAsia="宋体" w:hAnsi="Times New Roman" w:cs="Times New Roman"/>
@@ -7555,70 +6635,40 @@
                 <w:sz w:val="18"/>
                 <w:szCs w:val="18"/>
               </w:rPr>
-              <w:t>original_no</w:t>
-            </w:r>
-            <w:proofErr w:type="spellEnd"/>
-            <w:r>
+              <w:t>original_no}</w:t>
+            </w:r>
+          </w:p>
+        </w:tc>
+        <w:tc>
+          <w:tcPr>
+            <w:tcW w:w="1400" w:type="dxa"/>
+            <w:tcBorders>
+              <w:tl2br w:val="nil"/>
+              <w:tr2bl w:val="nil"/>
+            </w:tcBorders>
+            <w:shd w:val="clear" w:color="auto" w:fill="FFFFFF"/>
+            <w:vAlign w:val="center"/>
+          </w:tcPr>
+          <w:p>
+            <w:pPr>
+              <w:widowControl/>
+              <w:jc w:val="left"/>
+              <w:textAlignment w:val="center"/>
               <w:rPr>
                 <w:rFonts w:ascii="Times New Roman" w:eastAsia="宋体" w:hAnsi="Times New Roman" w:cs="Times New Roman"/>
                 <w:color w:val="000000" w:themeColor="text1"/>
                 <w:sz w:val="18"/>
                 <w:szCs w:val="18"/>
               </w:rPr>
-              <w:t>}</w:t>
-            </w:r>
-          </w:p>
-        </w:tc>
-        <w:tc>
-          <w:tcPr>
-            <w:tcW w:w="1400" w:type="dxa"/>
-            <w:tcBorders>
-              <w:tl2br w:val="nil"/>
-              <w:tr2bl w:val="nil"/>
-            </w:tcBorders>
-            <w:shd w:val="clear" w:color="auto" w:fill="FFFFFF"/>
-            <w:vAlign w:val="center"/>
-          </w:tcPr>
-          <w:p>
-            <w:pPr>
-              <w:widowControl/>
-              <w:jc w:val="left"/>
-              <w:textAlignment w:val="center"/>
+            </w:pPr>
+            <w:r>
               <w:rPr>
                 <w:rFonts w:ascii="Times New Roman" w:eastAsia="宋体" w:hAnsi="Times New Roman" w:cs="Times New Roman"/>
                 <w:color w:val="000000" w:themeColor="text1"/>
                 <w:sz w:val="18"/>
                 <w:szCs w:val="18"/>
               </w:rPr>
-            </w:pPr>
-            <w:r>
-              <w:rPr>
-                <w:rFonts w:ascii="Times New Roman" w:eastAsia="宋体" w:hAnsi="Times New Roman" w:cs="Times New Roman"/>
-                <w:color w:val="000000" w:themeColor="text1"/>
-                <w:sz w:val="18"/>
-                <w:szCs w:val="18"/>
-              </w:rPr>
-              <w:t>{</w:t>
-            </w:r>
-            <w:proofErr w:type="spellStart"/>
-            <w:r>
-              <w:rPr>
-                <w:rFonts w:ascii="Times New Roman" w:eastAsia="宋体" w:hAnsi="Times New Roman" w:cs="Times New Roman"/>
-                <w:color w:val="000000" w:themeColor="text1"/>
-                <w:sz w:val="18"/>
-                <w:szCs w:val="18"/>
-              </w:rPr>
-              <w:t>test_item</w:t>
-            </w:r>
-            <w:proofErr w:type="spellEnd"/>
-            <w:r>
-              <w:rPr>
-                <w:rFonts w:ascii="Times New Roman" w:eastAsia="宋体" w:hAnsi="Times New Roman" w:cs="Times New Roman"/>
-                <w:color w:val="000000" w:themeColor="text1"/>
-                <w:sz w:val="18"/>
-                <w:szCs w:val="18"/>
-              </w:rPr>
-              <w:t>}</w:t>
+              <w:t>{test_item}</w:t>
             </w:r>
           </w:p>
         </w:tc>
@@ -7651,27 +6701,7 @@
                 <w:sz w:val="18"/>
                 <w:szCs w:val="18"/>
               </w:rPr>
-              <w:t>{</w:t>
-            </w:r>
-            <w:proofErr w:type="spellStart"/>
-            <w:r>
-              <w:rPr>
-                <w:rFonts w:ascii="Times New Roman" w:eastAsia="宋体" w:hAnsi="Times New Roman" w:cs="Times New Roman"/>
-                <w:color w:val="000000" w:themeColor="text1"/>
-                <w:sz w:val="18"/>
-                <w:szCs w:val="18"/>
-              </w:rPr>
-              <w:t>project_code</w:t>
-            </w:r>
-            <w:proofErr w:type="spellEnd"/>
-            <w:r>
-              <w:rPr>
-                <w:rFonts w:ascii="Times New Roman" w:eastAsia="宋体" w:hAnsi="Times New Roman" w:cs="Times New Roman"/>
-                <w:color w:val="000000" w:themeColor="text1"/>
-                <w:sz w:val="18"/>
-                <w:szCs w:val="18"/>
-              </w:rPr>
-              <w:t>}</w:t>
+              <w:t>{project_code}</w:t>
             </w:r>
           </w:p>
         </w:tc>
@@ -7769,27 +6799,7 @@
                 <w:sz w:val="18"/>
                 <w:szCs w:val="18"/>
               </w:rPr>
-              <w:t>{note}{/</w:t>
-            </w:r>
-            <w:proofErr w:type="spellStart"/>
-            <w:r>
-              <w:rPr>
-                <w:rFonts w:ascii="Times New Roman" w:eastAsia="宋体" w:hAnsi="Times New Roman" w:cs="Times New Roman"/>
-                <w:color w:val="000000" w:themeColor="text1"/>
-                <w:sz w:val="18"/>
-                <w:szCs w:val="18"/>
-              </w:rPr>
-              <w:t>microItems</w:t>
-            </w:r>
-            <w:proofErr w:type="spellEnd"/>
-            <w:r>
-              <w:rPr>
-                <w:rFonts w:ascii="Times New Roman" w:eastAsia="宋体" w:hAnsi="Times New Roman" w:cs="Times New Roman"/>
-                <w:color w:val="000000" w:themeColor="text1"/>
-                <w:sz w:val="18"/>
-                <w:szCs w:val="18"/>
-              </w:rPr>
-              <w:t>}</w:t>
+              <w:t>{note}{/microItems}</w:t>
             </w:r>
           </w:p>
         </w:tc>
@@ -8300,7 +7310,7 @@
       </w:tr>
       <w:tr>
         <w:trPr>
-          <w:trHeight w:val="390"/>
+          <w:trHeight w:val="407"/>
         </w:trPr>
         <w:tc>
           <w:tcPr>
@@ -8353,265 +7363,6 @@
         </w:tc>
         <w:tc>
           <w:tcPr>
-            <w:tcW w:w="732" w:type="dxa"/>
-            <w:tcBorders>
-              <w:tl2br w:val="nil"/>
-              <w:tr2bl w:val="nil"/>
-            </w:tcBorders>
-            <w:shd w:val="clear" w:color="auto" w:fill="FFFFFF"/>
-            <w:vAlign w:val="center"/>
-          </w:tcPr>
-          <w:p>
-            <w:pPr>
-              <w:widowControl/>
-              <w:jc w:val="center"/>
-              <w:textAlignment w:val="center"/>
-              <w:rPr>
-                <w:rFonts w:ascii="Times New Roman" w:eastAsia="宋体" w:hAnsi="Times New Roman" w:cs="Times New Roman"/>
-                <w:color w:val="000000"/>
-                <w:kern w:val="0"/>
-                <w:sz w:val="18"/>
-                <w:szCs w:val="18"/>
-                <w:lang w:bidi="ar"/>
-              </w:rPr>
-            </w:pPr>
-          </w:p>
-        </w:tc>
-        <w:tc>
-          <w:tcPr>
-            <w:tcW w:w="1422" w:type="dxa"/>
-            <w:tcBorders>
-              <w:tl2br w:val="nil"/>
-              <w:tr2bl w:val="nil"/>
-            </w:tcBorders>
-            <w:shd w:val="clear" w:color="auto" w:fill="FFFFFF"/>
-            <w:vAlign w:val="center"/>
-          </w:tcPr>
-          <w:p>
-            <w:pPr>
-              <w:widowControl/>
-              <w:jc w:val="center"/>
-              <w:textAlignment w:val="center"/>
-              <w:rPr>
-                <w:rFonts w:ascii="Times New Roman" w:eastAsia="宋体" w:hAnsi="Times New Roman" w:cs="Times New Roman"/>
-                <w:color w:val="000000"/>
-                <w:kern w:val="0"/>
-                <w:sz w:val="18"/>
-                <w:szCs w:val="18"/>
-                <w:lang w:bidi="ar"/>
-              </w:rPr>
-            </w:pPr>
-          </w:p>
-        </w:tc>
-        <w:tc>
-          <w:tcPr>
-            <w:tcW w:w="1000" w:type="dxa"/>
-            <w:tcBorders>
-              <w:tl2br w:val="nil"/>
-              <w:tr2bl w:val="nil"/>
-            </w:tcBorders>
-            <w:shd w:val="clear" w:color="auto" w:fill="FFFFFF"/>
-            <w:vAlign w:val="center"/>
-          </w:tcPr>
-          <w:p>
-            <w:pPr>
-              <w:widowControl/>
-              <w:jc w:val="center"/>
-              <w:textAlignment w:val="center"/>
-              <w:rPr>
-                <w:rFonts w:ascii="Times New Roman" w:eastAsia="宋体" w:hAnsi="Times New Roman" w:cs="Times New Roman"/>
-                <w:color w:val="000000"/>
-                <w:kern w:val="0"/>
-                <w:sz w:val="18"/>
-                <w:szCs w:val="18"/>
-                <w:lang w:bidi="ar"/>
-              </w:rPr>
-            </w:pPr>
-          </w:p>
-        </w:tc>
-        <w:tc>
-          <w:tcPr>
-            <w:tcW w:w="1400" w:type="dxa"/>
-            <w:tcBorders>
-              <w:tl2br w:val="nil"/>
-              <w:tr2bl w:val="nil"/>
-            </w:tcBorders>
-            <w:shd w:val="clear" w:color="auto" w:fill="FFFFFF"/>
-            <w:vAlign w:val="center"/>
-          </w:tcPr>
-          <w:p>
-            <w:pPr>
-              <w:widowControl/>
-              <w:jc w:val="left"/>
-              <w:textAlignment w:val="center"/>
-              <w:rPr>
-                <w:rFonts w:ascii="Times New Roman" w:eastAsia="宋体" w:hAnsi="Times New Roman" w:cs="Times New Roman"/>
-                <w:color w:val="000000"/>
-                <w:kern w:val="0"/>
-                <w:sz w:val="18"/>
-                <w:szCs w:val="18"/>
-                <w:lang w:bidi="ar"/>
-              </w:rPr>
-            </w:pPr>
-          </w:p>
-        </w:tc>
-        <w:tc>
-          <w:tcPr>
-            <w:tcW w:w="1188" w:type="dxa"/>
-            <w:gridSpan w:val="2"/>
-            <w:tcBorders>
-              <w:tl2br w:val="nil"/>
-              <w:tr2bl w:val="nil"/>
-            </w:tcBorders>
-            <w:shd w:val="clear" w:color="auto" w:fill="FFFFFF"/>
-            <w:vAlign w:val="center"/>
-          </w:tcPr>
-          <w:p>
-            <w:pPr>
-              <w:widowControl/>
-              <w:textAlignment w:val="center"/>
-              <w:rPr>
-                <w:rFonts w:ascii="Times New Roman" w:eastAsia="宋体" w:hAnsi="Times New Roman" w:cs="Times New Roman"/>
-                <w:color w:val="000000"/>
-                <w:kern w:val="0"/>
-                <w:sz w:val="18"/>
-                <w:szCs w:val="18"/>
-                <w:lang w:bidi="ar"/>
-              </w:rPr>
-            </w:pPr>
-          </w:p>
-        </w:tc>
-        <w:tc>
-          <w:tcPr>
-            <w:tcW w:w="1345" w:type="dxa"/>
-            <w:gridSpan w:val="2"/>
-            <w:tcBorders>
-              <w:tl2br w:val="nil"/>
-              <w:tr2bl w:val="nil"/>
-            </w:tcBorders>
-            <w:shd w:val="clear" w:color="auto" w:fill="FFFFFF"/>
-            <w:vAlign w:val="center"/>
-          </w:tcPr>
-          <w:p>
-            <w:pPr>
-              <w:widowControl/>
-              <w:jc w:val="center"/>
-              <w:textAlignment w:val="center"/>
-              <w:rPr>
-                <w:rFonts w:ascii="Times New Roman" w:eastAsia="宋体" w:hAnsi="Times New Roman" w:cs="Times New Roman"/>
-                <w:color w:val="000000"/>
-                <w:kern w:val="0"/>
-                <w:sz w:val="18"/>
-                <w:szCs w:val="18"/>
-                <w:lang w:bidi="ar"/>
-              </w:rPr>
-            </w:pPr>
-          </w:p>
-        </w:tc>
-        <w:tc>
-          <w:tcPr>
-            <w:tcW w:w="638" w:type="dxa"/>
-            <w:tcBorders>
-              <w:tl2br w:val="nil"/>
-              <w:tr2bl w:val="nil"/>
-            </w:tcBorders>
-            <w:shd w:val="clear" w:color="auto" w:fill="FFFFFF"/>
-            <w:vAlign w:val="center"/>
-          </w:tcPr>
-          <w:p>
-            <w:pPr>
-              <w:widowControl/>
-              <w:jc w:val="center"/>
-              <w:textAlignment w:val="center"/>
-              <w:rPr>
-                <w:rFonts w:ascii="Times New Roman" w:eastAsia="宋体" w:hAnsi="Times New Roman" w:cs="Times New Roman"/>
-                <w:color w:val="000000"/>
-                <w:kern w:val="0"/>
-                <w:sz w:val="18"/>
-                <w:szCs w:val="18"/>
-                <w:lang w:bidi="ar"/>
-              </w:rPr>
-            </w:pPr>
-          </w:p>
-        </w:tc>
-        <w:tc>
-          <w:tcPr>
-            <w:tcW w:w="1763" w:type="dxa"/>
-            <w:tcBorders>
-              <w:tl2br w:val="nil"/>
-              <w:tr2bl w:val="nil"/>
-            </w:tcBorders>
-            <w:shd w:val="clear" w:color="auto" w:fill="auto"/>
-            <w:vAlign w:val="center"/>
-          </w:tcPr>
-          <w:p>
-            <w:pPr>
-              <w:jc w:val="center"/>
-              <w:rPr>
-                <w:rFonts w:ascii="Times New Roman" w:eastAsia="宋体" w:hAnsi="Times New Roman" w:cs="Times New Roman"/>
-                <w:color w:val="000000"/>
-                <w:sz w:val="18"/>
-                <w:szCs w:val="18"/>
-              </w:rPr>
-            </w:pPr>
-          </w:p>
-        </w:tc>
-      </w:tr>
-      <w:tr>
-        <w:trPr>
-          <w:trHeight w:val="407"/>
-        </w:trPr>
-        <w:tc>
-          <w:tcPr>
-            <w:tcW w:w="951" w:type="dxa"/>
-            <w:vMerge/>
-            <w:tcBorders>
-              <w:tl2br w:val="nil"/>
-              <w:tr2bl w:val="nil"/>
-            </w:tcBorders>
-            <w:shd w:val="clear" w:color="auto" w:fill="auto"/>
-            <w:vAlign w:val="center"/>
-          </w:tcPr>
-          <w:p>
-            <w:pPr>
-              <w:jc w:val="center"/>
-              <w:rPr>
-                <w:rFonts w:ascii="Times New Roman" w:eastAsia="宋体" w:hAnsi="Times New Roman" w:cs="Times New Roman"/>
-                <w:b/>
-                <w:bCs/>
-                <w:color w:val="000000"/>
-                <w:sz w:val="18"/>
-                <w:szCs w:val="18"/>
-              </w:rPr>
-            </w:pPr>
-          </w:p>
-        </w:tc>
-        <w:tc>
-          <w:tcPr>
-            <w:tcW w:w="600" w:type="dxa"/>
-            <w:vMerge/>
-            <w:tcBorders>
-              <w:tl2br w:val="nil"/>
-              <w:tr2bl w:val="nil"/>
-            </w:tcBorders>
-            <w:shd w:val="clear" w:color="auto" w:fill="auto"/>
-            <w:noWrap/>
-            <w:vAlign w:val="center"/>
-          </w:tcPr>
-          <w:p>
-            <w:pPr>
-              <w:jc w:val="center"/>
-              <w:rPr>
-                <w:rFonts w:ascii="Times New Roman" w:eastAsia="宋体" w:hAnsi="Times New Roman" w:cs="Times New Roman"/>
-                <w:color w:val="000000"/>
-                <w:sz w:val="18"/>
-                <w:szCs w:val="18"/>
-              </w:rPr>
-            </w:pPr>
-          </w:p>
-        </w:tc>
-        <w:tc>
-          <w:tcPr>
             <w:tcW w:w="9488" w:type="dxa"/>
             <w:gridSpan w:val="10"/>
             <w:tcBorders>
@@ -8665,31 +7416,7 @@
                 <w:szCs w:val="18"/>
                 <w:lang w:bidi="ar"/>
               </w:rPr>
-              <w:t>{</w:t>
-            </w:r>
-            <w:proofErr w:type="spellStart"/>
-            <w:r>
-              <w:rPr>
-                <w:rFonts w:ascii="Times New Roman" w:eastAsia="宋体" w:hAnsi="Times New Roman" w:cs="Times New Roman"/>
-                <w:color w:val="000000"/>
-                <w:kern w:val="0"/>
-                <w:sz w:val="18"/>
-                <w:szCs w:val="18"/>
-                <w:lang w:bidi="ar"/>
-              </w:rPr>
-              <w:t>other_requirements</w:t>
-            </w:r>
-            <w:proofErr w:type="spellEnd"/>
-            <w:r>
-              <w:rPr>
-                <w:rFonts w:ascii="Times New Roman" w:eastAsia="宋体" w:hAnsi="Times New Roman" w:cs="Times New Roman"/>
-                <w:color w:val="000000"/>
-                <w:kern w:val="0"/>
-                <w:sz w:val="18"/>
-                <w:szCs w:val="18"/>
-                <w:lang w:bidi="ar"/>
-              </w:rPr>
-              <w:t>}</w:t>
+              <w:t>{other_requirements}</w:t>
             </w:r>
           </w:p>
         </w:tc>
@@ -9648,7 +8375,6 @@
                 <w:szCs w:val="18"/>
                 <w:lang w:bidi="ar"/>
               </w:rPr>
-              <w:lastRenderedPageBreak/>
               <w:t>物化性能分析室</w:t>
             </w:r>
             <w:r>
@@ -10122,40 +8848,30 @@
                 <w:sz w:val="18"/>
                 <w:szCs w:val="18"/>
               </w:rPr>
-              <w:t>{#</w:t>
-            </w:r>
-            <w:proofErr w:type="gramStart"/>
-            <w:r>
-              <w:rPr>
-                <w:rFonts w:ascii="Times New Roman" w:eastAsia="宋体" w:hAnsi="Times New Roman" w:cs="Times New Roman"/>
-                <w:color w:val="000000" w:themeColor="text1"/>
-                <w:sz w:val="18"/>
-                <w:szCs w:val="18"/>
-              </w:rPr>
-              <w:t>physchemItems}</w:t>
-            </w:r>
-            <w:r>
-              <w:rPr>
-                <w:rFonts w:ascii="Times New Roman" w:eastAsia="宋体" w:hAnsi="Times New Roman" w:cs="Times New Roman"/>
-                <w:color w:val="000000"/>
-                <w:kern w:val="0"/>
-                <w:sz w:val="18"/>
-                <w:szCs w:val="18"/>
-                <w:lang w:bidi="ar"/>
-              </w:rPr>
-              <w:t>{</w:t>
-            </w:r>
-            <w:proofErr w:type="gramEnd"/>
-            <w:r>
-              <w:rPr>
-                <w:rFonts w:ascii="Times New Roman" w:eastAsia="宋体" w:hAnsi="Times New Roman" w:cs="Times New Roman"/>
-                <w:color w:val="000000"/>
-                <w:kern w:val="0"/>
-                <w:sz w:val="18"/>
-                <w:szCs w:val="18"/>
-                <w:lang w:bidi="ar"/>
-              </w:rPr>
-              <w:t>sample_name}</w:t>
+              <w:t>{#physchemItems}</w:t>
+            </w:r>
+            <w:r>
+              <w:rPr>
+                <w:rFonts w:ascii="Times New Roman" w:eastAsia="宋体" w:hAnsi="Times New Roman" w:cs="Times New Roman"/>
+                <w:color w:val="000000"/>
+                <w:kern w:val="0"/>
+                <w:sz w:val="18"/>
+                <w:szCs w:val="18"/>
+                <w:lang w:bidi="ar"/>
+              </w:rPr>
+              <w:t>{sample_na</w:t>
+            </w:r>
+            <w:r>
+              <w:rPr>
+                <w:rFonts w:ascii="Times New Roman" w:eastAsia="宋体" w:hAnsi="Times New Roman" w:cs="Times New Roman"/>
+                <w:color w:val="000000"/>
+                <w:kern w:val="0"/>
+                <w:sz w:val="18"/>
+                <w:szCs w:val="18"/>
+                <w:lang w:bidi="ar"/>
+              </w:rPr>
+              <w:lastRenderedPageBreak/>
+              <w:t>me}</w:t>
             </w:r>
           </w:p>
         </w:tc>
@@ -10188,9 +8904,9 @@
                 <w:sz w:val="18"/>
                 <w:szCs w:val="18"/>
               </w:rPr>
+              <w:lastRenderedPageBreak/>
               <w:t>{</w:t>
             </w:r>
-            <w:proofErr w:type="spellStart"/>
             <w:r>
               <w:rPr>
                 <w:rFonts w:ascii="Times New Roman" w:eastAsia="宋体" w:hAnsi="Times New Roman" w:cs="Times New Roman"/>
@@ -10198,70 +8914,40 @@
                 <w:sz w:val="18"/>
                 <w:szCs w:val="18"/>
               </w:rPr>
-              <w:t>original_no</w:t>
-            </w:r>
-            <w:proofErr w:type="spellEnd"/>
-            <w:r>
+              <w:t>original_no}</w:t>
+            </w:r>
+          </w:p>
+        </w:tc>
+        <w:tc>
+          <w:tcPr>
+            <w:tcW w:w="1413" w:type="dxa"/>
+            <w:tcBorders>
+              <w:tl2br w:val="nil"/>
+              <w:tr2bl w:val="nil"/>
+            </w:tcBorders>
+            <w:shd w:val="clear" w:color="auto" w:fill="FFFFFF"/>
+            <w:vAlign w:val="center"/>
+          </w:tcPr>
+          <w:p>
+            <w:pPr>
+              <w:widowControl/>
+              <w:jc w:val="left"/>
+              <w:textAlignment w:val="center"/>
               <w:rPr>
                 <w:rFonts w:ascii="Times New Roman" w:eastAsia="宋体" w:hAnsi="Times New Roman" w:cs="Times New Roman"/>
                 <w:color w:val="000000" w:themeColor="text1"/>
                 <w:sz w:val="18"/>
                 <w:szCs w:val="18"/>
               </w:rPr>
-              <w:t>}</w:t>
-            </w:r>
-          </w:p>
-        </w:tc>
-        <w:tc>
-          <w:tcPr>
-            <w:tcW w:w="1413" w:type="dxa"/>
-            <w:tcBorders>
-              <w:tl2br w:val="nil"/>
-              <w:tr2bl w:val="nil"/>
-            </w:tcBorders>
-            <w:shd w:val="clear" w:color="auto" w:fill="FFFFFF"/>
-            <w:vAlign w:val="center"/>
-          </w:tcPr>
-          <w:p>
-            <w:pPr>
-              <w:widowControl/>
-              <w:jc w:val="left"/>
-              <w:textAlignment w:val="center"/>
+            </w:pPr>
+            <w:r>
               <w:rPr>
                 <w:rFonts w:ascii="Times New Roman" w:eastAsia="宋体" w:hAnsi="Times New Roman" w:cs="Times New Roman"/>
                 <w:color w:val="000000" w:themeColor="text1"/>
                 <w:sz w:val="18"/>
                 <w:szCs w:val="18"/>
               </w:rPr>
-            </w:pPr>
-            <w:r>
-              <w:rPr>
-                <w:rFonts w:ascii="Times New Roman" w:eastAsia="宋体" w:hAnsi="Times New Roman" w:cs="Times New Roman"/>
-                <w:color w:val="000000" w:themeColor="text1"/>
-                <w:sz w:val="18"/>
-                <w:szCs w:val="18"/>
-              </w:rPr>
-              <w:t>{</w:t>
-            </w:r>
-            <w:proofErr w:type="spellStart"/>
-            <w:r>
-              <w:rPr>
-                <w:rFonts w:ascii="Times New Roman" w:eastAsia="宋体" w:hAnsi="Times New Roman" w:cs="Times New Roman"/>
-                <w:color w:val="000000" w:themeColor="text1"/>
-                <w:sz w:val="18"/>
-                <w:szCs w:val="18"/>
-              </w:rPr>
-              <w:t>test_item</w:t>
-            </w:r>
-            <w:proofErr w:type="spellEnd"/>
-            <w:r>
-              <w:rPr>
-                <w:rFonts w:ascii="Times New Roman" w:eastAsia="宋体" w:hAnsi="Times New Roman" w:cs="Times New Roman"/>
-                <w:color w:val="000000" w:themeColor="text1"/>
-                <w:sz w:val="18"/>
-                <w:szCs w:val="18"/>
-              </w:rPr>
-              <w:t>}</w:t>
+              <w:t>{test_item}</w:t>
             </w:r>
           </w:p>
         </w:tc>
@@ -10294,27 +8980,7 @@
                 <w:sz w:val="18"/>
                 <w:szCs w:val="18"/>
               </w:rPr>
-              <w:t>{</w:t>
-            </w:r>
-            <w:proofErr w:type="spellStart"/>
-            <w:r>
-              <w:rPr>
-                <w:rFonts w:ascii="Times New Roman" w:eastAsia="宋体" w:hAnsi="Times New Roman" w:cs="Times New Roman"/>
-                <w:color w:val="000000" w:themeColor="text1"/>
-                <w:sz w:val="18"/>
-                <w:szCs w:val="18"/>
-              </w:rPr>
-              <w:t>project_code</w:t>
-            </w:r>
-            <w:proofErr w:type="spellEnd"/>
-            <w:r>
-              <w:rPr>
-                <w:rFonts w:ascii="Times New Roman" w:eastAsia="宋体" w:hAnsi="Times New Roman" w:cs="Times New Roman"/>
-                <w:color w:val="000000" w:themeColor="text1"/>
-                <w:sz w:val="18"/>
-                <w:szCs w:val="18"/>
-              </w:rPr>
-              <w:t>}</w:t>
+              <w:t>{project_code}</w:t>
             </w:r>
           </w:p>
         </w:tc>
@@ -10412,27 +9078,7 @@
                 <w:sz w:val="18"/>
                 <w:szCs w:val="18"/>
               </w:rPr>
-              <w:t>{note}{/</w:t>
-            </w:r>
-            <w:proofErr w:type="spellStart"/>
-            <w:r>
-              <w:rPr>
-                <w:rFonts w:ascii="Times New Roman" w:eastAsia="宋体" w:hAnsi="Times New Roman" w:cs="Times New Roman"/>
-                <w:color w:val="000000"/>
-                <w:sz w:val="18"/>
-                <w:szCs w:val="18"/>
-              </w:rPr>
-              <w:t>physchemItems</w:t>
-            </w:r>
-            <w:proofErr w:type="spellEnd"/>
-            <w:r>
-              <w:rPr>
-                <w:rFonts w:ascii="Times New Roman" w:eastAsia="宋体" w:hAnsi="Times New Roman" w:cs="Times New Roman"/>
-                <w:color w:val="000000"/>
-                <w:sz w:val="18"/>
-                <w:szCs w:val="18"/>
-              </w:rPr>
-              <w:t>}</w:t>
+              <w:t>{note}{/physchemItems}</w:t>
             </w:r>
           </w:p>
         </w:tc>
@@ -10943,7 +9589,7 @@
       </w:tr>
       <w:tr>
         <w:trPr>
-          <w:trHeight w:val="390"/>
+          <w:trHeight w:val="407"/>
         </w:trPr>
         <w:tc>
           <w:tcPr>
@@ -10996,265 +9642,6 @@
         </w:tc>
         <w:tc>
           <w:tcPr>
-            <w:tcW w:w="732" w:type="dxa"/>
-            <w:tcBorders>
-              <w:tl2br w:val="nil"/>
-              <w:tr2bl w:val="nil"/>
-            </w:tcBorders>
-            <w:shd w:val="clear" w:color="auto" w:fill="FFFFFF"/>
-            <w:vAlign w:val="center"/>
-          </w:tcPr>
-          <w:p>
-            <w:pPr>
-              <w:widowControl/>
-              <w:jc w:val="center"/>
-              <w:textAlignment w:val="center"/>
-              <w:rPr>
-                <w:rFonts w:ascii="Times New Roman" w:eastAsia="宋体" w:hAnsi="Times New Roman" w:cs="Times New Roman"/>
-                <w:color w:val="000000"/>
-                <w:kern w:val="0"/>
-                <w:sz w:val="18"/>
-                <w:szCs w:val="18"/>
-                <w:lang w:bidi="ar"/>
-              </w:rPr>
-            </w:pPr>
-          </w:p>
-        </w:tc>
-        <w:tc>
-          <w:tcPr>
-            <w:tcW w:w="1422" w:type="dxa"/>
-            <w:tcBorders>
-              <w:tl2br w:val="nil"/>
-              <w:tr2bl w:val="nil"/>
-            </w:tcBorders>
-            <w:shd w:val="clear" w:color="auto" w:fill="FFFFFF"/>
-            <w:vAlign w:val="center"/>
-          </w:tcPr>
-          <w:p>
-            <w:pPr>
-              <w:widowControl/>
-              <w:jc w:val="center"/>
-              <w:textAlignment w:val="center"/>
-              <w:rPr>
-                <w:rFonts w:ascii="Times New Roman" w:eastAsia="宋体" w:hAnsi="Times New Roman" w:cs="Times New Roman"/>
-                <w:color w:val="000000"/>
-                <w:kern w:val="0"/>
-                <w:sz w:val="18"/>
-                <w:szCs w:val="18"/>
-                <w:lang w:bidi="ar"/>
-              </w:rPr>
-            </w:pPr>
-          </w:p>
-        </w:tc>
-        <w:tc>
-          <w:tcPr>
-            <w:tcW w:w="1000" w:type="dxa"/>
-            <w:tcBorders>
-              <w:tl2br w:val="nil"/>
-              <w:tr2bl w:val="nil"/>
-            </w:tcBorders>
-            <w:shd w:val="clear" w:color="auto" w:fill="FFFFFF"/>
-            <w:vAlign w:val="center"/>
-          </w:tcPr>
-          <w:p>
-            <w:pPr>
-              <w:widowControl/>
-              <w:jc w:val="center"/>
-              <w:textAlignment w:val="center"/>
-              <w:rPr>
-                <w:rFonts w:ascii="Times New Roman" w:eastAsia="宋体" w:hAnsi="Times New Roman" w:cs="Times New Roman"/>
-                <w:color w:val="000000"/>
-                <w:kern w:val="0"/>
-                <w:sz w:val="18"/>
-                <w:szCs w:val="18"/>
-                <w:lang w:bidi="ar"/>
-              </w:rPr>
-            </w:pPr>
-          </w:p>
-        </w:tc>
-        <w:tc>
-          <w:tcPr>
-            <w:tcW w:w="1413" w:type="dxa"/>
-            <w:tcBorders>
-              <w:tl2br w:val="nil"/>
-              <w:tr2bl w:val="nil"/>
-            </w:tcBorders>
-            <w:shd w:val="clear" w:color="auto" w:fill="FFFFFF"/>
-            <w:vAlign w:val="center"/>
-          </w:tcPr>
-          <w:p>
-            <w:pPr>
-              <w:widowControl/>
-              <w:jc w:val="left"/>
-              <w:textAlignment w:val="center"/>
-              <w:rPr>
-                <w:rFonts w:ascii="Times New Roman" w:eastAsia="宋体" w:hAnsi="Times New Roman" w:cs="Times New Roman"/>
-                <w:color w:val="000000"/>
-                <w:kern w:val="0"/>
-                <w:sz w:val="18"/>
-                <w:szCs w:val="18"/>
-                <w:lang w:bidi="ar"/>
-              </w:rPr>
-            </w:pPr>
-          </w:p>
-        </w:tc>
-        <w:tc>
-          <w:tcPr>
-            <w:tcW w:w="1175" w:type="dxa"/>
-            <w:gridSpan w:val="2"/>
-            <w:tcBorders>
-              <w:tl2br w:val="nil"/>
-              <w:tr2bl w:val="nil"/>
-            </w:tcBorders>
-            <w:shd w:val="clear" w:color="auto" w:fill="FFFFFF"/>
-            <w:vAlign w:val="center"/>
-          </w:tcPr>
-          <w:p>
-            <w:pPr>
-              <w:widowControl/>
-              <w:textAlignment w:val="center"/>
-              <w:rPr>
-                <w:rFonts w:ascii="Times New Roman" w:eastAsia="宋体" w:hAnsi="Times New Roman" w:cs="Times New Roman"/>
-                <w:color w:val="000000"/>
-                <w:kern w:val="0"/>
-                <w:sz w:val="18"/>
-                <w:szCs w:val="18"/>
-                <w:lang w:bidi="ar"/>
-              </w:rPr>
-            </w:pPr>
-          </w:p>
-        </w:tc>
-        <w:tc>
-          <w:tcPr>
-            <w:tcW w:w="1345" w:type="dxa"/>
-            <w:gridSpan w:val="2"/>
-            <w:tcBorders>
-              <w:tl2br w:val="nil"/>
-              <w:tr2bl w:val="nil"/>
-            </w:tcBorders>
-            <w:shd w:val="clear" w:color="auto" w:fill="FFFFFF"/>
-            <w:vAlign w:val="center"/>
-          </w:tcPr>
-          <w:p>
-            <w:pPr>
-              <w:widowControl/>
-              <w:jc w:val="center"/>
-              <w:textAlignment w:val="center"/>
-              <w:rPr>
-                <w:rFonts w:ascii="Times New Roman" w:eastAsia="宋体" w:hAnsi="Times New Roman" w:cs="Times New Roman"/>
-                <w:color w:val="000000"/>
-                <w:kern w:val="0"/>
-                <w:sz w:val="18"/>
-                <w:szCs w:val="18"/>
-                <w:lang w:bidi="ar"/>
-              </w:rPr>
-            </w:pPr>
-          </w:p>
-        </w:tc>
-        <w:tc>
-          <w:tcPr>
-            <w:tcW w:w="638" w:type="dxa"/>
-            <w:tcBorders>
-              <w:tl2br w:val="nil"/>
-              <w:tr2bl w:val="nil"/>
-            </w:tcBorders>
-            <w:shd w:val="clear" w:color="auto" w:fill="FFFFFF"/>
-            <w:vAlign w:val="center"/>
-          </w:tcPr>
-          <w:p>
-            <w:pPr>
-              <w:widowControl/>
-              <w:jc w:val="center"/>
-              <w:textAlignment w:val="center"/>
-              <w:rPr>
-                <w:rFonts w:ascii="Times New Roman" w:eastAsia="宋体" w:hAnsi="Times New Roman" w:cs="Times New Roman"/>
-                <w:color w:val="000000"/>
-                <w:kern w:val="0"/>
-                <w:sz w:val="18"/>
-                <w:szCs w:val="18"/>
-                <w:lang w:bidi="ar"/>
-              </w:rPr>
-            </w:pPr>
-          </w:p>
-        </w:tc>
-        <w:tc>
-          <w:tcPr>
-            <w:tcW w:w="1763" w:type="dxa"/>
-            <w:tcBorders>
-              <w:tl2br w:val="nil"/>
-              <w:tr2bl w:val="nil"/>
-            </w:tcBorders>
-            <w:shd w:val="clear" w:color="auto" w:fill="auto"/>
-            <w:vAlign w:val="center"/>
-          </w:tcPr>
-          <w:p>
-            <w:pPr>
-              <w:jc w:val="center"/>
-              <w:rPr>
-                <w:rFonts w:ascii="Times New Roman" w:eastAsia="宋体" w:hAnsi="Times New Roman" w:cs="Times New Roman"/>
-                <w:color w:val="000000"/>
-                <w:sz w:val="18"/>
-                <w:szCs w:val="18"/>
-              </w:rPr>
-            </w:pPr>
-          </w:p>
-        </w:tc>
-      </w:tr>
-      <w:tr>
-        <w:trPr>
-          <w:trHeight w:val="407"/>
-        </w:trPr>
-        <w:tc>
-          <w:tcPr>
-            <w:tcW w:w="951" w:type="dxa"/>
-            <w:vMerge/>
-            <w:tcBorders>
-              <w:tl2br w:val="nil"/>
-              <w:tr2bl w:val="nil"/>
-            </w:tcBorders>
-            <w:shd w:val="clear" w:color="auto" w:fill="auto"/>
-            <w:vAlign w:val="center"/>
-          </w:tcPr>
-          <w:p>
-            <w:pPr>
-              <w:jc w:val="center"/>
-              <w:rPr>
-                <w:rFonts w:ascii="Times New Roman" w:eastAsia="宋体" w:hAnsi="Times New Roman" w:cs="Times New Roman"/>
-                <w:b/>
-                <w:bCs/>
-                <w:color w:val="000000"/>
-                <w:sz w:val="18"/>
-                <w:szCs w:val="18"/>
-              </w:rPr>
-            </w:pPr>
-          </w:p>
-        </w:tc>
-        <w:tc>
-          <w:tcPr>
-            <w:tcW w:w="600" w:type="dxa"/>
-            <w:vMerge/>
-            <w:tcBorders>
-              <w:tl2br w:val="nil"/>
-              <w:tr2bl w:val="nil"/>
-            </w:tcBorders>
-            <w:shd w:val="clear" w:color="auto" w:fill="auto"/>
-            <w:noWrap/>
-            <w:vAlign w:val="center"/>
-          </w:tcPr>
-          <w:p>
-            <w:pPr>
-              <w:jc w:val="center"/>
-              <w:rPr>
-                <w:rFonts w:ascii="Times New Roman" w:eastAsia="宋体" w:hAnsi="Times New Roman" w:cs="Times New Roman"/>
-                <w:color w:val="000000"/>
-                <w:sz w:val="18"/>
-                <w:szCs w:val="18"/>
-              </w:rPr>
-            </w:pPr>
-          </w:p>
-        </w:tc>
-        <w:tc>
-          <w:tcPr>
             <w:tcW w:w="9488" w:type="dxa"/>
             <w:gridSpan w:val="10"/>
             <w:tcBorders>
@@ -11308,31 +9695,7 @@
                 <w:szCs w:val="18"/>
                 <w:lang w:bidi="ar"/>
               </w:rPr>
-              <w:t>{</w:t>
-            </w:r>
-            <w:proofErr w:type="spellStart"/>
-            <w:r>
-              <w:rPr>
-                <w:rFonts w:ascii="Times New Roman" w:eastAsia="宋体" w:hAnsi="Times New Roman" w:cs="Times New Roman"/>
-                <w:color w:val="000000"/>
-                <w:kern w:val="0"/>
-                <w:sz w:val="18"/>
-                <w:szCs w:val="18"/>
-                <w:lang w:bidi="ar"/>
-              </w:rPr>
-              <w:t>other_requirements</w:t>
-            </w:r>
-            <w:proofErr w:type="spellEnd"/>
-            <w:r>
-              <w:rPr>
-                <w:rFonts w:ascii="Times New Roman" w:eastAsia="宋体" w:hAnsi="Times New Roman" w:cs="Times New Roman"/>
-                <w:color w:val="000000"/>
-                <w:kern w:val="0"/>
-                <w:sz w:val="18"/>
-                <w:szCs w:val="18"/>
-                <w:lang w:bidi="ar"/>
-              </w:rPr>
-              <w:t>}</w:t>
+              <w:t>{other_requirements}</w:t>
             </w:r>
           </w:p>
         </w:tc>
@@ -12762,40 +11125,18 @@
                 <w:sz w:val="18"/>
                 <w:szCs w:val="18"/>
               </w:rPr>
-              <w:t>{#</w:t>
-            </w:r>
-            <w:proofErr w:type="gramStart"/>
-            <w:r>
-              <w:rPr>
-                <w:rFonts w:ascii="Times New Roman" w:eastAsia="宋体" w:hAnsi="Times New Roman" w:cs="Times New Roman"/>
-                <w:color w:val="000000" w:themeColor="text1"/>
-                <w:sz w:val="18"/>
-                <w:szCs w:val="18"/>
-              </w:rPr>
-              <w:t>chemistryItems}</w:t>
-            </w:r>
-            <w:r>
-              <w:rPr>
-                <w:rFonts w:ascii="Times New Roman" w:eastAsia="宋体" w:hAnsi="Times New Roman" w:cs="Times New Roman"/>
-                <w:color w:val="000000"/>
-                <w:kern w:val="0"/>
-                <w:sz w:val="18"/>
-                <w:szCs w:val="18"/>
-                <w:lang w:bidi="ar"/>
-              </w:rPr>
-              <w:t>{</w:t>
-            </w:r>
-            <w:proofErr w:type="gramEnd"/>
-            <w:r>
-              <w:rPr>
-                <w:rFonts w:ascii="Times New Roman" w:eastAsia="宋体" w:hAnsi="Times New Roman" w:cs="Times New Roman"/>
-                <w:color w:val="000000"/>
-                <w:kern w:val="0"/>
-                <w:sz w:val="18"/>
-                <w:szCs w:val="18"/>
-                <w:lang w:bidi="ar"/>
-              </w:rPr>
-              <w:t>sample_name}</w:t>
+              <w:t>{#chemistryItems}</w:t>
+            </w:r>
+            <w:r>
+              <w:rPr>
+                <w:rFonts w:ascii="Times New Roman" w:eastAsia="宋体" w:hAnsi="Times New Roman" w:cs="Times New Roman"/>
+                <w:color w:val="000000"/>
+                <w:kern w:val="0"/>
+                <w:sz w:val="18"/>
+                <w:szCs w:val="18"/>
+                <w:lang w:bidi="ar"/>
+              </w:rPr>
+              <w:t>{sample_name}</w:t>
             </w:r>
           </w:p>
         </w:tc>
@@ -12830,7 +11171,6 @@
               </w:rPr>
               <w:t>{</w:t>
             </w:r>
-            <w:proofErr w:type="spellStart"/>
             <w:r>
               <w:rPr>
                 <w:rFonts w:ascii="Times New Roman" w:eastAsia="宋体" w:hAnsi="Times New Roman" w:cs="Times New Roman"/>
@@ -12838,70 +11178,40 @@
                 <w:sz w:val="18"/>
                 <w:szCs w:val="18"/>
               </w:rPr>
-              <w:t>original_no</w:t>
-            </w:r>
-            <w:proofErr w:type="spellEnd"/>
-            <w:r>
+              <w:t>original_no}</w:t>
+            </w:r>
+          </w:p>
+        </w:tc>
+        <w:tc>
+          <w:tcPr>
+            <w:tcW w:w="1413" w:type="dxa"/>
+            <w:tcBorders>
+              <w:tl2br w:val="nil"/>
+              <w:tr2bl w:val="nil"/>
+            </w:tcBorders>
+            <w:shd w:val="clear" w:color="auto" w:fill="FFFFFF"/>
+            <w:vAlign w:val="center"/>
+          </w:tcPr>
+          <w:p>
+            <w:pPr>
+              <w:widowControl/>
+              <w:jc w:val="left"/>
+              <w:textAlignment w:val="center"/>
               <w:rPr>
                 <w:rFonts w:ascii="Times New Roman" w:eastAsia="宋体" w:hAnsi="Times New Roman" w:cs="Times New Roman"/>
                 <w:color w:val="000000" w:themeColor="text1"/>
                 <w:sz w:val="18"/>
                 <w:szCs w:val="18"/>
               </w:rPr>
-              <w:t>}</w:t>
-            </w:r>
-          </w:p>
-        </w:tc>
-        <w:tc>
-          <w:tcPr>
-            <w:tcW w:w="1413" w:type="dxa"/>
-            <w:tcBorders>
-              <w:tl2br w:val="nil"/>
-              <w:tr2bl w:val="nil"/>
-            </w:tcBorders>
-            <w:shd w:val="clear" w:color="auto" w:fill="FFFFFF"/>
-            <w:vAlign w:val="center"/>
-          </w:tcPr>
-          <w:p>
-            <w:pPr>
-              <w:widowControl/>
-              <w:jc w:val="left"/>
-              <w:textAlignment w:val="center"/>
+            </w:pPr>
+            <w:r>
               <w:rPr>
                 <w:rFonts w:ascii="Times New Roman" w:eastAsia="宋体" w:hAnsi="Times New Roman" w:cs="Times New Roman"/>
                 <w:color w:val="000000" w:themeColor="text1"/>
                 <w:sz w:val="18"/>
                 <w:szCs w:val="18"/>
               </w:rPr>
-            </w:pPr>
-            <w:r>
-              <w:rPr>
-                <w:rFonts w:ascii="Times New Roman" w:eastAsia="宋体" w:hAnsi="Times New Roman" w:cs="Times New Roman"/>
-                <w:color w:val="000000" w:themeColor="text1"/>
-                <w:sz w:val="18"/>
-                <w:szCs w:val="18"/>
-              </w:rPr>
-              <w:t>{</w:t>
-            </w:r>
-            <w:proofErr w:type="spellStart"/>
-            <w:r>
-              <w:rPr>
-                <w:rFonts w:ascii="Times New Roman" w:eastAsia="宋体" w:hAnsi="Times New Roman" w:cs="Times New Roman"/>
-                <w:color w:val="000000" w:themeColor="text1"/>
-                <w:sz w:val="18"/>
-                <w:szCs w:val="18"/>
-              </w:rPr>
-              <w:t>test_item</w:t>
-            </w:r>
-            <w:proofErr w:type="spellEnd"/>
-            <w:r>
-              <w:rPr>
-                <w:rFonts w:ascii="Times New Roman" w:eastAsia="宋体" w:hAnsi="Times New Roman" w:cs="Times New Roman"/>
-                <w:color w:val="000000" w:themeColor="text1"/>
-                <w:sz w:val="18"/>
-                <w:szCs w:val="18"/>
-              </w:rPr>
-              <w:t>}</w:t>
+              <w:t>{test_item}</w:t>
             </w:r>
           </w:p>
         </w:tc>
@@ -12934,27 +11244,7 @@
                 <w:sz w:val="18"/>
                 <w:szCs w:val="18"/>
               </w:rPr>
-              <w:t>{</w:t>
-            </w:r>
-            <w:proofErr w:type="spellStart"/>
-            <w:r>
-              <w:rPr>
-                <w:rFonts w:ascii="Times New Roman" w:eastAsia="宋体" w:hAnsi="Times New Roman" w:cs="Times New Roman"/>
-                <w:color w:val="000000" w:themeColor="text1"/>
-                <w:sz w:val="18"/>
-                <w:szCs w:val="18"/>
-              </w:rPr>
-              <w:t>project_code</w:t>
-            </w:r>
-            <w:proofErr w:type="spellEnd"/>
-            <w:r>
-              <w:rPr>
-                <w:rFonts w:ascii="Times New Roman" w:eastAsia="宋体" w:hAnsi="Times New Roman" w:cs="Times New Roman"/>
-                <w:color w:val="000000" w:themeColor="text1"/>
-                <w:sz w:val="18"/>
-                <w:szCs w:val="18"/>
-              </w:rPr>
-              <w:t>}</w:t>
+              <w:t>{project_code}</w:t>
             </w:r>
           </w:p>
         </w:tc>
@@ -13061,27 +11351,7 @@
                 <w:sz w:val="18"/>
                 <w:szCs w:val="18"/>
               </w:rPr>
-              <w:t>{/</w:t>
-            </w:r>
-            <w:proofErr w:type="spellStart"/>
-            <w:r>
-              <w:rPr>
-                <w:rFonts w:ascii="Times New Roman" w:eastAsia="宋体" w:hAnsi="Times New Roman" w:cs="Times New Roman"/>
-                <w:color w:val="000000"/>
-                <w:sz w:val="18"/>
-                <w:szCs w:val="18"/>
-              </w:rPr>
-              <w:t>chemistryItems</w:t>
-            </w:r>
-            <w:proofErr w:type="spellEnd"/>
-            <w:r>
-              <w:rPr>
-                <w:rFonts w:ascii="Times New Roman" w:eastAsia="宋体" w:hAnsi="Times New Roman" w:cs="Times New Roman"/>
-                <w:color w:val="000000"/>
-                <w:sz w:val="18"/>
-                <w:szCs w:val="18"/>
-              </w:rPr>
-              <w:t>}</w:t>
+              <w:t>{/chemistryItems}</w:t>
             </w:r>
           </w:p>
         </w:tc>
@@ -13592,7 +11862,7 @@
       </w:tr>
       <w:tr>
         <w:trPr>
-          <w:trHeight w:val="390"/>
+          <w:trHeight w:val="407"/>
         </w:trPr>
         <w:tc>
           <w:tcPr>
@@ -13645,265 +11915,6 @@
         </w:tc>
         <w:tc>
           <w:tcPr>
-            <w:tcW w:w="1129" w:type="dxa"/>
-            <w:tcBorders>
-              <w:tl2br w:val="nil"/>
-              <w:tr2bl w:val="nil"/>
-            </w:tcBorders>
-            <w:shd w:val="clear" w:color="auto" w:fill="FFFFFF"/>
-            <w:vAlign w:val="center"/>
-          </w:tcPr>
-          <w:p>
-            <w:pPr>
-              <w:widowControl/>
-              <w:jc w:val="center"/>
-              <w:textAlignment w:val="center"/>
-              <w:rPr>
-                <w:rFonts w:ascii="Times New Roman" w:eastAsia="宋体" w:hAnsi="Times New Roman" w:cs="Times New Roman"/>
-                <w:color w:val="000000"/>
-                <w:kern w:val="0"/>
-                <w:sz w:val="18"/>
-                <w:szCs w:val="18"/>
-                <w:lang w:bidi="ar"/>
-              </w:rPr>
-            </w:pPr>
-          </w:p>
-        </w:tc>
-        <w:tc>
-          <w:tcPr>
-            <w:tcW w:w="1025" w:type="dxa"/>
-            <w:tcBorders>
-              <w:tl2br w:val="nil"/>
-              <w:tr2bl w:val="nil"/>
-            </w:tcBorders>
-            <w:shd w:val="clear" w:color="auto" w:fill="FFFFFF"/>
-            <w:vAlign w:val="center"/>
-          </w:tcPr>
-          <w:p>
-            <w:pPr>
-              <w:widowControl/>
-              <w:jc w:val="center"/>
-              <w:textAlignment w:val="center"/>
-              <w:rPr>
-                <w:rFonts w:ascii="Times New Roman" w:eastAsia="宋体" w:hAnsi="Times New Roman" w:cs="Times New Roman"/>
-                <w:color w:val="000000"/>
-                <w:kern w:val="0"/>
-                <w:sz w:val="18"/>
-                <w:szCs w:val="18"/>
-                <w:lang w:bidi="ar"/>
-              </w:rPr>
-            </w:pPr>
-          </w:p>
-        </w:tc>
-        <w:tc>
-          <w:tcPr>
-            <w:tcW w:w="1000" w:type="dxa"/>
-            <w:tcBorders>
-              <w:tl2br w:val="nil"/>
-              <w:tr2bl w:val="nil"/>
-            </w:tcBorders>
-            <w:shd w:val="clear" w:color="auto" w:fill="FFFFFF"/>
-            <w:vAlign w:val="center"/>
-          </w:tcPr>
-          <w:p>
-            <w:pPr>
-              <w:widowControl/>
-              <w:jc w:val="center"/>
-              <w:textAlignment w:val="center"/>
-              <w:rPr>
-                <w:rFonts w:ascii="Times New Roman" w:eastAsia="宋体" w:hAnsi="Times New Roman" w:cs="Times New Roman"/>
-                <w:color w:val="000000"/>
-                <w:kern w:val="0"/>
-                <w:sz w:val="18"/>
-                <w:szCs w:val="18"/>
-                <w:lang w:bidi="ar"/>
-              </w:rPr>
-            </w:pPr>
-          </w:p>
-        </w:tc>
-        <w:tc>
-          <w:tcPr>
-            <w:tcW w:w="1413" w:type="dxa"/>
-            <w:tcBorders>
-              <w:tl2br w:val="nil"/>
-              <w:tr2bl w:val="nil"/>
-            </w:tcBorders>
-            <w:shd w:val="clear" w:color="auto" w:fill="FFFFFF"/>
-            <w:vAlign w:val="center"/>
-          </w:tcPr>
-          <w:p>
-            <w:pPr>
-              <w:widowControl/>
-              <w:jc w:val="left"/>
-              <w:textAlignment w:val="center"/>
-              <w:rPr>
-                <w:rFonts w:ascii="Times New Roman" w:eastAsia="宋体" w:hAnsi="Times New Roman" w:cs="Times New Roman"/>
-                <w:color w:val="000000"/>
-                <w:kern w:val="0"/>
-                <w:sz w:val="18"/>
-                <w:szCs w:val="18"/>
-                <w:lang w:bidi="ar"/>
-              </w:rPr>
-            </w:pPr>
-          </w:p>
-        </w:tc>
-        <w:tc>
-          <w:tcPr>
-            <w:tcW w:w="1175" w:type="dxa"/>
-            <w:gridSpan w:val="2"/>
-            <w:tcBorders>
-              <w:tl2br w:val="nil"/>
-              <w:tr2bl w:val="nil"/>
-            </w:tcBorders>
-            <w:shd w:val="clear" w:color="auto" w:fill="FFFFFF"/>
-            <w:vAlign w:val="center"/>
-          </w:tcPr>
-          <w:p>
-            <w:pPr>
-              <w:widowControl/>
-              <w:textAlignment w:val="center"/>
-              <w:rPr>
-                <w:rFonts w:ascii="Times New Roman" w:eastAsia="宋体" w:hAnsi="Times New Roman" w:cs="Times New Roman"/>
-                <w:color w:val="000000"/>
-                <w:kern w:val="0"/>
-                <w:sz w:val="18"/>
-                <w:szCs w:val="18"/>
-                <w:lang w:bidi="ar"/>
-              </w:rPr>
-            </w:pPr>
-          </w:p>
-        </w:tc>
-        <w:tc>
-          <w:tcPr>
-            <w:tcW w:w="1345" w:type="dxa"/>
-            <w:gridSpan w:val="2"/>
-            <w:tcBorders>
-              <w:tl2br w:val="nil"/>
-              <w:tr2bl w:val="nil"/>
-            </w:tcBorders>
-            <w:shd w:val="clear" w:color="auto" w:fill="FFFFFF"/>
-            <w:vAlign w:val="center"/>
-          </w:tcPr>
-          <w:p>
-            <w:pPr>
-              <w:widowControl/>
-              <w:jc w:val="center"/>
-              <w:textAlignment w:val="center"/>
-              <w:rPr>
-                <w:rFonts w:ascii="Times New Roman" w:eastAsia="宋体" w:hAnsi="Times New Roman" w:cs="Times New Roman"/>
-                <w:color w:val="000000"/>
-                <w:kern w:val="0"/>
-                <w:sz w:val="18"/>
-                <w:szCs w:val="18"/>
-                <w:lang w:bidi="ar"/>
-              </w:rPr>
-            </w:pPr>
-          </w:p>
-        </w:tc>
-        <w:tc>
-          <w:tcPr>
-            <w:tcW w:w="638" w:type="dxa"/>
-            <w:tcBorders>
-              <w:tl2br w:val="nil"/>
-              <w:tr2bl w:val="nil"/>
-            </w:tcBorders>
-            <w:shd w:val="clear" w:color="auto" w:fill="FFFFFF"/>
-            <w:vAlign w:val="center"/>
-          </w:tcPr>
-          <w:p>
-            <w:pPr>
-              <w:widowControl/>
-              <w:jc w:val="center"/>
-              <w:textAlignment w:val="center"/>
-              <w:rPr>
-                <w:rFonts w:ascii="Times New Roman" w:eastAsia="宋体" w:hAnsi="Times New Roman" w:cs="Times New Roman"/>
-                <w:color w:val="000000"/>
-                <w:kern w:val="0"/>
-                <w:sz w:val="18"/>
-                <w:szCs w:val="18"/>
-                <w:lang w:bidi="ar"/>
-              </w:rPr>
-            </w:pPr>
-          </w:p>
-        </w:tc>
-        <w:tc>
-          <w:tcPr>
-            <w:tcW w:w="1763" w:type="dxa"/>
-            <w:tcBorders>
-              <w:tl2br w:val="nil"/>
-              <w:tr2bl w:val="nil"/>
-            </w:tcBorders>
-            <w:shd w:val="clear" w:color="auto" w:fill="auto"/>
-            <w:vAlign w:val="center"/>
-          </w:tcPr>
-          <w:p>
-            <w:pPr>
-              <w:jc w:val="center"/>
-              <w:rPr>
-                <w:rFonts w:ascii="Times New Roman" w:eastAsia="宋体" w:hAnsi="Times New Roman" w:cs="Times New Roman"/>
-                <w:color w:val="000000"/>
-                <w:sz w:val="18"/>
-                <w:szCs w:val="18"/>
-              </w:rPr>
-            </w:pPr>
-          </w:p>
-        </w:tc>
-      </w:tr>
-      <w:tr>
-        <w:trPr>
-          <w:trHeight w:val="407"/>
-        </w:trPr>
-        <w:tc>
-          <w:tcPr>
-            <w:tcW w:w="951" w:type="dxa"/>
-            <w:vMerge/>
-            <w:tcBorders>
-              <w:tl2br w:val="nil"/>
-              <w:tr2bl w:val="nil"/>
-            </w:tcBorders>
-            <w:shd w:val="clear" w:color="auto" w:fill="auto"/>
-            <w:vAlign w:val="center"/>
-          </w:tcPr>
-          <w:p>
-            <w:pPr>
-              <w:jc w:val="center"/>
-              <w:rPr>
-                <w:rFonts w:ascii="Times New Roman" w:eastAsia="宋体" w:hAnsi="Times New Roman" w:cs="Times New Roman"/>
-                <w:b/>
-                <w:bCs/>
-                <w:color w:val="000000"/>
-                <w:sz w:val="18"/>
-                <w:szCs w:val="18"/>
-              </w:rPr>
-            </w:pPr>
-          </w:p>
-        </w:tc>
-        <w:tc>
-          <w:tcPr>
-            <w:tcW w:w="600" w:type="dxa"/>
-            <w:vMerge/>
-            <w:tcBorders>
-              <w:tl2br w:val="nil"/>
-              <w:tr2bl w:val="nil"/>
-            </w:tcBorders>
-            <w:shd w:val="clear" w:color="auto" w:fill="auto"/>
-            <w:noWrap/>
-            <w:vAlign w:val="center"/>
-          </w:tcPr>
-          <w:p>
-            <w:pPr>
-              <w:jc w:val="center"/>
-              <w:rPr>
-                <w:rFonts w:ascii="Times New Roman" w:eastAsia="宋体" w:hAnsi="Times New Roman" w:cs="Times New Roman"/>
-                <w:color w:val="000000"/>
-                <w:sz w:val="18"/>
-                <w:szCs w:val="18"/>
-              </w:rPr>
-            </w:pPr>
-          </w:p>
-        </w:tc>
-        <w:tc>
-          <w:tcPr>
             <w:tcW w:w="9488" w:type="dxa"/>
             <w:gridSpan w:val="10"/>
             <w:tcBorders>
@@ -13957,31 +11968,7 @@
                 <w:szCs w:val="18"/>
                 <w:lang w:bidi="ar"/>
               </w:rPr>
-              <w:t>{</w:t>
-            </w:r>
-            <w:proofErr w:type="spellStart"/>
-            <w:r>
-              <w:rPr>
-                <w:rFonts w:ascii="Times New Roman" w:eastAsia="宋体" w:hAnsi="Times New Roman" w:cs="Times New Roman"/>
-                <w:color w:val="000000"/>
-                <w:kern w:val="0"/>
-                <w:sz w:val="18"/>
-                <w:szCs w:val="18"/>
-                <w:lang w:bidi="ar"/>
-              </w:rPr>
-              <w:t>other_requirements</w:t>
-            </w:r>
-            <w:proofErr w:type="spellEnd"/>
-            <w:r>
-              <w:rPr>
-                <w:rFonts w:ascii="Times New Roman" w:eastAsia="宋体" w:hAnsi="Times New Roman" w:cs="Times New Roman"/>
-                <w:color w:val="000000"/>
-                <w:kern w:val="0"/>
-                <w:sz w:val="18"/>
-                <w:szCs w:val="18"/>
-                <w:lang w:bidi="ar"/>
-              </w:rPr>
-              <w:t>}</w:t>
+              <w:t>{other_requirements}</w:t>
             </w:r>
           </w:p>
         </w:tc>
@@ -15259,37 +13246,7 @@
               <w:szCs w:val="18"/>
               <w:u w:val="single"/>
             </w:rPr>
-            <w:t>{</w:t>
-          </w:r>
-          <w:proofErr w:type="spellStart"/>
-          <w:r>
-            <w:rPr>
-              <w:rFonts w:ascii="黑体" w:eastAsia="黑体" w:hAnsi="黑体"/>
-              <w:sz w:val="18"/>
-              <w:szCs w:val="18"/>
-              <w:u w:val="single"/>
-            </w:rPr>
-            <w:t>order_</w:t>
-          </w:r>
-          <w:proofErr w:type="gramStart"/>
-          <w:r>
-            <w:rPr>
-              <w:rFonts w:ascii="黑体" w:eastAsia="黑体" w:hAnsi="黑体"/>
-              <w:sz w:val="18"/>
-              <w:szCs w:val="18"/>
-              <w:u w:val="single"/>
-            </w:rPr>
-            <w:t>num</w:t>
-          </w:r>
-          <w:proofErr w:type="spellEnd"/>
-          <w:r>
-            <w:rPr>
-              <w:rFonts w:ascii="黑体" w:eastAsia="黑体" w:hAnsi="黑体"/>
-              <w:sz w:val="18"/>
-              <w:szCs w:val="18"/>
-              <w:u w:val="single"/>
-            </w:rPr>
-            <w:t>}</w:t>
+            <w:t>{order_num}</w:t>
           </w:r>
           <w:r>
             <w:rPr>
@@ -15298,17 +13255,7 @@
               <w:szCs w:val="18"/>
               <w:u w:val="single"/>
             </w:rPr>
-            <w:t xml:space="preserve">   </w:t>
-          </w:r>
-          <w:proofErr w:type="gramEnd"/>
-          <w:r>
-            <w:rPr>
-              <w:rFonts w:ascii="黑体" w:eastAsia="黑体" w:hAnsi="黑体" w:hint="eastAsia"/>
-              <w:sz w:val="18"/>
-              <w:szCs w:val="18"/>
-              <w:u w:val="single"/>
-            </w:rPr>
-            <w:t xml:space="preserve">  </w:t>
+            <w:t xml:space="preserve">     </w:t>
           </w:r>
           <w:r>
             <w:rPr>
